--- a/Program/SSReqs/arch/All Classes for SS Requirements.docx
+++ b/Program/SSReqs/arch/All Classes for SS Requirements.docx
@@ -5,727 +5,1535 @@
     <w:p>
       <w:pPr>
         <w:spacing w:line="360" w:lineRule="auto"/>
-        <w:rPr>
-          <w:rFonts w:ascii="Times New Roman" w:hAnsi="Times New Roman" w:cs="Times New Roman"/>
-        </w:rPr>
-      </w:pPr>
-      <w:proofErr w:type="spellStart"/>
+        <w:jc w:val="right"/>
+        <w:rPr>
+          <w:rFonts w:ascii="Times New Roman" w:hAnsi="Times New Roman" w:cs="Times New Roman"/>
+        </w:rPr>
+      </w:pPr>
       <w:r>
         <w:rPr>
           <w:rFonts w:ascii="Times New Roman" w:hAnsi="Times New Roman" w:cs="Times New Roman"/>
           <w:b/>
           <w:bCs/>
         </w:rPr>
-        <w:t>StaffAccount</w:t>
-      </w:r>
-      <w:proofErr w:type="spellEnd"/>
+        <w:t>Key Map</w:t>
+      </w:r>
+    </w:p>
+    <w:p>
+      <w:pPr>
+        <w:spacing w:line="360" w:lineRule="auto"/>
+        <w:jc w:val="right"/>
+        <w:rPr>
+          <w:rFonts w:ascii="Times New Roman" w:hAnsi="Times New Roman" w:cs="Times New Roman"/>
+        </w:rPr>
+      </w:pPr>
+      <w:r>
+        <w:rPr>
+          <w:rFonts w:ascii="Times New Roman" w:hAnsi="Times New Roman" w:cs="Times New Roman"/>
+        </w:rPr>
+        <w:t>str = String type value</w:t>
+      </w:r>
+    </w:p>
+    <w:p>
+      <w:pPr>
+        <w:spacing w:line="360" w:lineRule="auto"/>
+        <w:jc w:val="right"/>
+        <w:rPr>
+          <w:rFonts w:ascii="Times New Roman" w:hAnsi="Times New Roman" w:cs="Times New Roman"/>
+        </w:rPr>
+      </w:pPr>
+      <w:proofErr w:type="spellStart"/>
+      <w:r>
+        <w:rPr>
+          <w:rFonts w:ascii="Times New Roman" w:hAnsi="Times New Roman" w:cs="Times New Roman"/>
+        </w:rPr>
+        <w:t>dbl</w:t>
+      </w:r>
+      <w:proofErr w:type="spellEnd"/>
+      <w:r>
+        <w:rPr>
+          <w:rFonts w:ascii="Times New Roman" w:hAnsi="Times New Roman" w:cs="Times New Roman"/>
+        </w:rPr>
+        <w:t xml:space="preserve"> = Double type value</w:t>
+      </w:r>
+    </w:p>
+    <w:p>
+      <w:pPr>
+        <w:spacing w:line="360" w:lineRule="auto"/>
+        <w:jc w:val="right"/>
+        <w:rPr>
+          <w:rFonts w:ascii="Times New Roman" w:hAnsi="Times New Roman" w:cs="Times New Roman"/>
+        </w:rPr>
+      </w:pPr>
+      <w:r>
+        <w:rPr>
+          <w:rFonts w:ascii="Times New Roman" w:hAnsi="Times New Roman" w:cs="Times New Roman"/>
+        </w:rPr>
+        <w:t>int = Integer type value</w:t>
+      </w:r>
+    </w:p>
+    <w:p>
+      <w:pPr>
+        <w:spacing w:line="360" w:lineRule="auto"/>
+        <w:jc w:val="right"/>
+        <w:rPr>
+          <w:rFonts w:ascii="Times New Roman" w:hAnsi="Times New Roman" w:cs="Times New Roman"/>
+        </w:rPr>
+      </w:pPr>
+      <w:proofErr w:type="spellStart"/>
+      <w:r>
+        <w:rPr>
+          <w:rFonts w:ascii="Times New Roman" w:hAnsi="Times New Roman" w:cs="Times New Roman"/>
+        </w:rPr>
+        <w:t>bol</w:t>
+      </w:r>
+      <w:proofErr w:type="spellEnd"/>
+      <w:r>
+        <w:rPr>
+          <w:rFonts w:ascii="Times New Roman" w:hAnsi="Times New Roman" w:cs="Times New Roman"/>
+        </w:rPr>
+        <w:t xml:space="preserve"> = </w:t>
+      </w:r>
+      <w:r>
+        <w:rPr>
+          <w:rFonts w:ascii="Times New Roman" w:hAnsi="Times New Roman" w:cs="Times New Roman"/>
+        </w:rPr>
+        <w:t>Boolean</w:t>
+      </w:r>
+      <w:r>
+        <w:rPr>
+          <w:rFonts w:ascii="Times New Roman" w:hAnsi="Times New Roman" w:cs="Times New Roman"/>
+        </w:rPr>
+        <w:t xml:space="preserve"> type value</w:t>
+      </w:r>
+    </w:p>
+    <w:p>
+      <w:pPr>
+        <w:spacing w:line="360" w:lineRule="auto"/>
+        <w:jc w:val="right"/>
+        <w:rPr>
+          <w:rFonts w:ascii="Times New Roman" w:hAnsi="Times New Roman" w:cs="Times New Roman"/>
+        </w:rPr>
+      </w:pPr>
+      <w:r>
+        <w:rPr>
+          <w:rFonts w:ascii="Times New Roman" w:hAnsi="Times New Roman" w:cs="Times New Roman"/>
+        </w:rPr>
+        <w:t>Instant</w:t>
+      </w:r>
+      <w:r>
+        <w:rPr>
+          <w:rFonts w:ascii="Times New Roman" w:hAnsi="Times New Roman" w:cs="Times New Roman"/>
+        </w:rPr>
+        <w:t xml:space="preserve"> = </w:t>
+      </w:r>
+      <w:proofErr w:type="spellStart"/>
+      <w:proofErr w:type="gramStart"/>
+      <w:r>
+        <w:rPr>
+          <w:rFonts w:ascii="Times New Roman" w:hAnsi="Times New Roman" w:cs="Times New Roman"/>
+        </w:rPr>
+        <w:t>java.time</w:t>
+      </w:r>
+      <w:proofErr w:type="gramEnd"/>
+      <w:r>
+        <w:rPr>
+          <w:rFonts w:ascii="Times New Roman" w:hAnsi="Times New Roman" w:cs="Times New Roman"/>
+        </w:rPr>
+        <w:t>.</w:t>
+      </w:r>
+      <w:r>
+        <w:rPr>
+          <w:rFonts w:ascii="Times New Roman" w:hAnsi="Times New Roman" w:cs="Times New Roman"/>
+        </w:rPr>
+        <w:t>Instant</w:t>
+      </w:r>
+      <w:proofErr w:type="spellEnd"/>
+    </w:p>
+    <w:p>
+      <w:pPr>
+        <w:spacing w:line="360" w:lineRule="auto"/>
+        <w:jc w:val="right"/>
+        <w:rPr>
+          <w:rFonts w:ascii="Times New Roman" w:hAnsi="Times New Roman" w:cs="Times New Roman"/>
+        </w:rPr>
+      </w:pPr>
+      <w:r>
+        <w:rPr>
+          <w:rFonts w:ascii="Times New Roman" w:hAnsi="Times New Roman" w:cs="Times New Roman"/>
+        </w:rPr>
+        <w:t xml:space="preserve">Duration = </w:t>
+      </w:r>
+      <w:proofErr w:type="spellStart"/>
+      <w:proofErr w:type="gramStart"/>
+      <w:r>
+        <w:rPr>
+          <w:rFonts w:ascii="Times New Roman" w:hAnsi="Times New Roman" w:cs="Times New Roman"/>
+        </w:rPr>
+        <w:t>java.time</w:t>
+      </w:r>
+      <w:proofErr w:type="gramEnd"/>
+      <w:r>
+        <w:rPr>
+          <w:rFonts w:ascii="Times New Roman" w:hAnsi="Times New Roman" w:cs="Times New Roman"/>
+        </w:rPr>
+        <w:t>.Duration</w:t>
+      </w:r>
+      <w:proofErr w:type="spellEnd"/>
+    </w:p>
+    <w:p>
+      <w:pPr>
+        <w:spacing w:line="360" w:lineRule="auto"/>
+        <w:jc w:val="right"/>
+        <w:rPr>
+          <w:rFonts w:ascii="Times New Roman" w:hAnsi="Times New Roman" w:cs="Times New Roman"/>
+        </w:rPr>
+      </w:pPr>
+      <w:proofErr w:type="spellStart"/>
+      <w:r>
+        <w:rPr>
+          <w:rFonts w:ascii="Times New Roman" w:hAnsi="Times New Roman" w:cs="Times New Roman"/>
+        </w:rPr>
+        <w:t>LocalDate</w:t>
+      </w:r>
+      <w:proofErr w:type="spellEnd"/>
+      <w:r>
+        <w:rPr>
+          <w:rFonts w:ascii="Times New Roman" w:hAnsi="Times New Roman" w:cs="Times New Roman"/>
+        </w:rPr>
+        <w:t xml:space="preserve"> = java.time.LocalDate</w:t>
+      </w:r>
+    </w:p>
+    <w:p>
+      <w:pPr>
+        <w:spacing w:line="360" w:lineRule="auto"/>
+        <w:rPr>
+          <w:rFonts w:ascii="Times New Roman" w:hAnsi="Times New Roman" w:cs="Times New Roman"/>
+        </w:rPr>
+      </w:pPr>
+      <w:proofErr w:type="spellStart"/>
       <w:r>
         <w:rPr>
           <w:rFonts w:ascii="Times New Roman" w:hAnsi="Times New Roman" w:cs="Times New Roman"/>
           <w:b/>
           <w:bCs/>
         </w:rPr>
-        <w:t xml:space="preserve"> class / Staff table</w:t>
-      </w:r>
-    </w:p>
-    <w:p>
-      <w:pPr>
-        <w:pStyle w:val="ListParagraph"/>
-        <w:numPr>
-          <w:ilvl w:val="0"/>
-          <w:numId w:val="1"/>
-        </w:numPr>
-        <w:spacing w:line="360" w:lineRule="auto"/>
-        <w:rPr>
-          <w:rFonts w:ascii="Times New Roman" w:hAnsi="Times New Roman" w:cs="Times New Roman"/>
-        </w:rPr>
-      </w:pPr>
-      <w:r>
-        <w:rPr>
-          <w:rFonts w:ascii="Times New Roman" w:hAnsi="Times New Roman" w:cs="Times New Roman"/>
-        </w:rPr>
-        <w:t>Required Attributes</w:t>
-      </w:r>
-    </w:p>
-    <w:p>
-      <w:pPr>
-        <w:pStyle w:val="ListParagraph"/>
-        <w:numPr>
-          <w:ilvl w:val="1"/>
-          <w:numId w:val="1"/>
-        </w:numPr>
-        <w:spacing w:line="360" w:lineRule="auto"/>
-        <w:rPr>
-          <w:rFonts w:ascii="Times New Roman" w:hAnsi="Times New Roman" w:cs="Times New Roman"/>
-        </w:rPr>
-      </w:pPr>
-      <w:proofErr w:type="spellStart"/>
-      <w:r>
-        <w:rPr>
-          <w:rFonts w:ascii="Times New Roman" w:hAnsi="Times New Roman" w:cs="Times New Roman"/>
-        </w:rPr>
-        <w:t>firstName</w:t>
-      </w:r>
-      <w:proofErr w:type="spellEnd"/>
-      <w:r>
-        <w:rPr>
-          <w:rFonts w:ascii="Times New Roman" w:hAnsi="Times New Roman" w:cs="Times New Roman"/>
-        </w:rPr>
-        <w:t xml:space="preserve"> (str), </w:t>
-      </w:r>
-      <w:proofErr w:type="spellStart"/>
-      <w:r>
-        <w:rPr>
-          <w:rFonts w:ascii="Times New Roman" w:hAnsi="Times New Roman" w:cs="Times New Roman"/>
-        </w:rPr>
-        <w:t>lastName</w:t>
-      </w:r>
-      <w:proofErr w:type="spellEnd"/>
-      <w:r>
-        <w:rPr>
-          <w:rFonts w:ascii="Times New Roman" w:hAnsi="Times New Roman" w:cs="Times New Roman"/>
-        </w:rPr>
-        <w:t xml:space="preserve"> (str), </w:t>
-      </w:r>
-      <w:proofErr w:type="spellStart"/>
-      <w:r>
-        <w:rPr>
-          <w:rFonts w:ascii="Times New Roman" w:hAnsi="Times New Roman" w:cs="Times New Roman"/>
-        </w:rPr>
-        <w:t>jobPosition</w:t>
-      </w:r>
-      <w:proofErr w:type="spellEnd"/>
-      <w:r>
-        <w:rPr>
-          <w:rFonts w:ascii="Times New Roman" w:hAnsi="Times New Roman" w:cs="Times New Roman"/>
-        </w:rPr>
-        <w:t xml:space="preserve"> (str), username (str), </w:t>
-      </w:r>
-      <w:proofErr w:type="spellStart"/>
-      <w:r>
-        <w:rPr>
-          <w:rFonts w:ascii="Times New Roman" w:hAnsi="Times New Roman" w:cs="Times New Roman"/>
-        </w:rPr>
-        <w:t>hourlyRate</w:t>
-      </w:r>
-      <w:proofErr w:type="spellEnd"/>
-      <w:r>
-        <w:rPr>
-          <w:rFonts w:ascii="Times New Roman" w:hAnsi="Times New Roman" w:cs="Times New Roman"/>
-        </w:rPr>
-        <w:t xml:space="preserve"> (</w:t>
-      </w:r>
-      <w:proofErr w:type="spellStart"/>
-      <w:r>
-        <w:rPr>
-          <w:rFonts w:ascii="Times New Roman" w:hAnsi="Times New Roman" w:cs="Times New Roman"/>
-        </w:rPr>
-        <w:t>dbl</w:t>
-      </w:r>
-      <w:proofErr w:type="spellEnd"/>
-      <w:r>
-        <w:rPr>
-          <w:rFonts w:ascii="Times New Roman" w:hAnsi="Times New Roman" w:cs="Times New Roman"/>
-        </w:rPr>
-        <w:t xml:space="preserve">), </w:t>
-      </w:r>
-      <w:proofErr w:type="spellStart"/>
-      <w:r>
-        <w:rPr>
-          <w:rFonts w:ascii="Times New Roman" w:hAnsi="Times New Roman" w:cs="Times New Roman"/>
-        </w:rPr>
-        <w:t>emailWork</w:t>
-      </w:r>
-      <w:proofErr w:type="spellEnd"/>
-      <w:r>
-        <w:rPr>
-          <w:rFonts w:ascii="Times New Roman" w:hAnsi="Times New Roman" w:cs="Times New Roman"/>
-        </w:rPr>
-        <w:t xml:space="preserve"> (str)</w:t>
-      </w:r>
-      <w:r>
-        <w:rPr>
-          <w:rFonts w:ascii="Times New Roman" w:hAnsi="Times New Roman" w:cs="Times New Roman"/>
-        </w:rPr>
-        <w:t>, ID (int)</w:t>
-      </w:r>
-    </w:p>
-    <w:p>
-      <w:pPr>
-        <w:pStyle w:val="ListParagraph"/>
-        <w:numPr>
-          <w:ilvl w:val="0"/>
-          <w:numId w:val="1"/>
-        </w:numPr>
-        <w:spacing w:line="360" w:lineRule="auto"/>
-        <w:rPr>
-          <w:rFonts w:ascii="Times New Roman" w:hAnsi="Times New Roman" w:cs="Times New Roman"/>
-        </w:rPr>
-      </w:pPr>
-      <w:r>
-        <w:rPr>
-          <w:rFonts w:ascii="Times New Roman" w:hAnsi="Times New Roman" w:cs="Times New Roman"/>
-        </w:rPr>
-        <w:t>Optional Attributes</w:t>
-      </w:r>
-    </w:p>
-    <w:p>
-      <w:pPr>
-        <w:pStyle w:val="ListParagraph"/>
-        <w:numPr>
-          <w:ilvl w:val="1"/>
-          <w:numId w:val="1"/>
-        </w:numPr>
-        <w:spacing w:line="360" w:lineRule="auto"/>
-        <w:rPr>
-          <w:rFonts w:ascii="Times New Roman" w:hAnsi="Times New Roman" w:cs="Times New Roman"/>
-        </w:rPr>
-      </w:pPr>
-      <w:proofErr w:type="spellStart"/>
-      <w:r>
-        <w:rPr>
-          <w:rFonts w:ascii="Times New Roman" w:hAnsi="Times New Roman" w:cs="Times New Roman"/>
-        </w:rPr>
-        <w:t>middleName</w:t>
-      </w:r>
-      <w:proofErr w:type="spellEnd"/>
-      <w:r>
-        <w:rPr>
-          <w:rFonts w:ascii="Times New Roman" w:hAnsi="Times New Roman" w:cs="Times New Roman"/>
-        </w:rPr>
-        <w:t xml:space="preserve"> (str), </w:t>
-      </w:r>
-      <w:proofErr w:type="spellStart"/>
-      <w:r>
-        <w:rPr>
-          <w:rFonts w:ascii="Times New Roman" w:hAnsi="Times New Roman" w:cs="Times New Roman"/>
-        </w:rPr>
-        <w:t>streetAddress</w:t>
-      </w:r>
-      <w:proofErr w:type="spellEnd"/>
-      <w:r>
-        <w:rPr>
-          <w:rFonts w:ascii="Times New Roman" w:hAnsi="Times New Roman" w:cs="Times New Roman"/>
-        </w:rPr>
-        <w:t xml:space="preserve"> (str), city (str), state (str), </w:t>
-      </w:r>
-      <w:proofErr w:type="spellStart"/>
-      <w:r>
-        <w:rPr>
-          <w:rFonts w:ascii="Times New Roman" w:hAnsi="Times New Roman" w:cs="Times New Roman"/>
-        </w:rPr>
-        <w:t>zipcode</w:t>
-      </w:r>
-      <w:proofErr w:type="spellEnd"/>
-      <w:r>
-        <w:rPr>
-          <w:rFonts w:ascii="Times New Roman" w:hAnsi="Times New Roman" w:cs="Times New Roman"/>
-        </w:rPr>
-        <w:t xml:space="preserve"> (str)</w:t>
-      </w:r>
-      <w:r>
-        <w:rPr>
-          <w:rFonts w:ascii="Times New Roman" w:hAnsi="Times New Roman" w:cs="Times New Roman"/>
-        </w:rPr>
-        <w:t xml:space="preserve">, </w:t>
-      </w:r>
-      <w:proofErr w:type="spellStart"/>
-      <w:r>
-        <w:rPr>
-          <w:rFonts w:ascii="Times New Roman" w:hAnsi="Times New Roman" w:cs="Times New Roman"/>
-        </w:rPr>
-        <w:t>emailPersonal</w:t>
-      </w:r>
-      <w:proofErr w:type="spellEnd"/>
-      <w:r>
-        <w:rPr>
-          <w:rFonts w:ascii="Times New Roman" w:hAnsi="Times New Roman" w:cs="Times New Roman"/>
-        </w:rPr>
-        <w:t xml:space="preserve"> (str), phone (str), </w:t>
-      </w:r>
-      <w:proofErr w:type="spellStart"/>
-      <w:r>
-        <w:rPr>
-          <w:rFonts w:ascii="Times New Roman" w:hAnsi="Times New Roman" w:cs="Times New Roman"/>
-        </w:rPr>
-        <w:t>dateHired</w:t>
-      </w:r>
-      <w:proofErr w:type="spellEnd"/>
-      <w:r>
-        <w:rPr>
-          <w:rFonts w:ascii="Times New Roman" w:hAnsi="Times New Roman" w:cs="Times New Roman"/>
-        </w:rPr>
-        <w:t xml:space="preserve"> (str), </w:t>
-      </w:r>
-      <w:proofErr w:type="spellStart"/>
-      <w:r>
-        <w:rPr>
-          <w:rFonts w:ascii="Times New Roman" w:hAnsi="Times New Roman" w:cs="Times New Roman"/>
-        </w:rPr>
-        <w:t>assigngedTables</w:t>
-      </w:r>
-      <w:proofErr w:type="spellEnd"/>
-      <w:r>
-        <w:rPr>
-          <w:rFonts w:ascii="Times New Roman" w:hAnsi="Times New Roman" w:cs="Times New Roman"/>
-        </w:rPr>
-        <w:t xml:space="preserve"> (</w:t>
-      </w:r>
-      <w:proofErr w:type="spellStart"/>
-      <w:r>
-        <w:rPr>
-          <w:rFonts w:ascii="Times New Roman" w:hAnsi="Times New Roman" w:cs="Times New Roman"/>
-        </w:rPr>
-        <w:t>arraylist</w:t>
-      </w:r>
-      <w:proofErr w:type="spellEnd"/>
-      <w:r>
-        <w:rPr>
-          <w:rFonts w:ascii="Times New Roman" w:hAnsi="Times New Roman" w:cs="Times New Roman"/>
-        </w:rPr>
-        <w:t xml:space="preserve">, str), </w:t>
-      </w:r>
-      <w:proofErr w:type="spellStart"/>
-      <w:r>
-        <w:rPr>
-          <w:rFonts w:ascii="Times New Roman" w:hAnsi="Times New Roman" w:cs="Times New Roman"/>
-        </w:rPr>
-        <w:t>bankName</w:t>
-      </w:r>
-      <w:proofErr w:type="spellEnd"/>
-      <w:r>
-        <w:rPr>
-          <w:rFonts w:ascii="Times New Roman" w:hAnsi="Times New Roman" w:cs="Times New Roman"/>
-        </w:rPr>
-        <w:t xml:space="preserve"> (str), </w:t>
-      </w:r>
-      <w:proofErr w:type="spellStart"/>
-      <w:r>
-        <w:rPr>
-          <w:rFonts w:ascii="Times New Roman" w:hAnsi="Times New Roman" w:cs="Times New Roman"/>
-        </w:rPr>
-        <w:t>routingNum</w:t>
-      </w:r>
-      <w:proofErr w:type="spellEnd"/>
-      <w:r>
-        <w:rPr>
-          <w:rFonts w:ascii="Times New Roman" w:hAnsi="Times New Roman" w:cs="Times New Roman"/>
-        </w:rPr>
-        <w:t xml:space="preserve"> (str), </w:t>
-      </w:r>
-      <w:proofErr w:type="spellStart"/>
-      <w:r>
-        <w:rPr>
-          <w:rFonts w:ascii="Times New Roman" w:hAnsi="Times New Roman" w:cs="Times New Roman"/>
-        </w:rPr>
-        <w:t>accountNum</w:t>
-      </w:r>
-      <w:proofErr w:type="spellEnd"/>
-      <w:r>
-        <w:rPr>
-          <w:rFonts w:ascii="Times New Roman" w:hAnsi="Times New Roman" w:cs="Times New Roman"/>
-        </w:rPr>
-        <w:t xml:space="preserve"> (str), </w:t>
-      </w:r>
-      <w:proofErr w:type="spellStart"/>
-      <w:r>
-        <w:rPr>
-          <w:rFonts w:ascii="Times New Roman" w:hAnsi="Times New Roman" w:cs="Times New Roman"/>
-        </w:rPr>
-        <w:t>medicalInfo</w:t>
-      </w:r>
-      <w:proofErr w:type="spellEnd"/>
-      <w:r>
-        <w:rPr>
-          <w:rFonts w:ascii="Times New Roman" w:hAnsi="Times New Roman" w:cs="Times New Roman"/>
-        </w:rPr>
-        <w:t xml:space="preserve"> (str), birthdate (str)</w:t>
-      </w:r>
-    </w:p>
-    <w:p>
-      <w:pPr>
-        <w:pStyle w:val="ListParagraph"/>
-        <w:numPr>
-          <w:ilvl w:val="0"/>
-          <w:numId w:val="1"/>
-        </w:numPr>
-        <w:spacing w:line="360" w:lineRule="auto"/>
-        <w:rPr>
-          <w:rFonts w:ascii="Times New Roman" w:hAnsi="Times New Roman" w:cs="Times New Roman"/>
-        </w:rPr>
-      </w:pPr>
-      <w:r>
-        <w:rPr>
-          <w:rFonts w:ascii="Times New Roman" w:hAnsi="Times New Roman" w:cs="Times New Roman"/>
-        </w:rPr>
-        <w:t>Methods</w:t>
-      </w:r>
-    </w:p>
-    <w:p>
-      <w:pPr>
-        <w:pStyle w:val="ListParagraph"/>
-        <w:numPr>
-          <w:ilvl w:val="1"/>
-          <w:numId w:val="1"/>
-        </w:numPr>
-        <w:spacing w:line="360" w:lineRule="auto"/>
-        <w:rPr>
-          <w:rFonts w:ascii="Times New Roman" w:hAnsi="Times New Roman" w:cs="Times New Roman"/>
-        </w:rPr>
-      </w:pPr>
-      <w:proofErr w:type="spellStart"/>
-      <w:r>
-        <w:rPr>
-          <w:rFonts w:ascii="Times New Roman" w:hAnsi="Times New Roman" w:cs="Times New Roman"/>
-          <w:i/>
-          <w:iCs/>
-        </w:rPr>
-        <w:t>g</w:t>
-      </w:r>
-      <w:r>
-        <w:rPr>
-          <w:rFonts w:ascii="Times New Roman" w:hAnsi="Times New Roman" w:cs="Times New Roman"/>
-          <w:i/>
-          <w:iCs/>
-        </w:rPr>
-        <w:t>et_</w:t>
-      </w:r>
-      <w:proofErr w:type="gramStart"/>
-      <w:r>
-        <w:rPr>
-          <w:rFonts w:ascii="Times New Roman" w:hAnsi="Times New Roman" w:cs="Times New Roman"/>
-          <w:i/>
-          <w:iCs/>
-        </w:rPr>
-        <w:t>attribute</w:t>
-      </w:r>
-      <w:proofErr w:type="spellEnd"/>
-      <w:r>
-        <w:rPr>
-          <w:rFonts w:ascii="Times New Roman" w:hAnsi="Times New Roman" w:cs="Times New Roman"/>
-          <w:i/>
-          <w:iCs/>
-        </w:rPr>
-        <w:t>(</w:t>
-      </w:r>
-      <w:proofErr w:type="gramEnd"/>
-      <w:r>
-        <w:rPr>
-          <w:rFonts w:ascii="Times New Roman" w:hAnsi="Times New Roman" w:cs="Times New Roman"/>
-          <w:i/>
-          <w:iCs/>
-        </w:rPr>
-        <w:t>)</w:t>
-      </w:r>
-      <w:r>
-        <w:rPr>
-          <w:rFonts w:ascii="Times New Roman" w:hAnsi="Times New Roman" w:cs="Times New Roman"/>
-        </w:rPr>
-        <w:t xml:space="preserve"> methods for name (first + middle + last), emails (separate), phone number, address (all parts combined), birthdate, username</w:t>
-      </w:r>
-    </w:p>
-    <w:p>
-      <w:pPr>
-        <w:pStyle w:val="ListParagraph"/>
-        <w:numPr>
-          <w:ilvl w:val="0"/>
-          <w:numId w:val="1"/>
-        </w:numPr>
-        <w:spacing w:line="360" w:lineRule="auto"/>
-        <w:rPr>
-          <w:rFonts w:ascii="Times New Roman" w:hAnsi="Times New Roman" w:cs="Times New Roman"/>
-        </w:rPr>
-      </w:pPr>
-      <w:r>
-        <w:rPr>
-          <w:rFonts w:ascii="Times New Roman" w:hAnsi="Times New Roman" w:cs="Times New Roman"/>
-        </w:rPr>
-        <w:t>Child Classes</w:t>
-      </w:r>
-    </w:p>
-    <w:p>
-      <w:pPr>
-        <w:pStyle w:val="ListParagraph"/>
-        <w:numPr>
-          <w:ilvl w:val="1"/>
-          <w:numId w:val="1"/>
-        </w:numPr>
-        <w:spacing w:line="360" w:lineRule="auto"/>
-        <w:rPr>
-          <w:rFonts w:ascii="Times New Roman" w:hAnsi="Times New Roman" w:cs="Times New Roman"/>
-        </w:rPr>
-      </w:pPr>
-      <w:proofErr w:type="spellStart"/>
-      <w:r>
-        <w:rPr>
-          <w:rFonts w:ascii="Times New Roman" w:hAnsi="Times New Roman" w:cs="Times New Roman"/>
-        </w:rPr>
-        <w:t>StaffAccountKey</w:t>
-      </w:r>
-      <w:proofErr w:type="spellEnd"/>
-    </w:p>
-    <w:p>
-      <w:pPr>
-        <w:pStyle w:val="ListParagraph"/>
-        <w:numPr>
-          <w:ilvl w:val="2"/>
-          <w:numId w:val="1"/>
-        </w:numPr>
-        <w:spacing w:line="360" w:lineRule="auto"/>
-        <w:rPr>
-          <w:rFonts w:ascii="Times New Roman" w:hAnsi="Times New Roman" w:cs="Times New Roman"/>
-        </w:rPr>
-      </w:pPr>
-      <w:proofErr w:type="gramStart"/>
-      <w:r>
-        <w:rPr>
-          <w:rFonts w:ascii="Times New Roman" w:hAnsi="Times New Roman" w:cs="Times New Roman"/>
-        </w:rPr>
-        <w:t>Stores</w:t>
-      </w:r>
-      <w:proofErr w:type="gramEnd"/>
-      <w:r>
-        <w:rPr>
-          <w:rFonts w:ascii="Times New Roman" w:hAnsi="Times New Roman" w:cs="Times New Roman"/>
-        </w:rPr>
-        <w:t xml:space="preserve"> the password for the staff </w:t>
-      </w:r>
-      <w:proofErr w:type="gramStart"/>
-      <w:r>
-        <w:rPr>
-          <w:rFonts w:ascii="Times New Roman" w:hAnsi="Times New Roman" w:cs="Times New Roman"/>
-        </w:rPr>
-        <w:t>member</w:t>
-      </w:r>
-      <w:proofErr w:type="gramEnd"/>
-    </w:p>
-    <w:p>
-      <w:pPr>
-        <w:pStyle w:val="ListParagraph"/>
-        <w:numPr>
-          <w:ilvl w:val="2"/>
-          <w:numId w:val="1"/>
-        </w:numPr>
-        <w:spacing w:line="360" w:lineRule="auto"/>
-        <w:rPr>
-          <w:rFonts w:ascii="Times New Roman" w:hAnsi="Times New Roman" w:cs="Times New Roman"/>
-        </w:rPr>
-      </w:pPr>
-      <w:r>
-        <w:rPr>
-          <w:rFonts w:ascii="Times New Roman" w:hAnsi="Times New Roman" w:cs="Times New Roman"/>
-        </w:rPr>
-        <w:t xml:space="preserve">Has a </w:t>
-      </w:r>
-      <w:proofErr w:type="spellStart"/>
-      <w:r>
-        <w:rPr>
-          <w:rFonts w:ascii="Times New Roman" w:hAnsi="Times New Roman" w:cs="Times New Roman"/>
-          <w:i/>
-          <w:iCs/>
-        </w:rPr>
-        <w:t>password_</w:t>
-      </w:r>
-      <w:proofErr w:type="gramStart"/>
-      <w:r>
-        <w:rPr>
-          <w:rFonts w:ascii="Times New Roman" w:hAnsi="Times New Roman" w:cs="Times New Roman"/>
-          <w:i/>
-          <w:iCs/>
-        </w:rPr>
-        <w:t>chec</w:t>
-      </w:r>
-      <w:r>
-        <w:rPr>
-          <w:rFonts w:ascii="Times New Roman" w:hAnsi="Times New Roman" w:cs="Times New Roman"/>
-          <w:i/>
-          <w:iCs/>
-        </w:rPr>
-        <w:t>k</w:t>
-      </w:r>
-      <w:proofErr w:type="spellEnd"/>
-      <w:r>
-        <w:rPr>
-          <w:rFonts w:ascii="Times New Roman" w:hAnsi="Times New Roman" w:cs="Times New Roman"/>
-          <w:i/>
-          <w:iCs/>
-        </w:rPr>
-        <w:t>(</w:t>
-      </w:r>
-      <w:proofErr w:type="gramEnd"/>
-      <w:r>
-        <w:rPr>
-          <w:rFonts w:ascii="Times New Roman" w:hAnsi="Times New Roman" w:cs="Times New Roman"/>
-          <w:i/>
-          <w:iCs/>
-        </w:rPr>
-        <w:t>)</w:t>
-      </w:r>
-      <w:r>
-        <w:rPr>
-          <w:rFonts w:ascii="Times New Roman" w:hAnsi="Times New Roman" w:cs="Times New Roman"/>
-        </w:rPr>
-        <w:t xml:space="preserve"> method</w:t>
-      </w:r>
-    </w:p>
-    <w:p>
-      <w:pPr>
-        <w:pStyle w:val="ListParagraph"/>
-        <w:numPr>
-          <w:ilvl w:val="0"/>
-          <w:numId w:val="1"/>
-        </w:numPr>
-        <w:spacing w:line="360" w:lineRule="auto"/>
-        <w:rPr>
-          <w:rFonts w:ascii="Times New Roman" w:hAnsi="Times New Roman" w:cs="Times New Roman"/>
-        </w:rPr>
-      </w:pPr>
-      <w:r>
-        <w:rPr>
-          <w:rFonts w:ascii="Times New Roman" w:hAnsi="Times New Roman" w:cs="Times New Roman"/>
-        </w:rPr>
-        <w:t>Uses</w:t>
-      </w:r>
-    </w:p>
-    <w:p>
-      <w:pPr>
-        <w:pStyle w:val="ListParagraph"/>
-        <w:numPr>
-          <w:ilvl w:val="1"/>
-          <w:numId w:val="1"/>
-        </w:numPr>
-        <w:spacing w:line="360" w:lineRule="auto"/>
-        <w:rPr>
-          <w:rFonts w:ascii="Times New Roman" w:hAnsi="Times New Roman" w:cs="Times New Roman"/>
-        </w:rPr>
-      </w:pPr>
-      <w:r>
-        <w:rPr>
-          <w:rFonts w:ascii="Times New Roman" w:hAnsi="Times New Roman" w:cs="Times New Roman"/>
-        </w:rPr>
-        <w:t xml:space="preserve">Stores staff information to allow for </w:t>
-      </w:r>
-      <w:proofErr w:type="gramStart"/>
-      <w:r>
-        <w:rPr>
-          <w:rFonts w:ascii="Times New Roman" w:hAnsi="Times New Roman" w:cs="Times New Roman"/>
-        </w:rPr>
-        <w:t>individual</w:t>
-      </w:r>
-      <w:proofErr w:type="gramEnd"/>
-      <w:r>
-        <w:rPr>
-          <w:rFonts w:ascii="Times New Roman" w:hAnsi="Times New Roman" w:cs="Times New Roman"/>
-        </w:rPr>
-        <w:t xml:space="preserve"> to be identified, contacted, paid, assigned shifts</w:t>
-      </w:r>
-    </w:p>
-    <w:p>
-      <w:pPr>
-        <w:pStyle w:val="ListParagraph"/>
-        <w:numPr>
-          <w:ilvl w:val="1"/>
-          <w:numId w:val="1"/>
-        </w:numPr>
-        <w:spacing w:line="360" w:lineRule="auto"/>
-        <w:rPr>
-          <w:rFonts w:ascii="Times New Roman" w:hAnsi="Times New Roman" w:cs="Times New Roman"/>
-        </w:rPr>
-      </w:pPr>
-      <w:r>
-        <w:rPr>
-          <w:rFonts w:ascii="Times New Roman" w:hAnsi="Times New Roman" w:cs="Times New Roman"/>
-        </w:rPr>
-        <w:t xml:space="preserve">Used by manager to </w:t>
-      </w:r>
-      <w:proofErr w:type="gramStart"/>
-      <w:r>
-        <w:rPr>
-          <w:rFonts w:ascii="Times New Roman" w:hAnsi="Times New Roman" w:cs="Times New Roman"/>
-        </w:rPr>
-        <w:t>assign to</w:t>
-      </w:r>
-      <w:proofErr w:type="gramEnd"/>
-      <w:r>
-        <w:rPr>
-          <w:rFonts w:ascii="Times New Roman" w:hAnsi="Times New Roman" w:cs="Times New Roman"/>
-        </w:rPr>
-        <w:t xml:space="preserve"> shifts (and assign tables if staff member is a waiter)</w:t>
-      </w:r>
-    </w:p>
-    <w:p>
-      <w:pPr>
-        <w:pStyle w:val="ListParagraph"/>
-        <w:numPr>
-          <w:ilvl w:val="1"/>
-          <w:numId w:val="1"/>
-        </w:numPr>
-        <w:spacing w:line="360" w:lineRule="auto"/>
-        <w:rPr>
-          <w:rFonts w:ascii="Times New Roman" w:hAnsi="Times New Roman" w:cs="Times New Roman"/>
-        </w:rPr>
-      </w:pPr>
-      <w:r>
-        <w:rPr>
-          <w:rFonts w:ascii="Times New Roman" w:hAnsi="Times New Roman" w:cs="Times New Roman"/>
-        </w:rPr>
-        <w:t>Used by system to verify user identity during login and sign up</w:t>
-      </w:r>
-    </w:p>
-    <w:p>
-      <w:pPr>
-        <w:pStyle w:val="ListParagraph"/>
-        <w:numPr>
-          <w:ilvl w:val="0"/>
-          <w:numId w:val="1"/>
-        </w:numPr>
-        <w:spacing w:line="360" w:lineRule="auto"/>
-        <w:rPr>
-          <w:rFonts w:ascii="Times New Roman" w:hAnsi="Times New Roman" w:cs="Times New Roman"/>
-        </w:rPr>
-      </w:pPr>
-      <w:r>
-        <w:rPr>
-          <w:rFonts w:ascii="Times New Roman" w:hAnsi="Times New Roman" w:cs="Times New Roman"/>
-        </w:rPr>
-        <w:t xml:space="preserve">Accessibility </w:t>
-      </w:r>
-    </w:p>
-    <w:p>
-      <w:pPr>
-        <w:pStyle w:val="ListParagraph"/>
-        <w:numPr>
-          <w:ilvl w:val="1"/>
-          <w:numId w:val="1"/>
-        </w:numPr>
-        <w:spacing w:line="360" w:lineRule="auto"/>
-        <w:rPr>
-          <w:rFonts w:ascii="Times New Roman" w:hAnsi="Times New Roman" w:cs="Times New Roman"/>
-        </w:rPr>
-      </w:pPr>
-      <w:r>
-        <w:rPr>
-          <w:rFonts w:ascii="Times New Roman" w:hAnsi="Times New Roman" w:cs="Times New Roman"/>
-        </w:rPr>
-        <w:t>Only accessible by the manager</w:t>
-      </w:r>
-    </w:p>
-    <w:p>
-      <w:pPr>
-        <w:spacing w:line="360" w:lineRule="auto"/>
-        <w:rPr>
-          <w:rFonts w:ascii="Times New Roman" w:hAnsi="Times New Roman" w:cs="Times New Roman"/>
-        </w:rPr>
-      </w:pPr>
-    </w:p>
-    <w:p>
-      <w:pPr>
-        <w:spacing w:line="360" w:lineRule="auto"/>
+        <w:t>StaffAccount</w:t>
+      </w:r>
+      <w:proofErr w:type="spellEnd"/>
+      <w:r>
         <w:rPr>
           <w:rFonts w:ascii="Times New Roman" w:hAnsi="Times New Roman" w:cs="Times New Roman"/>
           <w:b/>
           <w:bCs/>
         </w:rPr>
+        <w:t xml:space="preserve"> class / Staff table</w:t>
+      </w:r>
+    </w:p>
+    <w:p>
+      <w:pPr>
+        <w:pStyle w:val="ListParagraph"/>
+        <w:numPr>
+          <w:ilvl w:val="0"/>
+          <w:numId w:val="1"/>
+        </w:numPr>
+        <w:spacing w:line="360" w:lineRule="auto"/>
+        <w:rPr>
+          <w:rFonts w:ascii="Times New Roman" w:hAnsi="Times New Roman" w:cs="Times New Roman"/>
+        </w:rPr>
+      </w:pPr>
+      <w:r>
+        <w:rPr>
+          <w:rFonts w:ascii="Times New Roman" w:hAnsi="Times New Roman" w:cs="Times New Roman"/>
+        </w:rPr>
+        <w:t>Required Attributes</w:t>
+      </w:r>
+    </w:p>
+    <w:p>
+      <w:pPr>
+        <w:pStyle w:val="ListParagraph"/>
+        <w:numPr>
+          <w:ilvl w:val="1"/>
+          <w:numId w:val="1"/>
+        </w:numPr>
+        <w:spacing w:line="360" w:lineRule="auto"/>
+        <w:rPr>
+          <w:rFonts w:ascii="Times New Roman" w:hAnsi="Times New Roman" w:cs="Times New Roman"/>
+        </w:rPr>
+      </w:pPr>
+      <w:proofErr w:type="spellStart"/>
+      <w:r>
+        <w:rPr>
+          <w:rFonts w:ascii="Times New Roman" w:hAnsi="Times New Roman" w:cs="Times New Roman"/>
+        </w:rPr>
+        <w:t>f</w:t>
+      </w:r>
+      <w:r>
+        <w:rPr>
+          <w:rFonts w:ascii="Times New Roman" w:hAnsi="Times New Roman" w:cs="Times New Roman"/>
+        </w:rPr>
+        <w:t>irst</w:t>
+      </w:r>
+      <w:r>
+        <w:rPr>
+          <w:rFonts w:ascii="Times New Roman" w:hAnsi="Times New Roman" w:cs="Times New Roman"/>
+        </w:rPr>
+        <w:t>N</w:t>
+      </w:r>
+      <w:r>
+        <w:rPr>
+          <w:rFonts w:ascii="Times New Roman" w:hAnsi="Times New Roman" w:cs="Times New Roman"/>
+        </w:rPr>
+        <w:t>ame</w:t>
+      </w:r>
+      <w:proofErr w:type="spellEnd"/>
+      <w:r>
+        <w:rPr>
+          <w:rFonts w:ascii="Times New Roman" w:hAnsi="Times New Roman" w:cs="Times New Roman"/>
+        </w:rPr>
+        <w:t xml:space="preserve"> (str), </w:t>
+      </w:r>
+      <w:proofErr w:type="spellStart"/>
+      <w:r>
+        <w:rPr>
+          <w:rFonts w:ascii="Times New Roman" w:hAnsi="Times New Roman" w:cs="Times New Roman"/>
+        </w:rPr>
+        <w:t>las</w:t>
+      </w:r>
+      <w:r>
+        <w:rPr>
+          <w:rFonts w:ascii="Times New Roman" w:hAnsi="Times New Roman" w:cs="Times New Roman"/>
+        </w:rPr>
+        <w:t>tN</w:t>
+      </w:r>
+      <w:r>
+        <w:rPr>
+          <w:rFonts w:ascii="Times New Roman" w:hAnsi="Times New Roman" w:cs="Times New Roman"/>
+        </w:rPr>
+        <w:t>ame</w:t>
+      </w:r>
+      <w:proofErr w:type="spellEnd"/>
+      <w:r>
+        <w:rPr>
+          <w:rFonts w:ascii="Times New Roman" w:hAnsi="Times New Roman" w:cs="Times New Roman"/>
+        </w:rPr>
+        <w:t xml:space="preserve"> (str), </w:t>
+      </w:r>
+      <w:proofErr w:type="spellStart"/>
+      <w:r>
+        <w:rPr>
+          <w:rFonts w:ascii="Times New Roman" w:hAnsi="Times New Roman" w:cs="Times New Roman"/>
+        </w:rPr>
+        <w:t>job</w:t>
+      </w:r>
+      <w:r>
+        <w:rPr>
+          <w:rFonts w:ascii="Times New Roman" w:hAnsi="Times New Roman" w:cs="Times New Roman"/>
+        </w:rPr>
+        <w:t>P</w:t>
+      </w:r>
+      <w:r>
+        <w:rPr>
+          <w:rFonts w:ascii="Times New Roman" w:hAnsi="Times New Roman" w:cs="Times New Roman"/>
+        </w:rPr>
+        <w:t>osition</w:t>
+      </w:r>
+      <w:proofErr w:type="spellEnd"/>
+      <w:r>
+        <w:rPr>
+          <w:rFonts w:ascii="Times New Roman" w:hAnsi="Times New Roman" w:cs="Times New Roman"/>
+        </w:rPr>
+        <w:t xml:space="preserve"> (str), username (str), </w:t>
+      </w:r>
+      <w:proofErr w:type="spellStart"/>
+      <w:r>
+        <w:rPr>
+          <w:rFonts w:ascii="Times New Roman" w:hAnsi="Times New Roman" w:cs="Times New Roman"/>
+        </w:rPr>
+        <w:t>hourly</w:t>
+      </w:r>
+      <w:r>
+        <w:rPr>
+          <w:rFonts w:ascii="Times New Roman" w:hAnsi="Times New Roman" w:cs="Times New Roman"/>
+        </w:rPr>
+        <w:t>R</w:t>
+      </w:r>
+      <w:r>
+        <w:rPr>
+          <w:rFonts w:ascii="Times New Roman" w:hAnsi="Times New Roman" w:cs="Times New Roman"/>
+        </w:rPr>
+        <w:t>ate</w:t>
+      </w:r>
+      <w:proofErr w:type="spellEnd"/>
+      <w:r>
+        <w:rPr>
+          <w:rFonts w:ascii="Times New Roman" w:hAnsi="Times New Roman" w:cs="Times New Roman"/>
+        </w:rPr>
+        <w:t xml:space="preserve"> (</w:t>
+      </w:r>
+      <w:proofErr w:type="spellStart"/>
+      <w:r>
+        <w:rPr>
+          <w:rFonts w:ascii="Times New Roman" w:hAnsi="Times New Roman" w:cs="Times New Roman"/>
+        </w:rPr>
+        <w:t>dbl</w:t>
+      </w:r>
+      <w:proofErr w:type="spellEnd"/>
+      <w:r>
+        <w:rPr>
+          <w:rFonts w:ascii="Times New Roman" w:hAnsi="Times New Roman" w:cs="Times New Roman"/>
+        </w:rPr>
+        <w:t xml:space="preserve">), </w:t>
+      </w:r>
+      <w:proofErr w:type="spellStart"/>
+      <w:r>
+        <w:rPr>
+          <w:rFonts w:ascii="Times New Roman" w:hAnsi="Times New Roman" w:cs="Times New Roman"/>
+        </w:rPr>
+        <w:t>email</w:t>
+      </w:r>
+      <w:r>
+        <w:rPr>
+          <w:rFonts w:ascii="Times New Roman" w:hAnsi="Times New Roman" w:cs="Times New Roman"/>
+        </w:rPr>
+        <w:t>W</w:t>
+      </w:r>
+      <w:r>
+        <w:rPr>
+          <w:rFonts w:ascii="Times New Roman" w:hAnsi="Times New Roman" w:cs="Times New Roman"/>
+        </w:rPr>
+        <w:t>ork</w:t>
+      </w:r>
+      <w:proofErr w:type="spellEnd"/>
+      <w:r>
+        <w:rPr>
+          <w:rFonts w:ascii="Times New Roman" w:hAnsi="Times New Roman" w:cs="Times New Roman"/>
+        </w:rPr>
+        <w:t xml:space="preserve"> (str)</w:t>
+      </w:r>
+      <w:r>
+        <w:rPr>
+          <w:rFonts w:ascii="Times New Roman" w:hAnsi="Times New Roman" w:cs="Times New Roman"/>
+        </w:rPr>
+        <w:t xml:space="preserve">, </w:t>
+      </w:r>
+      <w:r>
+        <w:rPr>
+          <w:rFonts w:ascii="Times New Roman" w:hAnsi="Times New Roman" w:cs="Times New Roman"/>
+        </w:rPr>
+        <w:t>id</w:t>
+      </w:r>
+      <w:r>
+        <w:rPr>
+          <w:rFonts w:ascii="Times New Roman" w:hAnsi="Times New Roman" w:cs="Times New Roman"/>
+        </w:rPr>
+        <w:t xml:space="preserve"> (int)</w:t>
+      </w:r>
+    </w:p>
+    <w:p>
+      <w:pPr>
+        <w:pStyle w:val="ListParagraph"/>
+        <w:numPr>
+          <w:ilvl w:val="0"/>
+          <w:numId w:val="1"/>
+        </w:numPr>
+        <w:spacing w:line="360" w:lineRule="auto"/>
+        <w:rPr>
+          <w:rFonts w:ascii="Times New Roman" w:hAnsi="Times New Roman" w:cs="Times New Roman"/>
+        </w:rPr>
+      </w:pPr>
+      <w:r>
+        <w:rPr>
+          <w:rFonts w:ascii="Times New Roman" w:hAnsi="Times New Roman" w:cs="Times New Roman"/>
+        </w:rPr>
+        <w:t>Optional Attributes</w:t>
+      </w:r>
+    </w:p>
+    <w:p>
+      <w:pPr>
+        <w:pStyle w:val="ListParagraph"/>
+        <w:numPr>
+          <w:ilvl w:val="1"/>
+          <w:numId w:val="1"/>
+        </w:numPr>
+        <w:spacing w:line="360" w:lineRule="auto"/>
+        <w:rPr>
+          <w:rFonts w:ascii="Times New Roman" w:hAnsi="Times New Roman" w:cs="Times New Roman"/>
+        </w:rPr>
+      </w:pPr>
+      <w:proofErr w:type="spellStart"/>
+      <w:r>
+        <w:rPr>
+          <w:rFonts w:ascii="Times New Roman" w:hAnsi="Times New Roman" w:cs="Times New Roman"/>
+        </w:rPr>
+        <w:t>m</w:t>
+      </w:r>
+      <w:r>
+        <w:rPr>
+          <w:rFonts w:ascii="Times New Roman" w:hAnsi="Times New Roman" w:cs="Times New Roman"/>
+        </w:rPr>
+        <w:t>iddle</w:t>
+      </w:r>
+      <w:r>
+        <w:rPr>
+          <w:rFonts w:ascii="Times New Roman" w:hAnsi="Times New Roman" w:cs="Times New Roman"/>
+        </w:rPr>
+        <w:t>N</w:t>
+      </w:r>
+      <w:r>
+        <w:rPr>
+          <w:rFonts w:ascii="Times New Roman" w:hAnsi="Times New Roman" w:cs="Times New Roman"/>
+        </w:rPr>
+        <w:t>ame</w:t>
+      </w:r>
+      <w:proofErr w:type="spellEnd"/>
+      <w:r>
+        <w:rPr>
+          <w:rFonts w:ascii="Times New Roman" w:hAnsi="Times New Roman" w:cs="Times New Roman"/>
+        </w:rPr>
+        <w:t xml:space="preserve"> (str), </w:t>
+      </w:r>
+      <w:proofErr w:type="spellStart"/>
+      <w:r>
+        <w:rPr>
+          <w:rFonts w:ascii="Times New Roman" w:hAnsi="Times New Roman" w:cs="Times New Roman"/>
+        </w:rPr>
+        <w:t>street</w:t>
+      </w:r>
+      <w:r>
+        <w:rPr>
+          <w:rFonts w:ascii="Times New Roman" w:hAnsi="Times New Roman" w:cs="Times New Roman"/>
+        </w:rPr>
+        <w:t>A</w:t>
+      </w:r>
+      <w:r>
+        <w:rPr>
+          <w:rFonts w:ascii="Times New Roman" w:hAnsi="Times New Roman" w:cs="Times New Roman"/>
+        </w:rPr>
+        <w:t>ddress</w:t>
+      </w:r>
+      <w:proofErr w:type="spellEnd"/>
+      <w:r>
+        <w:rPr>
+          <w:rFonts w:ascii="Times New Roman" w:hAnsi="Times New Roman" w:cs="Times New Roman"/>
+        </w:rPr>
+        <w:t xml:space="preserve"> (str), city (str), state (str), </w:t>
+      </w:r>
+      <w:proofErr w:type="spellStart"/>
+      <w:r>
+        <w:rPr>
+          <w:rFonts w:ascii="Times New Roman" w:hAnsi="Times New Roman" w:cs="Times New Roman"/>
+        </w:rPr>
+        <w:t>zipcode</w:t>
+      </w:r>
+      <w:proofErr w:type="spellEnd"/>
+      <w:r>
+        <w:rPr>
+          <w:rFonts w:ascii="Times New Roman" w:hAnsi="Times New Roman" w:cs="Times New Roman"/>
+        </w:rPr>
+        <w:t xml:space="preserve"> (str)</w:t>
+      </w:r>
+      <w:r>
+        <w:rPr>
+          <w:rFonts w:ascii="Times New Roman" w:hAnsi="Times New Roman" w:cs="Times New Roman"/>
+        </w:rPr>
+        <w:t xml:space="preserve">, </w:t>
+      </w:r>
+      <w:proofErr w:type="spellStart"/>
+      <w:r>
+        <w:rPr>
+          <w:rFonts w:ascii="Times New Roman" w:hAnsi="Times New Roman" w:cs="Times New Roman"/>
+        </w:rPr>
+        <w:t>email</w:t>
+      </w:r>
+      <w:r>
+        <w:rPr>
+          <w:rFonts w:ascii="Times New Roman" w:hAnsi="Times New Roman" w:cs="Times New Roman"/>
+        </w:rPr>
+        <w:t>P</w:t>
+      </w:r>
+      <w:r>
+        <w:rPr>
+          <w:rFonts w:ascii="Times New Roman" w:hAnsi="Times New Roman" w:cs="Times New Roman"/>
+        </w:rPr>
+        <w:t>ersonal</w:t>
+      </w:r>
+      <w:proofErr w:type="spellEnd"/>
+      <w:r>
+        <w:rPr>
+          <w:rFonts w:ascii="Times New Roman" w:hAnsi="Times New Roman" w:cs="Times New Roman"/>
+        </w:rPr>
+        <w:t xml:space="preserve"> (str), phone (str), </w:t>
+      </w:r>
+      <w:proofErr w:type="spellStart"/>
+      <w:r>
+        <w:rPr>
+          <w:rFonts w:ascii="Times New Roman" w:hAnsi="Times New Roman" w:cs="Times New Roman"/>
+        </w:rPr>
+        <w:t>date</w:t>
+      </w:r>
+      <w:r>
+        <w:rPr>
+          <w:rFonts w:ascii="Times New Roman" w:hAnsi="Times New Roman" w:cs="Times New Roman"/>
+        </w:rPr>
+        <w:t>H</w:t>
+      </w:r>
+      <w:r>
+        <w:rPr>
+          <w:rFonts w:ascii="Times New Roman" w:hAnsi="Times New Roman" w:cs="Times New Roman"/>
+        </w:rPr>
+        <w:t>ired</w:t>
+      </w:r>
+      <w:proofErr w:type="spellEnd"/>
+      <w:r>
+        <w:rPr>
+          <w:rFonts w:ascii="Times New Roman" w:hAnsi="Times New Roman" w:cs="Times New Roman"/>
+        </w:rPr>
+        <w:t xml:space="preserve"> (str), </w:t>
+      </w:r>
+      <w:proofErr w:type="spellStart"/>
+      <w:r>
+        <w:rPr>
+          <w:rFonts w:ascii="Times New Roman" w:hAnsi="Times New Roman" w:cs="Times New Roman"/>
+        </w:rPr>
+        <w:t>assignedTables</w:t>
+      </w:r>
+      <w:proofErr w:type="spellEnd"/>
+      <w:r>
+        <w:rPr>
+          <w:rFonts w:ascii="Times New Roman" w:hAnsi="Times New Roman" w:cs="Times New Roman"/>
+        </w:rPr>
+        <w:t xml:space="preserve"> (</w:t>
+      </w:r>
+      <w:proofErr w:type="spellStart"/>
+      <w:r>
+        <w:rPr>
+          <w:rFonts w:ascii="Times New Roman" w:hAnsi="Times New Roman" w:cs="Times New Roman"/>
+        </w:rPr>
+        <w:t>arraylist</w:t>
+      </w:r>
+      <w:proofErr w:type="spellEnd"/>
+      <w:r>
+        <w:rPr>
+          <w:rFonts w:ascii="Times New Roman" w:hAnsi="Times New Roman" w:cs="Times New Roman"/>
+        </w:rPr>
+        <w:t xml:space="preserve">, str), </w:t>
+      </w:r>
+      <w:proofErr w:type="spellStart"/>
+      <w:r>
+        <w:rPr>
+          <w:rFonts w:ascii="Times New Roman" w:hAnsi="Times New Roman" w:cs="Times New Roman"/>
+        </w:rPr>
+        <w:t>bank</w:t>
+      </w:r>
+      <w:r>
+        <w:rPr>
+          <w:rFonts w:ascii="Times New Roman" w:hAnsi="Times New Roman" w:cs="Times New Roman"/>
+        </w:rPr>
+        <w:t>N</w:t>
+      </w:r>
+      <w:r>
+        <w:rPr>
+          <w:rFonts w:ascii="Times New Roman" w:hAnsi="Times New Roman" w:cs="Times New Roman"/>
+        </w:rPr>
+        <w:t>ame</w:t>
+      </w:r>
+      <w:proofErr w:type="spellEnd"/>
+      <w:r>
+        <w:rPr>
+          <w:rFonts w:ascii="Times New Roman" w:hAnsi="Times New Roman" w:cs="Times New Roman"/>
+        </w:rPr>
+        <w:t xml:space="preserve"> (str), </w:t>
+      </w:r>
+      <w:proofErr w:type="spellStart"/>
+      <w:r>
+        <w:rPr>
+          <w:rFonts w:ascii="Times New Roman" w:hAnsi="Times New Roman" w:cs="Times New Roman"/>
+        </w:rPr>
+        <w:t>routing</w:t>
+      </w:r>
+      <w:r>
+        <w:rPr>
+          <w:rFonts w:ascii="Times New Roman" w:hAnsi="Times New Roman" w:cs="Times New Roman"/>
+        </w:rPr>
+        <w:t>N</w:t>
+      </w:r>
+      <w:r>
+        <w:rPr>
+          <w:rFonts w:ascii="Times New Roman" w:hAnsi="Times New Roman" w:cs="Times New Roman"/>
+        </w:rPr>
+        <w:t>um</w:t>
+      </w:r>
+      <w:proofErr w:type="spellEnd"/>
+      <w:r>
+        <w:rPr>
+          <w:rFonts w:ascii="Times New Roman" w:hAnsi="Times New Roman" w:cs="Times New Roman"/>
+        </w:rPr>
+        <w:t xml:space="preserve"> (str), </w:t>
+      </w:r>
+      <w:proofErr w:type="spellStart"/>
+      <w:r>
+        <w:rPr>
+          <w:rFonts w:ascii="Times New Roman" w:hAnsi="Times New Roman" w:cs="Times New Roman"/>
+        </w:rPr>
+        <w:t>account</w:t>
+      </w:r>
+      <w:r>
+        <w:rPr>
+          <w:rFonts w:ascii="Times New Roman" w:hAnsi="Times New Roman" w:cs="Times New Roman"/>
+        </w:rPr>
+        <w:t>Nu</w:t>
+      </w:r>
+      <w:r>
+        <w:rPr>
+          <w:rFonts w:ascii="Times New Roman" w:hAnsi="Times New Roman" w:cs="Times New Roman"/>
+        </w:rPr>
+        <w:t>m</w:t>
+      </w:r>
+      <w:proofErr w:type="spellEnd"/>
+      <w:r>
+        <w:rPr>
+          <w:rFonts w:ascii="Times New Roman" w:hAnsi="Times New Roman" w:cs="Times New Roman"/>
+        </w:rPr>
+        <w:t xml:space="preserve"> (str), </w:t>
+      </w:r>
+      <w:proofErr w:type="spellStart"/>
+      <w:r>
+        <w:rPr>
+          <w:rFonts w:ascii="Times New Roman" w:hAnsi="Times New Roman" w:cs="Times New Roman"/>
+        </w:rPr>
+        <w:t>medica</w:t>
+      </w:r>
+      <w:r>
+        <w:rPr>
+          <w:rFonts w:ascii="Times New Roman" w:hAnsi="Times New Roman" w:cs="Times New Roman"/>
+        </w:rPr>
+        <w:t>I</w:t>
+      </w:r>
+      <w:r>
+        <w:rPr>
+          <w:rFonts w:ascii="Times New Roman" w:hAnsi="Times New Roman" w:cs="Times New Roman"/>
+        </w:rPr>
+        <w:t>nfo</w:t>
+      </w:r>
+      <w:proofErr w:type="spellEnd"/>
+      <w:r>
+        <w:rPr>
+          <w:rFonts w:ascii="Times New Roman" w:hAnsi="Times New Roman" w:cs="Times New Roman"/>
+        </w:rPr>
+        <w:t xml:space="preserve"> (str), birthdate (str)</w:t>
+      </w:r>
+    </w:p>
+    <w:p>
+      <w:pPr>
+        <w:pStyle w:val="ListParagraph"/>
+        <w:numPr>
+          <w:ilvl w:val="0"/>
+          <w:numId w:val="1"/>
+        </w:numPr>
+        <w:spacing w:line="360" w:lineRule="auto"/>
+        <w:rPr>
+          <w:rFonts w:ascii="Times New Roman" w:hAnsi="Times New Roman" w:cs="Times New Roman"/>
+        </w:rPr>
+      </w:pPr>
+      <w:r>
+        <w:rPr>
+          <w:rFonts w:ascii="Times New Roman" w:hAnsi="Times New Roman" w:cs="Times New Roman"/>
+        </w:rPr>
+        <w:t>Methods</w:t>
+      </w:r>
+    </w:p>
+    <w:p>
+      <w:pPr>
+        <w:pStyle w:val="ListParagraph"/>
+        <w:numPr>
+          <w:ilvl w:val="1"/>
+          <w:numId w:val="1"/>
+        </w:numPr>
+        <w:spacing w:line="360" w:lineRule="auto"/>
+        <w:rPr>
+          <w:rFonts w:ascii="Times New Roman" w:hAnsi="Times New Roman" w:cs="Times New Roman"/>
+        </w:rPr>
+      </w:pPr>
+      <w:r>
+        <w:rPr>
+          <w:rFonts w:ascii="Times New Roman" w:hAnsi="Times New Roman" w:cs="Times New Roman"/>
+        </w:rPr>
+        <w:t>Getter</w:t>
+      </w:r>
+      <w:r>
+        <w:rPr>
+          <w:rFonts w:ascii="Times New Roman" w:hAnsi="Times New Roman" w:cs="Times New Roman"/>
+        </w:rPr>
+        <w:t xml:space="preserve"> methods for name (</w:t>
+      </w:r>
+      <w:r>
+        <w:rPr>
+          <w:rFonts w:ascii="Times New Roman" w:hAnsi="Times New Roman" w:cs="Times New Roman"/>
+        </w:rPr>
+        <w:t>1 for full name, 1 for only last name, 1 for only first name</w:t>
+      </w:r>
+      <w:r>
+        <w:rPr>
+          <w:rFonts w:ascii="Times New Roman" w:hAnsi="Times New Roman" w:cs="Times New Roman"/>
+        </w:rPr>
+        <w:t>), emails (separate), phone number, address (all parts combined), birthdate, username</w:t>
+      </w:r>
+    </w:p>
+    <w:p>
+      <w:pPr>
+        <w:pStyle w:val="ListParagraph"/>
+        <w:numPr>
+          <w:ilvl w:val="1"/>
+          <w:numId w:val="1"/>
+        </w:numPr>
+        <w:spacing w:line="360" w:lineRule="auto"/>
+        <w:rPr>
+          <w:rFonts w:ascii="Times New Roman" w:hAnsi="Times New Roman" w:cs="Times New Roman"/>
+        </w:rPr>
+      </w:pPr>
+      <w:r>
+        <w:rPr>
+          <w:rFonts w:ascii="Times New Roman" w:hAnsi="Times New Roman" w:cs="Times New Roman"/>
+        </w:rPr>
+        <w:t>S</w:t>
+      </w:r>
+      <w:r>
+        <w:rPr>
+          <w:rFonts w:ascii="Times New Roman" w:hAnsi="Times New Roman" w:cs="Times New Roman"/>
+        </w:rPr>
+        <w:t>ett</w:t>
+      </w:r>
+      <w:r>
+        <w:rPr>
+          <w:rFonts w:ascii="Times New Roman" w:hAnsi="Times New Roman" w:cs="Times New Roman"/>
+        </w:rPr>
+        <w:t>er methods for all attributes</w:t>
+      </w:r>
+    </w:p>
+    <w:p>
+      <w:pPr>
+        <w:pStyle w:val="ListParagraph"/>
+        <w:numPr>
+          <w:ilvl w:val="2"/>
+          <w:numId w:val="1"/>
+        </w:numPr>
+        <w:spacing w:line="360" w:lineRule="auto"/>
+        <w:rPr>
+          <w:rFonts w:ascii="Times New Roman" w:hAnsi="Times New Roman" w:cs="Times New Roman"/>
+        </w:rPr>
+      </w:pPr>
+      <w:r>
+        <w:rPr>
+          <w:rFonts w:ascii="Times New Roman" w:hAnsi="Times New Roman" w:cs="Times New Roman"/>
+        </w:rPr>
+        <w:t>Used by manager when creating or updating staff profiles.</w:t>
+      </w:r>
+    </w:p>
+    <w:p>
+      <w:pPr>
+        <w:pStyle w:val="ListParagraph"/>
+        <w:numPr>
+          <w:ilvl w:val="1"/>
+          <w:numId w:val="1"/>
+        </w:numPr>
+        <w:spacing w:line="360" w:lineRule="auto"/>
+        <w:rPr>
+          <w:rFonts w:ascii="Times New Roman" w:hAnsi="Times New Roman" w:cs="Times New Roman"/>
+        </w:rPr>
+      </w:pPr>
+      <w:proofErr w:type="spellStart"/>
+      <w:r>
+        <w:rPr>
+          <w:rFonts w:ascii="Times New Roman" w:hAnsi="Times New Roman" w:cs="Times New Roman"/>
+          <w:i/>
+          <w:iCs/>
+        </w:rPr>
+        <w:t>u</w:t>
+      </w:r>
+      <w:r>
+        <w:rPr>
+          <w:rFonts w:ascii="Times New Roman" w:hAnsi="Times New Roman" w:cs="Times New Roman"/>
+          <w:i/>
+          <w:iCs/>
+        </w:rPr>
+        <w:t>sernam</w:t>
+      </w:r>
+      <w:r>
+        <w:rPr>
+          <w:rFonts w:ascii="Times New Roman" w:hAnsi="Times New Roman" w:cs="Times New Roman"/>
+          <w:i/>
+          <w:iCs/>
+        </w:rPr>
+        <w:t>e</w:t>
+      </w:r>
+      <w:r>
+        <w:rPr>
+          <w:rFonts w:ascii="Times New Roman" w:hAnsi="Times New Roman" w:cs="Times New Roman"/>
+          <w:i/>
+          <w:iCs/>
+        </w:rPr>
+        <w:t>_</w:t>
+      </w:r>
+      <w:proofErr w:type="gramStart"/>
+      <w:r>
+        <w:rPr>
+          <w:rFonts w:ascii="Times New Roman" w:hAnsi="Times New Roman" w:cs="Times New Roman"/>
+          <w:i/>
+          <w:iCs/>
+        </w:rPr>
+        <w:t>c</w:t>
+      </w:r>
+      <w:r>
+        <w:rPr>
+          <w:rFonts w:ascii="Times New Roman" w:hAnsi="Times New Roman" w:cs="Times New Roman"/>
+          <w:i/>
+          <w:iCs/>
+        </w:rPr>
+        <w:t>heck</w:t>
+      </w:r>
+      <w:proofErr w:type="spellEnd"/>
+      <w:r>
+        <w:rPr>
+          <w:rFonts w:ascii="Times New Roman" w:hAnsi="Times New Roman" w:cs="Times New Roman"/>
+          <w:i/>
+          <w:iCs/>
+        </w:rPr>
+        <w:t>(</w:t>
+      </w:r>
+      <w:proofErr w:type="gramEnd"/>
+      <w:r>
+        <w:rPr>
+          <w:rFonts w:ascii="Times New Roman" w:hAnsi="Times New Roman" w:cs="Times New Roman"/>
+          <w:i/>
+          <w:iCs/>
+        </w:rPr>
+        <w:t>)</w:t>
+      </w:r>
+      <w:r>
+        <w:rPr>
+          <w:rFonts w:ascii="Times New Roman" w:hAnsi="Times New Roman" w:cs="Times New Roman"/>
+        </w:rPr>
+        <w:t xml:space="preserve"> is called by the system during sign up process to verify if the username exists and </w:t>
+      </w:r>
+      <w:proofErr w:type="gramStart"/>
+      <w:r>
+        <w:rPr>
+          <w:rFonts w:ascii="Times New Roman" w:hAnsi="Times New Roman" w:cs="Times New Roman"/>
+        </w:rPr>
+        <w:t>is connected with</w:t>
+      </w:r>
+      <w:proofErr w:type="gramEnd"/>
+      <w:r>
+        <w:rPr>
+          <w:rFonts w:ascii="Times New Roman" w:hAnsi="Times New Roman" w:cs="Times New Roman"/>
+        </w:rPr>
+        <w:t xml:space="preserve"> the appropriate staff name</w:t>
+      </w:r>
+    </w:p>
+    <w:p>
+      <w:pPr>
+        <w:pStyle w:val="ListParagraph"/>
+        <w:numPr>
+          <w:ilvl w:val="2"/>
+          <w:numId w:val="1"/>
+        </w:numPr>
+        <w:spacing w:line="360" w:lineRule="auto"/>
+        <w:rPr>
+          <w:rFonts w:ascii="Times New Roman" w:hAnsi="Times New Roman" w:cs="Times New Roman"/>
+        </w:rPr>
+      </w:pPr>
+      <w:r>
+        <w:rPr>
+          <w:rFonts w:ascii="Times New Roman" w:hAnsi="Times New Roman" w:cs="Times New Roman"/>
+        </w:rPr>
+        <w:t xml:space="preserve">Prior to staff </w:t>
+      </w:r>
+      <w:proofErr w:type="gramStart"/>
+      <w:r>
+        <w:rPr>
+          <w:rFonts w:ascii="Times New Roman" w:hAnsi="Times New Roman" w:cs="Times New Roman"/>
+        </w:rPr>
+        <w:t>sign</w:t>
+      </w:r>
+      <w:proofErr w:type="gramEnd"/>
+      <w:r>
+        <w:rPr>
+          <w:rFonts w:ascii="Times New Roman" w:hAnsi="Times New Roman" w:cs="Times New Roman"/>
+        </w:rPr>
+        <w:t xml:space="preserve"> up, the manager creates their profile and includes their first name, last name, and username. This method searches for the username using </w:t>
+      </w:r>
+      <w:proofErr w:type="spellStart"/>
+      <w:r>
+        <w:rPr>
+          <w:rFonts w:ascii="Times New Roman" w:hAnsi="Times New Roman" w:cs="Times New Roman"/>
+          <w:i/>
+          <w:iCs/>
+        </w:rPr>
+        <w:t>get</w:t>
+      </w:r>
+      <w:r>
+        <w:rPr>
+          <w:rFonts w:ascii="Times New Roman" w:hAnsi="Times New Roman" w:cs="Times New Roman"/>
+          <w:i/>
+          <w:iCs/>
+        </w:rPr>
+        <w:t>_</w:t>
+      </w:r>
+      <w:proofErr w:type="gramStart"/>
+      <w:r>
+        <w:rPr>
+          <w:rFonts w:ascii="Times New Roman" w:hAnsi="Times New Roman" w:cs="Times New Roman"/>
+          <w:i/>
+          <w:iCs/>
+        </w:rPr>
+        <w:t>u</w:t>
+      </w:r>
+      <w:r>
+        <w:rPr>
+          <w:rFonts w:ascii="Times New Roman" w:hAnsi="Times New Roman" w:cs="Times New Roman"/>
+          <w:i/>
+          <w:iCs/>
+        </w:rPr>
+        <w:t>sername</w:t>
+      </w:r>
+      <w:proofErr w:type="spellEnd"/>
+      <w:r>
+        <w:rPr>
+          <w:rFonts w:ascii="Times New Roman" w:hAnsi="Times New Roman" w:cs="Times New Roman"/>
+          <w:i/>
+          <w:iCs/>
+        </w:rPr>
+        <w:t>(</w:t>
+      </w:r>
+      <w:proofErr w:type="gramEnd"/>
+      <w:r>
+        <w:rPr>
+          <w:rFonts w:ascii="Times New Roman" w:hAnsi="Times New Roman" w:cs="Times New Roman"/>
+          <w:i/>
+          <w:iCs/>
+        </w:rPr>
+        <w:t>)</w:t>
+      </w:r>
+      <w:r>
+        <w:rPr>
+          <w:rFonts w:ascii="Times New Roman" w:hAnsi="Times New Roman" w:cs="Times New Roman"/>
+        </w:rPr>
+        <w:t xml:space="preserve"> for each existing </w:t>
+      </w:r>
+      <w:proofErr w:type="spellStart"/>
+      <w:r>
+        <w:rPr>
+          <w:rFonts w:ascii="Times New Roman" w:hAnsi="Times New Roman" w:cs="Times New Roman"/>
+        </w:rPr>
+        <w:t>StaffAccount</w:t>
+      </w:r>
+      <w:proofErr w:type="spellEnd"/>
+      <w:r>
+        <w:rPr>
+          <w:rFonts w:ascii="Times New Roman" w:hAnsi="Times New Roman" w:cs="Times New Roman"/>
+        </w:rPr>
+        <w:t xml:space="preserve"> object and </w:t>
+      </w:r>
+      <w:r>
+        <w:rPr>
+          <w:rFonts w:ascii="Times New Roman" w:hAnsi="Times New Roman" w:cs="Times New Roman"/>
+        </w:rPr>
+        <w:lastRenderedPageBreak/>
+        <w:t xml:space="preserve">when a match is found, it then checks that the first and last names are accurate using </w:t>
+      </w:r>
+      <w:proofErr w:type="spellStart"/>
+      <w:r>
+        <w:rPr>
+          <w:rFonts w:ascii="Times New Roman" w:hAnsi="Times New Roman" w:cs="Times New Roman"/>
+          <w:i/>
+          <w:iCs/>
+        </w:rPr>
+        <w:t>get</w:t>
+      </w:r>
+      <w:r>
+        <w:rPr>
+          <w:rFonts w:ascii="Times New Roman" w:hAnsi="Times New Roman" w:cs="Times New Roman"/>
+          <w:i/>
+          <w:iCs/>
+        </w:rPr>
+        <w:t>_</w:t>
+      </w:r>
+      <w:proofErr w:type="gramStart"/>
+      <w:r>
+        <w:rPr>
+          <w:rFonts w:ascii="Times New Roman" w:hAnsi="Times New Roman" w:cs="Times New Roman"/>
+          <w:i/>
+          <w:iCs/>
+        </w:rPr>
+        <w:t>f</w:t>
+      </w:r>
+      <w:r>
+        <w:rPr>
+          <w:rFonts w:ascii="Times New Roman" w:hAnsi="Times New Roman" w:cs="Times New Roman"/>
+          <w:i/>
+          <w:iCs/>
+        </w:rPr>
+        <w:t>irstName</w:t>
+      </w:r>
+      <w:proofErr w:type="spellEnd"/>
+      <w:r>
+        <w:rPr>
+          <w:rFonts w:ascii="Times New Roman" w:hAnsi="Times New Roman" w:cs="Times New Roman"/>
+          <w:i/>
+          <w:iCs/>
+        </w:rPr>
+        <w:t>(</w:t>
+      </w:r>
+      <w:proofErr w:type="gramEnd"/>
+      <w:r>
+        <w:rPr>
+          <w:rFonts w:ascii="Times New Roman" w:hAnsi="Times New Roman" w:cs="Times New Roman"/>
+          <w:i/>
+          <w:iCs/>
+        </w:rPr>
+        <w:t>)</w:t>
+      </w:r>
+      <w:r>
+        <w:rPr>
+          <w:rFonts w:ascii="Times New Roman" w:hAnsi="Times New Roman" w:cs="Times New Roman"/>
+        </w:rPr>
+        <w:t xml:space="preserve"> and </w:t>
+      </w:r>
+      <w:proofErr w:type="spellStart"/>
+      <w:r>
+        <w:rPr>
+          <w:rFonts w:ascii="Times New Roman" w:hAnsi="Times New Roman" w:cs="Times New Roman"/>
+          <w:i/>
+          <w:iCs/>
+        </w:rPr>
+        <w:t>get</w:t>
+      </w:r>
+      <w:r>
+        <w:rPr>
+          <w:rFonts w:ascii="Times New Roman" w:hAnsi="Times New Roman" w:cs="Times New Roman"/>
+          <w:i/>
+          <w:iCs/>
+        </w:rPr>
+        <w:t>_</w:t>
+      </w:r>
+      <w:proofErr w:type="gramStart"/>
+      <w:r>
+        <w:rPr>
+          <w:rFonts w:ascii="Times New Roman" w:hAnsi="Times New Roman" w:cs="Times New Roman"/>
+          <w:i/>
+          <w:iCs/>
+        </w:rPr>
+        <w:t>l</w:t>
+      </w:r>
+      <w:r>
+        <w:rPr>
+          <w:rFonts w:ascii="Times New Roman" w:hAnsi="Times New Roman" w:cs="Times New Roman"/>
+          <w:i/>
+          <w:iCs/>
+        </w:rPr>
+        <w:t>astName</w:t>
+      </w:r>
+      <w:proofErr w:type="spellEnd"/>
+      <w:r>
+        <w:rPr>
+          <w:rFonts w:ascii="Times New Roman" w:hAnsi="Times New Roman" w:cs="Times New Roman"/>
+          <w:i/>
+          <w:iCs/>
+        </w:rPr>
+        <w:t>(</w:t>
+      </w:r>
+      <w:proofErr w:type="gramEnd"/>
+      <w:r>
+        <w:rPr>
+          <w:rFonts w:ascii="Times New Roman" w:hAnsi="Times New Roman" w:cs="Times New Roman"/>
+          <w:i/>
+          <w:iCs/>
+        </w:rPr>
+        <w:t>)</w:t>
+      </w:r>
+      <w:r>
+        <w:rPr>
+          <w:rFonts w:ascii="Times New Roman" w:hAnsi="Times New Roman" w:cs="Times New Roman"/>
+        </w:rPr>
+        <w:t xml:space="preserve">. </w:t>
+      </w:r>
+    </w:p>
+    <w:p>
+      <w:pPr>
+        <w:pStyle w:val="ListParagraph"/>
+        <w:numPr>
+          <w:ilvl w:val="0"/>
+          <w:numId w:val="1"/>
+        </w:numPr>
+        <w:spacing w:line="360" w:lineRule="auto"/>
+        <w:rPr>
+          <w:rFonts w:ascii="Times New Roman" w:hAnsi="Times New Roman" w:cs="Times New Roman"/>
+        </w:rPr>
+      </w:pPr>
+      <w:r>
+        <w:rPr>
+          <w:rFonts w:ascii="Times New Roman" w:hAnsi="Times New Roman" w:cs="Times New Roman"/>
+        </w:rPr>
+        <w:t>Child Classes</w:t>
+      </w:r>
+    </w:p>
+    <w:p>
+      <w:pPr>
+        <w:pStyle w:val="ListParagraph"/>
+        <w:numPr>
+          <w:ilvl w:val="1"/>
+          <w:numId w:val="1"/>
+        </w:numPr>
+        <w:spacing w:line="360" w:lineRule="auto"/>
+        <w:rPr>
+          <w:rFonts w:ascii="Times New Roman" w:hAnsi="Times New Roman" w:cs="Times New Roman"/>
+        </w:rPr>
+      </w:pPr>
+      <w:proofErr w:type="spellStart"/>
+      <w:r>
+        <w:rPr>
+          <w:rFonts w:ascii="Times New Roman" w:hAnsi="Times New Roman" w:cs="Times New Roman"/>
+        </w:rPr>
+        <w:t>StaffAccountKey</w:t>
+      </w:r>
+      <w:proofErr w:type="spellEnd"/>
+    </w:p>
+    <w:p>
+      <w:pPr>
+        <w:pStyle w:val="ListParagraph"/>
+        <w:numPr>
+          <w:ilvl w:val="2"/>
+          <w:numId w:val="1"/>
+        </w:numPr>
+        <w:spacing w:line="360" w:lineRule="auto"/>
+        <w:rPr>
+          <w:rFonts w:ascii="Times New Roman" w:hAnsi="Times New Roman" w:cs="Times New Roman"/>
+        </w:rPr>
+      </w:pPr>
+      <w:proofErr w:type="gramStart"/>
+      <w:r>
+        <w:rPr>
+          <w:rFonts w:ascii="Times New Roman" w:hAnsi="Times New Roman" w:cs="Times New Roman"/>
+        </w:rPr>
+        <w:t>Stores</w:t>
+      </w:r>
+      <w:proofErr w:type="gramEnd"/>
+      <w:r>
+        <w:rPr>
+          <w:rFonts w:ascii="Times New Roman" w:hAnsi="Times New Roman" w:cs="Times New Roman"/>
+        </w:rPr>
+        <w:t xml:space="preserve"> the password for the staff </w:t>
+      </w:r>
+      <w:proofErr w:type="gramStart"/>
+      <w:r>
+        <w:rPr>
+          <w:rFonts w:ascii="Times New Roman" w:hAnsi="Times New Roman" w:cs="Times New Roman"/>
+        </w:rPr>
+        <w:t>member</w:t>
+      </w:r>
+      <w:proofErr w:type="gramEnd"/>
+    </w:p>
+    <w:p>
+      <w:pPr>
+        <w:pStyle w:val="ListParagraph"/>
+        <w:numPr>
+          <w:ilvl w:val="2"/>
+          <w:numId w:val="1"/>
+        </w:numPr>
+        <w:spacing w:line="360" w:lineRule="auto"/>
+        <w:rPr>
+          <w:rFonts w:ascii="Times New Roman" w:hAnsi="Times New Roman" w:cs="Times New Roman"/>
+        </w:rPr>
+      </w:pPr>
+      <w:r>
+        <w:rPr>
+          <w:rFonts w:ascii="Times New Roman" w:hAnsi="Times New Roman" w:cs="Times New Roman"/>
+        </w:rPr>
+        <w:t xml:space="preserve">Has a </w:t>
+      </w:r>
+      <w:proofErr w:type="spellStart"/>
+      <w:r>
+        <w:rPr>
+          <w:rFonts w:ascii="Times New Roman" w:hAnsi="Times New Roman" w:cs="Times New Roman"/>
+          <w:i/>
+          <w:iCs/>
+        </w:rPr>
+        <w:t>passwor</w:t>
+      </w:r>
+      <w:r>
+        <w:rPr>
+          <w:rFonts w:ascii="Times New Roman" w:hAnsi="Times New Roman" w:cs="Times New Roman"/>
+          <w:i/>
+          <w:iCs/>
+        </w:rPr>
+        <w:t>d</w:t>
+      </w:r>
+      <w:r>
+        <w:rPr>
+          <w:rFonts w:ascii="Times New Roman" w:hAnsi="Times New Roman" w:cs="Times New Roman"/>
+          <w:i/>
+          <w:iCs/>
+        </w:rPr>
+        <w:t>_</w:t>
+      </w:r>
+      <w:proofErr w:type="gramStart"/>
+      <w:r>
+        <w:rPr>
+          <w:rFonts w:ascii="Times New Roman" w:hAnsi="Times New Roman" w:cs="Times New Roman"/>
+          <w:i/>
+          <w:iCs/>
+        </w:rPr>
+        <w:t>c</w:t>
+      </w:r>
+      <w:r>
+        <w:rPr>
+          <w:rFonts w:ascii="Times New Roman" w:hAnsi="Times New Roman" w:cs="Times New Roman"/>
+          <w:i/>
+          <w:iCs/>
+        </w:rPr>
+        <w:t>hec</w:t>
+      </w:r>
+      <w:r>
+        <w:rPr>
+          <w:rFonts w:ascii="Times New Roman" w:hAnsi="Times New Roman" w:cs="Times New Roman"/>
+          <w:i/>
+          <w:iCs/>
+        </w:rPr>
+        <w:t>k</w:t>
+      </w:r>
+      <w:proofErr w:type="spellEnd"/>
+      <w:r>
+        <w:rPr>
+          <w:rFonts w:ascii="Times New Roman" w:hAnsi="Times New Roman" w:cs="Times New Roman"/>
+          <w:i/>
+          <w:iCs/>
+        </w:rPr>
+        <w:t>(</w:t>
+      </w:r>
+      <w:proofErr w:type="gramEnd"/>
+      <w:r>
+        <w:rPr>
+          <w:rFonts w:ascii="Times New Roman" w:hAnsi="Times New Roman" w:cs="Times New Roman"/>
+          <w:i/>
+          <w:iCs/>
+        </w:rPr>
+        <w:t>)</w:t>
+      </w:r>
+      <w:r>
+        <w:rPr>
+          <w:rFonts w:ascii="Times New Roman" w:hAnsi="Times New Roman" w:cs="Times New Roman"/>
+        </w:rPr>
+        <w:t xml:space="preserve"> method</w:t>
+      </w:r>
+      <w:r>
+        <w:rPr>
+          <w:rFonts w:ascii="Times New Roman" w:hAnsi="Times New Roman" w:cs="Times New Roman"/>
+        </w:rPr>
+        <w:t xml:space="preserve"> for password verification</w:t>
+      </w:r>
+    </w:p>
+    <w:p>
+      <w:pPr>
+        <w:pStyle w:val="ListParagraph"/>
+        <w:numPr>
+          <w:ilvl w:val="0"/>
+          <w:numId w:val="1"/>
+        </w:numPr>
+        <w:spacing w:line="360" w:lineRule="auto"/>
+        <w:rPr>
+          <w:rFonts w:ascii="Times New Roman" w:hAnsi="Times New Roman" w:cs="Times New Roman"/>
+        </w:rPr>
+      </w:pPr>
+      <w:r>
+        <w:rPr>
+          <w:rFonts w:ascii="Times New Roman" w:hAnsi="Times New Roman" w:cs="Times New Roman"/>
+        </w:rPr>
+        <w:t>Uses</w:t>
+      </w:r>
+    </w:p>
+    <w:p>
+      <w:pPr>
+        <w:pStyle w:val="ListParagraph"/>
+        <w:numPr>
+          <w:ilvl w:val="1"/>
+          <w:numId w:val="1"/>
+        </w:numPr>
+        <w:spacing w:line="360" w:lineRule="auto"/>
+        <w:rPr>
+          <w:rFonts w:ascii="Times New Roman" w:hAnsi="Times New Roman" w:cs="Times New Roman"/>
+        </w:rPr>
+      </w:pPr>
+      <w:r>
+        <w:rPr>
+          <w:rFonts w:ascii="Times New Roman" w:hAnsi="Times New Roman" w:cs="Times New Roman"/>
+        </w:rPr>
+        <w:t xml:space="preserve">Stores staff information to allow for </w:t>
+      </w:r>
+      <w:r>
+        <w:rPr>
+          <w:rFonts w:ascii="Times New Roman" w:hAnsi="Times New Roman" w:cs="Times New Roman"/>
+        </w:rPr>
+        <w:t>identification, system access, contact, shift assigning, payment, etc.</w:t>
+      </w:r>
+    </w:p>
+    <w:p>
+      <w:pPr>
+        <w:pStyle w:val="ListParagraph"/>
+        <w:numPr>
+          <w:ilvl w:val="1"/>
+          <w:numId w:val="1"/>
+        </w:numPr>
+        <w:spacing w:line="360" w:lineRule="auto"/>
+        <w:rPr>
+          <w:rFonts w:ascii="Times New Roman" w:hAnsi="Times New Roman" w:cs="Times New Roman"/>
+        </w:rPr>
+      </w:pPr>
+      <w:r>
+        <w:rPr>
+          <w:rFonts w:ascii="Times New Roman" w:hAnsi="Times New Roman" w:cs="Times New Roman"/>
+        </w:rPr>
+        <w:t>Instances are created by the manager</w:t>
+      </w:r>
+      <w:r>
+        <w:rPr>
+          <w:rFonts w:ascii="Times New Roman" w:hAnsi="Times New Roman" w:cs="Times New Roman"/>
+        </w:rPr>
+        <w:t xml:space="preserve"> [when creating staff profiles]</w:t>
+      </w:r>
+    </w:p>
+    <w:p>
+      <w:pPr>
+        <w:pStyle w:val="ListParagraph"/>
+        <w:numPr>
+          <w:ilvl w:val="1"/>
+          <w:numId w:val="1"/>
+        </w:numPr>
+        <w:spacing w:line="360" w:lineRule="auto"/>
+        <w:rPr>
+          <w:rFonts w:ascii="Times New Roman" w:hAnsi="Times New Roman" w:cs="Times New Roman"/>
+        </w:rPr>
+      </w:pPr>
+      <w:r>
+        <w:rPr>
+          <w:rFonts w:ascii="Times New Roman" w:hAnsi="Times New Roman" w:cs="Times New Roman"/>
+        </w:rPr>
+        <w:t>Used by system to verify user identity during login and sign up</w:t>
+      </w:r>
+    </w:p>
+    <w:p>
+      <w:pPr>
+        <w:pStyle w:val="ListParagraph"/>
+        <w:numPr>
+          <w:ilvl w:val="1"/>
+          <w:numId w:val="1"/>
+        </w:numPr>
+        <w:spacing w:line="360" w:lineRule="auto"/>
+        <w:rPr>
+          <w:rFonts w:ascii="Times New Roman" w:hAnsi="Times New Roman" w:cs="Times New Roman"/>
+        </w:rPr>
+      </w:pPr>
+      <w:r>
+        <w:rPr>
+          <w:rFonts w:ascii="Times New Roman" w:hAnsi="Times New Roman" w:cs="Times New Roman"/>
+        </w:rPr>
+        <w:t xml:space="preserve">Every instance is stored in an </w:t>
+      </w:r>
+      <w:proofErr w:type="spellStart"/>
+      <w:r>
+        <w:rPr>
+          <w:rFonts w:ascii="Times New Roman" w:hAnsi="Times New Roman" w:cs="Times New Roman"/>
+        </w:rPr>
+        <w:t>arraylist</w:t>
+      </w:r>
+      <w:proofErr w:type="spellEnd"/>
+      <w:r>
+        <w:rPr>
+          <w:rFonts w:ascii="Times New Roman" w:hAnsi="Times New Roman" w:cs="Times New Roman"/>
+        </w:rPr>
+        <w:t xml:space="preserve">, of </w:t>
+      </w:r>
+      <w:r>
+        <w:rPr>
+          <w:rFonts w:ascii="Times New Roman" w:hAnsi="Times New Roman" w:cs="Times New Roman"/>
+        </w:rPr>
+        <w:t xml:space="preserve">type </w:t>
+      </w:r>
+      <w:proofErr w:type="spellStart"/>
+      <w:r>
+        <w:rPr>
+          <w:rFonts w:ascii="Times New Roman" w:hAnsi="Times New Roman" w:cs="Times New Roman"/>
+        </w:rPr>
+        <w:t>StaffAccount</w:t>
+      </w:r>
+      <w:proofErr w:type="spellEnd"/>
+      <w:r>
+        <w:rPr>
+          <w:rFonts w:ascii="Times New Roman" w:hAnsi="Times New Roman" w:cs="Times New Roman"/>
+        </w:rPr>
+        <w:t xml:space="preserve">, named </w:t>
+      </w:r>
+      <w:proofErr w:type="spellStart"/>
+      <w:r>
+        <w:rPr>
+          <w:rFonts w:ascii="Times New Roman" w:hAnsi="Times New Roman" w:cs="Times New Roman"/>
+        </w:rPr>
+        <w:t>all_Staff</w:t>
+      </w:r>
+      <w:proofErr w:type="spellEnd"/>
+    </w:p>
+    <w:p>
+      <w:pPr>
+        <w:pStyle w:val="ListParagraph"/>
+        <w:numPr>
+          <w:ilvl w:val="0"/>
+          <w:numId w:val="1"/>
+        </w:numPr>
+        <w:spacing w:line="360" w:lineRule="auto"/>
+        <w:rPr>
+          <w:rFonts w:ascii="Times New Roman" w:hAnsi="Times New Roman" w:cs="Times New Roman"/>
+        </w:rPr>
+      </w:pPr>
+      <w:r>
+        <w:rPr>
+          <w:rFonts w:ascii="Times New Roman" w:hAnsi="Times New Roman" w:cs="Times New Roman"/>
+        </w:rPr>
+        <w:t xml:space="preserve">Accessibility </w:t>
+      </w:r>
+    </w:p>
+    <w:p>
+      <w:pPr>
+        <w:pStyle w:val="ListParagraph"/>
+        <w:numPr>
+          <w:ilvl w:val="1"/>
+          <w:numId w:val="1"/>
+        </w:numPr>
+        <w:spacing w:line="360" w:lineRule="auto"/>
+        <w:rPr>
+          <w:rFonts w:ascii="Times New Roman" w:hAnsi="Times New Roman" w:cs="Times New Roman"/>
+        </w:rPr>
+      </w:pPr>
+      <w:r>
+        <w:rPr>
+          <w:rFonts w:ascii="Times New Roman" w:hAnsi="Times New Roman" w:cs="Times New Roman"/>
+        </w:rPr>
+        <w:t>Only accessible by the manager</w:t>
+      </w:r>
+    </w:p>
+    <w:p>
+      <w:pPr>
+        <w:spacing w:line="360" w:lineRule="auto"/>
+        <w:rPr>
+          <w:rFonts w:ascii="Times New Roman" w:hAnsi="Times New Roman" w:cs="Times New Roman"/>
+        </w:rPr>
+      </w:pPr>
+    </w:p>
+    <w:p>
+      <w:pPr>
+        <w:spacing w:line="360" w:lineRule="auto"/>
+        <w:rPr>
+          <w:rFonts w:ascii="Times New Roman" w:hAnsi="Times New Roman" w:cs="Times New Roman"/>
+        </w:rPr>
       </w:pPr>
       <w:proofErr w:type="spellStart"/>
       <w:r>
@@ -733,6 +1541,2143 @@
           <w:rFonts w:ascii="Times New Roman" w:hAnsi="Times New Roman" w:cs="Times New Roman"/>
           <w:b/>
           <w:bCs/>
+        </w:rPr>
+        <w:t>StaffAccountKey</w:t>
+      </w:r>
+      <w:proofErr w:type="spellEnd"/>
+      <w:r>
+        <w:rPr>
+          <w:rFonts w:ascii="Times New Roman" w:hAnsi="Times New Roman" w:cs="Times New Roman"/>
+          <w:b/>
+          <w:bCs/>
+        </w:rPr>
+        <w:t xml:space="preserve"> class / </w:t>
+      </w:r>
+      <w:proofErr w:type="spellStart"/>
+      <w:r>
+        <w:rPr>
+          <w:rFonts w:ascii="Times New Roman" w:hAnsi="Times New Roman" w:cs="Times New Roman"/>
+          <w:b/>
+          <w:bCs/>
+        </w:rPr>
+        <w:t>StaffKey</w:t>
+      </w:r>
+      <w:proofErr w:type="spellEnd"/>
+      <w:r>
+        <w:rPr>
+          <w:rFonts w:ascii="Times New Roman" w:hAnsi="Times New Roman" w:cs="Times New Roman"/>
+          <w:b/>
+          <w:bCs/>
+        </w:rPr>
+        <w:t xml:space="preserve"> table</w:t>
+      </w:r>
+    </w:p>
+    <w:p>
+      <w:pPr>
+        <w:pStyle w:val="ListParagraph"/>
+        <w:numPr>
+          <w:ilvl w:val="0"/>
+          <w:numId w:val="1"/>
+        </w:numPr>
+        <w:spacing w:line="360" w:lineRule="auto"/>
+        <w:rPr>
+          <w:rFonts w:ascii="Times New Roman" w:hAnsi="Times New Roman" w:cs="Times New Roman"/>
+        </w:rPr>
+      </w:pPr>
+      <w:r>
+        <w:rPr>
+          <w:rFonts w:ascii="Times New Roman" w:hAnsi="Times New Roman" w:cs="Times New Roman"/>
+        </w:rPr>
+        <w:t>Required Attributes</w:t>
+      </w:r>
+    </w:p>
+    <w:p>
+      <w:pPr>
+        <w:pStyle w:val="ListParagraph"/>
+        <w:numPr>
+          <w:ilvl w:val="1"/>
+          <w:numId w:val="1"/>
+        </w:numPr>
+        <w:spacing w:line="360" w:lineRule="auto"/>
+        <w:rPr>
+          <w:rFonts w:ascii="Times New Roman" w:hAnsi="Times New Roman" w:cs="Times New Roman"/>
+        </w:rPr>
+      </w:pPr>
+      <w:r>
+        <w:rPr>
+          <w:rFonts w:ascii="Times New Roman" w:hAnsi="Times New Roman" w:cs="Times New Roman"/>
+        </w:rPr>
+        <w:t>username (str), password (str), id (int)</w:t>
+      </w:r>
+      <w:r>
+        <w:rPr>
+          <w:rFonts w:ascii="Times New Roman" w:hAnsi="Times New Roman" w:cs="Times New Roman"/>
+        </w:rPr>
+        <w:t xml:space="preserve">, </w:t>
+      </w:r>
+      <w:proofErr w:type="spellStart"/>
+      <w:r>
+        <w:rPr>
+          <w:rFonts w:ascii="Times New Roman" w:hAnsi="Times New Roman" w:cs="Times New Roman"/>
+        </w:rPr>
+        <w:t>next</w:t>
+      </w:r>
+      <w:r>
+        <w:rPr>
+          <w:rFonts w:ascii="Times New Roman" w:hAnsi="Times New Roman" w:cs="Times New Roman"/>
+        </w:rPr>
+        <w:t>I</w:t>
+      </w:r>
+      <w:r>
+        <w:rPr>
+          <w:rFonts w:ascii="Times New Roman" w:hAnsi="Times New Roman" w:cs="Times New Roman"/>
+        </w:rPr>
+        <w:t>d</w:t>
+      </w:r>
+      <w:proofErr w:type="spellEnd"/>
+      <w:r>
+        <w:rPr>
+          <w:rFonts w:ascii="Times New Roman" w:hAnsi="Times New Roman" w:cs="Times New Roman"/>
+        </w:rPr>
+        <w:t xml:space="preserve"> (int)</w:t>
+      </w:r>
+    </w:p>
+    <w:p>
+      <w:pPr>
+        <w:pStyle w:val="ListParagraph"/>
+        <w:numPr>
+          <w:ilvl w:val="0"/>
+          <w:numId w:val="1"/>
+        </w:numPr>
+        <w:spacing w:line="360" w:lineRule="auto"/>
+        <w:rPr>
+          <w:rFonts w:ascii="Times New Roman" w:hAnsi="Times New Roman" w:cs="Times New Roman"/>
+        </w:rPr>
+      </w:pPr>
+      <w:r>
+        <w:rPr>
+          <w:rFonts w:ascii="Times New Roman" w:hAnsi="Times New Roman" w:cs="Times New Roman"/>
+        </w:rPr>
+        <w:t>Methods</w:t>
+      </w:r>
+    </w:p>
+    <w:p>
+      <w:pPr>
+        <w:pStyle w:val="ListParagraph"/>
+        <w:numPr>
+          <w:ilvl w:val="1"/>
+          <w:numId w:val="1"/>
+        </w:numPr>
+        <w:spacing w:line="360" w:lineRule="auto"/>
+        <w:rPr>
+          <w:rFonts w:ascii="Times New Roman" w:hAnsi="Times New Roman" w:cs="Times New Roman"/>
+        </w:rPr>
+      </w:pPr>
+      <w:proofErr w:type="spellStart"/>
+      <w:r>
+        <w:rPr>
+          <w:rFonts w:ascii="Times New Roman" w:hAnsi="Times New Roman" w:cs="Times New Roman"/>
+          <w:i/>
+          <w:iCs/>
+        </w:rPr>
+        <w:t>g</w:t>
+      </w:r>
+      <w:r>
+        <w:rPr>
+          <w:rFonts w:ascii="Times New Roman" w:hAnsi="Times New Roman" w:cs="Times New Roman"/>
+          <w:i/>
+          <w:iCs/>
+        </w:rPr>
+        <w:t>et</w:t>
+      </w:r>
+      <w:r>
+        <w:rPr>
+          <w:rFonts w:ascii="Times New Roman" w:hAnsi="Times New Roman" w:cs="Times New Roman"/>
+          <w:i/>
+          <w:iCs/>
+        </w:rPr>
+        <w:t>_</w:t>
+      </w:r>
+      <w:proofErr w:type="gramStart"/>
+      <w:r>
+        <w:rPr>
+          <w:rFonts w:ascii="Times New Roman" w:hAnsi="Times New Roman" w:cs="Times New Roman"/>
+          <w:i/>
+          <w:iCs/>
+        </w:rPr>
+        <w:t>p</w:t>
+      </w:r>
+      <w:r>
+        <w:rPr>
+          <w:rFonts w:ascii="Times New Roman" w:hAnsi="Times New Roman" w:cs="Times New Roman"/>
+          <w:i/>
+          <w:iCs/>
+        </w:rPr>
+        <w:t>assword</w:t>
+      </w:r>
+      <w:proofErr w:type="spellEnd"/>
+      <w:r>
+        <w:rPr>
+          <w:rFonts w:ascii="Times New Roman" w:hAnsi="Times New Roman" w:cs="Times New Roman"/>
+          <w:i/>
+          <w:iCs/>
+        </w:rPr>
+        <w:t>(</w:t>
+      </w:r>
+      <w:proofErr w:type="gramEnd"/>
+      <w:r>
+        <w:rPr>
+          <w:rFonts w:ascii="Times New Roman" w:hAnsi="Times New Roman" w:cs="Times New Roman"/>
+          <w:i/>
+          <w:iCs/>
+        </w:rPr>
+        <w:t>)</w:t>
+      </w:r>
+      <w:r>
+        <w:rPr>
+          <w:rFonts w:ascii="Times New Roman" w:hAnsi="Times New Roman" w:cs="Times New Roman"/>
+        </w:rPr>
+        <w:t xml:space="preserve"> is called by the system during login to verify a) the password exists/has been created and b) the password </w:t>
+      </w:r>
+      <w:proofErr w:type="gramStart"/>
+      <w:r>
+        <w:rPr>
+          <w:rFonts w:ascii="Times New Roman" w:hAnsi="Times New Roman" w:cs="Times New Roman"/>
+        </w:rPr>
+        <w:t>is connected with</w:t>
+      </w:r>
+      <w:proofErr w:type="gramEnd"/>
+      <w:r>
+        <w:rPr>
+          <w:rFonts w:ascii="Times New Roman" w:hAnsi="Times New Roman" w:cs="Times New Roman"/>
+        </w:rPr>
+        <w:t xml:space="preserve"> the provided username.</w:t>
+      </w:r>
+    </w:p>
+    <w:p>
+      <w:pPr>
+        <w:pStyle w:val="ListParagraph"/>
+        <w:numPr>
+          <w:ilvl w:val="1"/>
+          <w:numId w:val="1"/>
+        </w:numPr>
+        <w:spacing w:line="360" w:lineRule="auto"/>
+        <w:rPr>
+          <w:rFonts w:ascii="Times New Roman" w:hAnsi="Times New Roman" w:cs="Times New Roman"/>
+        </w:rPr>
+      </w:pPr>
+      <w:proofErr w:type="spellStart"/>
+      <w:r>
+        <w:rPr>
+          <w:rFonts w:ascii="Times New Roman" w:hAnsi="Times New Roman" w:cs="Times New Roman"/>
+          <w:i/>
+          <w:iCs/>
+        </w:rPr>
+        <w:t>g</w:t>
+      </w:r>
+      <w:r>
+        <w:rPr>
+          <w:rFonts w:ascii="Times New Roman" w:hAnsi="Times New Roman" w:cs="Times New Roman"/>
+          <w:i/>
+          <w:iCs/>
+        </w:rPr>
+        <w:t>et</w:t>
+      </w:r>
+      <w:r>
+        <w:rPr>
+          <w:rFonts w:ascii="Times New Roman" w:hAnsi="Times New Roman" w:cs="Times New Roman"/>
+          <w:i/>
+          <w:iCs/>
+        </w:rPr>
+        <w:t>_</w:t>
+      </w:r>
+      <w:proofErr w:type="gramStart"/>
+      <w:r>
+        <w:rPr>
+          <w:rFonts w:ascii="Times New Roman" w:hAnsi="Times New Roman" w:cs="Times New Roman"/>
+          <w:i/>
+          <w:iCs/>
+        </w:rPr>
+        <w:t>u</w:t>
+      </w:r>
+      <w:r>
+        <w:rPr>
+          <w:rFonts w:ascii="Times New Roman" w:hAnsi="Times New Roman" w:cs="Times New Roman"/>
+          <w:i/>
+          <w:iCs/>
+        </w:rPr>
+        <w:t>ser</w:t>
+      </w:r>
+      <w:proofErr w:type="spellEnd"/>
+      <w:r>
+        <w:rPr>
+          <w:rFonts w:ascii="Times New Roman" w:hAnsi="Times New Roman" w:cs="Times New Roman"/>
+          <w:i/>
+          <w:iCs/>
+        </w:rPr>
+        <w:t>(</w:t>
+      </w:r>
+      <w:proofErr w:type="gramEnd"/>
+      <w:r>
+        <w:rPr>
+          <w:rFonts w:ascii="Times New Roman" w:hAnsi="Times New Roman" w:cs="Times New Roman"/>
+          <w:i/>
+          <w:iCs/>
+        </w:rPr>
+        <w:t>)</w:t>
+      </w:r>
+      <w:r>
+        <w:rPr>
+          <w:rFonts w:ascii="Times New Roman" w:hAnsi="Times New Roman" w:cs="Times New Roman"/>
+        </w:rPr>
+        <w:t xml:space="preserve"> is called by the system during login to verify the identity of the staff member.</w:t>
+      </w:r>
+    </w:p>
+    <w:p>
+      <w:pPr>
+        <w:pStyle w:val="ListParagraph"/>
+        <w:numPr>
+          <w:ilvl w:val="1"/>
+          <w:numId w:val="1"/>
+        </w:numPr>
+        <w:spacing w:line="360" w:lineRule="auto"/>
+        <w:rPr>
+          <w:rFonts w:ascii="Times New Roman" w:hAnsi="Times New Roman" w:cs="Times New Roman"/>
+        </w:rPr>
+      </w:pPr>
+      <w:proofErr w:type="spellStart"/>
+      <w:r>
+        <w:rPr>
+          <w:rFonts w:ascii="Times New Roman" w:hAnsi="Times New Roman" w:cs="Times New Roman"/>
+          <w:i/>
+          <w:iCs/>
+        </w:rPr>
+        <w:t>s</w:t>
+      </w:r>
+      <w:r>
+        <w:rPr>
+          <w:rFonts w:ascii="Times New Roman" w:hAnsi="Times New Roman" w:cs="Times New Roman"/>
+          <w:i/>
+          <w:iCs/>
+        </w:rPr>
+        <w:t>et</w:t>
+      </w:r>
+      <w:r>
+        <w:rPr>
+          <w:rFonts w:ascii="Times New Roman" w:hAnsi="Times New Roman" w:cs="Times New Roman"/>
+          <w:i/>
+          <w:iCs/>
+        </w:rPr>
+        <w:t>_</w:t>
+      </w:r>
+      <w:proofErr w:type="gramStart"/>
+      <w:r>
+        <w:rPr>
+          <w:rFonts w:ascii="Times New Roman" w:hAnsi="Times New Roman" w:cs="Times New Roman"/>
+          <w:i/>
+          <w:iCs/>
+        </w:rPr>
+        <w:t>p</w:t>
+      </w:r>
+      <w:r>
+        <w:rPr>
+          <w:rFonts w:ascii="Times New Roman" w:hAnsi="Times New Roman" w:cs="Times New Roman"/>
+          <w:i/>
+          <w:iCs/>
+        </w:rPr>
+        <w:t>assword</w:t>
+      </w:r>
+      <w:proofErr w:type="spellEnd"/>
+      <w:r>
+        <w:rPr>
+          <w:rFonts w:ascii="Times New Roman" w:hAnsi="Times New Roman" w:cs="Times New Roman"/>
+          <w:i/>
+          <w:iCs/>
+        </w:rPr>
+        <w:t>(</w:t>
+      </w:r>
+      <w:proofErr w:type="gramEnd"/>
+      <w:r>
+        <w:rPr>
+          <w:rFonts w:ascii="Times New Roman" w:hAnsi="Times New Roman" w:cs="Times New Roman"/>
+          <w:i/>
+          <w:iCs/>
+        </w:rPr>
+        <w:t>)</w:t>
+      </w:r>
+      <w:r>
+        <w:rPr>
+          <w:rFonts w:ascii="Times New Roman" w:hAnsi="Times New Roman" w:cs="Times New Roman"/>
+        </w:rPr>
+        <w:t xml:space="preserve"> is called by the system when a staff member updates their password.</w:t>
+      </w:r>
+    </w:p>
+    <w:p>
+      <w:pPr>
+        <w:pStyle w:val="ListParagraph"/>
+        <w:numPr>
+          <w:ilvl w:val="1"/>
+          <w:numId w:val="1"/>
+        </w:numPr>
+        <w:spacing w:line="360" w:lineRule="auto"/>
+        <w:rPr>
+          <w:rFonts w:ascii="Times New Roman" w:hAnsi="Times New Roman" w:cs="Times New Roman"/>
+        </w:rPr>
+      </w:pPr>
+      <w:proofErr w:type="spellStart"/>
+      <w:r>
+        <w:rPr>
+          <w:rFonts w:ascii="Times New Roman" w:hAnsi="Times New Roman" w:cs="Times New Roman"/>
+          <w:i/>
+          <w:iCs/>
+        </w:rPr>
+        <w:t>p</w:t>
+      </w:r>
+      <w:r>
+        <w:rPr>
+          <w:rFonts w:ascii="Times New Roman" w:hAnsi="Times New Roman" w:cs="Times New Roman"/>
+          <w:i/>
+          <w:iCs/>
+        </w:rPr>
+        <w:t>asswor</w:t>
+      </w:r>
+      <w:r>
+        <w:rPr>
+          <w:rFonts w:ascii="Times New Roman" w:hAnsi="Times New Roman" w:cs="Times New Roman"/>
+          <w:i/>
+          <w:iCs/>
+        </w:rPr>
+        <w:t>d</w:t>
+      </w:r>
+      <w:r>
+        <w:rPr>
+          <w:rFonts w:ascii="Times New Roman" w:hAnsi="Times New Roman" w:cs="Times New Roman"/>
+          <w:i/>
+          <w:iCs/>
+        </w:rPr>
+        <w:t>_</w:t>
+      </w:r>
+      <w:proofErr w:type="gramStart"/>
+      <w:r>
+        <w:rPr>
+          <w:rFonts w:ascii="Times New Roman" w:hAnsi="Times New Roman" w:cs="Times New Roman"/>
+          <w:i/>
+          <w:iCs/>
+        </w:rPr>
+        <w:t>c</w:t>
+      </w:r>
+      <w:r>
+        <w:rPr>
+          <w:rFonts w:ascii="Times New Roman" w:hAnsi="Times New Roman" w:cs="Times New Roman"/>
+          <w:i/>
+          <w:iCs/>
+        </w:rPr>
+        <w:t>heck</w:t>
+      </w:r>
+      <w:proofErr w:type="spellEnd"/>
+      <w:r>
+        <w:rPr>
+          <w:rFonts w:ascii="Times New Roman" w:hAnsi="Times New Roman" w:cs="Times New Roman"/>
+          <w:i/>
+          <w:iCs/>
+        </w:rPr>
+        <w:t>(</w:t>
+      </w:r>
+      <w:proofErr w:type="gramEnd"/>
+      <w:r>
+        <w:rPr>
+          <w:rFonts w:ascii="Times New Roman" w:hAnsi="Times New Roman" w:cs="Times New Roman"/>
+          <w:i/>
+          <w:iCs/>
+        </w:rPr>
+        <w:t>)</w:t>
+      </w:r>
+      <w:r>
+        <w:rPr>
+          <w:rFonts w:ascii="Times New Roman" w:hAnsi="Times New Roman" w:cs="Times New Roman"/>
+        </w:rPr>
+        <w:t xml:space="preserve"> is called by the system during sign up to verify if the following requirements are met:</w:t>
+      </w:r>
+    </w:p>
+    <w:p>
+      <w:pPr>
+        <w:pStyle w:val="ListParagraph"/>
+        <w:numPr>
+          <w:ilvl w:val="0"/>
+          <w:numId w:val="2"/>
+        </w:numPr>
+        <w:spacing w:line="360" w:lineRule="auto"/>
+        <w:rPr>
+          <w:rFonts w:ascii="Times New Roman" w:hAnsi="Times New Roman" w:cs="Times New Roman"/>
+        </w:rPr>
+      </w:pPr>
+      <w:r>
+        <w:rPr>
+          <w:rFonts w:ascii="Times New Roman" w:hAnsi="Times New Roman" w:cs="Times New Roman"/>
+        </w:rPr>
+        <w:t>Has 8 or more total characters</w:t>
+      </w:r>
+    </w:p>
+    <w:p>
+      <w:pPr>
+        <w:pStyle w:val="ListParagraph"/>
+        <w:numPr>
+          <w:ilvl w:val="0"/>
+          <w:numId w:val="2"/>
+        </w:numPr>
+        <w:spacing w:line="360" w:lineRule="auto"/>
+        <w:rPr>
+          <w:rFonts w:ascii="Times New Roman" w:hAnsi="Times New Roman" w:cs="Times New Roman"/>
+        </w:rPr>
+      </w:pPr>
+      <w:r>
+        <w:rPr>
+          <w:rFonts w:ascii="Times New Roman" w:hAnsi="Times New Roman" w:cs="Times New Roman"/>
+        </w:rPr>
+        <w:lastRenderedPageBreak/>
+        <w:t>Has 16 or less total characters</w:t>
+      </w:r>
+    </w:p>
+    <w:p>
+      <w:pPr>
+        <w:pStyle w:val="ListParagraph"/>
+        <w:numPr>
+          <w:ilvl w:val="0"/>
+          <w:numId w:val="2"/>
+        </w:numPr>
+        <w:spacing w:line="360" w:lineRule="auto"/>
+        <w:rPr>
+          <w:rFonts w:ascii="Times New Roman" w:hAnsi="Times New Roman" w:cs="Times New Roman"/>
+        </w:rPr>
+      </w:pPr>
+      <w:r>
+        <w:rPr>
+          <w:rFonts w:ascii="Times New Roman" w:hAnsi="Times New Roman" w:cs="Times New Roman"/>
+        </w:rPr>
+        <w:t>Has at least 1 capital letter</w:t>
+      </w:r>
+    </w:p>
+    <w:p>
+      <w:pPr>
+        <w:pStyle w:val="ListParagraph"/>
+        <w:numPr>
+          <w:ilvl w:val="0"/>
+          <w:numId w:val="2"/>
+        </w:numPr>
+        <w:spacing w:line="360" w:lineRule="auto"/>
+        <w:rPr>
+          <w:rFonts w:ascii="Times New Roman" w:hAnsi="Times New Roman" w:cs="Times New Roman"/>
+        </w:rPr>
+      </w:pPr>
+      <w:r>
+        <w:rPr>
+          <w:rFonts w:ascii="Times New Roman" w:hAnsi="Times New Roman" w:cs="Times New Roman"/>
+        </w:rPr>
+        <w:t>Has at least 1 lowercase letter</w:t>
+      </w:r>
+    </w:p>
+    <w:p>
+      <w:pPr>
+        <w:pStyle w:val="ListParagraph"/>
+        <w:numPr>
+          <w:ilvl w:val="0"/>
+          <w:numId w:val="2"/>
+        </w:numPr>
+        <w:spacing w:line="360" w:lineRule="auto"/>
+        <w:rPr>
+          <w:rFonts w:ascii="Times New Roman" w:hAnsi="Times New Roman" w:cs="Times New Roman"/>
+        </w:rPr>
+      </w:pPr>
+      <w:r>
+        <w:rPr>
+          <w:rFonts w:ascii="Times New Roman" w:hAnsi="Times New Roman" w:cs="Times New Roman"/>
+        </w:rPr>
+        <w:t>Has at least 1 number</w:t>
+      </w:r>
+    </w:p>
+    <w:p>
+      <w:pPr>
+        <w:pStyle w:val="ListParagraph"/>
+        <w:numPr>
+          <w:ilvl w:val="0"/>
+          <w:numId w:val="2"/>
+        </w:numPr>
+        <w:spacing w:line="360" w:lineRule="auto"/>
+        <w:rPr>
+          <w:rFonts w:ascii="Times New Roman" w:hAnsi="Times New Roman" w:cs="Times New Roman"/>
+        </w:rPr>
+      </w:pPr>
+      <w:r>
+        <w:rPr>
+          <w:rFonts w:ascii="Times New Roman" w:hAnsi="Times New Roman" w:cs="Times New Roman"/>
+        </w:rPr>
+        <w:t>Does not have any whitespace</w:t>
+      </w:r>
+    </w:p>
+    <w:p>
+      <w:pPr>
+        <w:pStyle w:val="ListParagraph"/>
+        <w:numPr>
+          <w:ilvl w:val="0"/>
+          <w:numId w:val="1"/>
+        </w:numPr>
+        <w:spacing w:line="360" w:lineRule="auto"/>
+        <w:rPr>
+          <w:rFonts w:ascii="Times New Roman" w:hAnsi="Times New Roman" w:cs="Times New Roman"/>
+        </w:rPr>
+      </w:pPr>
+      <w:r>
+        <w:rPr>
+          <w:rFonts w:ascii="Times New Roman" w:hAnsi="Times New Roman" w:cs="Times New Roman"/>
+        </w:rPr>
+        <w:t>Uses</w:t>
+      </w:r>
+    </w:p>
+    <w:p>
+      <w:pPr>
+        <w:pStyle w:val="ListParagraph"/>
+        <w:numPr>
+          <w:ilvl w:val="1"/>
+          <w:numId w:val="1"/>
+        </w:numPr>
+        <w:spacing w:line="360" w:lineRule="auto"/>
+        <w:rPr>
+          <w:rFonts w:ascii="Times New Roman" w:hAnsi="Times New Roman" w:cs="Times New Roman"/>
+        </w:rPr>
+      </w:pPr>
+      <w:r>
+        <w:rPr>
+          <w:rFonts w:ascii="Times New Roman" w:hAnsi="Times New Roman" w:cs="Times New Roman"/>
+        </w:rPr>
+        <w:t>Stores system password for each staff member</w:t>
+      </w:r>
+    </w:p>
+    <w:p>
+      <w:pPr>
+        <w:pStyle w:val="ListParagraph"/>
+        <w:numPr>
+          <w:ilvl w:val="1"/>
+          <w:numId w:val="1"/>
+        </w:numPr>
+        <w:spacing w:line="360" w:lineRule="auto"/>
+        <w:rPr>
+          <w:rFonts w:ascii="Times New Roman" w:hAnsi="Times New Roman" w:cs="Times New Roman"/>
+        </w:rPr>
+      </w:pPr>
+      <w:r>
+        <w:rPr>
+          <w:rFonts w:ascii="Times New Roman" w:hAnsi="Times New Roman" w:cs="Times New Roman"/>
+        </w:rPr>
+        <w:t xml:space="preserve">All instances are stored in an </w:t>
+      </w:r>
+      <w:proofErr w:type="spellStart"/>
+      <w:r>
+        <w:rPr>
+          <w:rFonts w:ascii="Times New Roman" w:hAnsi="Times New Roman" w:cs="Times New Roman"/>
+        </w:rPr>
+        <w:t>arraylist</w:t>
+      </w:r>
+      <w:proofErr w:type="spellEnd"/>
+      <w:r>
+        <w:rPr>
+          <w:rFonts w:ascii="Times New Roman" w:hAnsi="Times New Roman" w:cs="Times New Roman"/>
+        </w:rPr>
+        <w:t xml:space="preserve">, of type </w:t>
+      </w:r>
+      <w:proofErr w:type="spellStart"/>
+      <w:r>
+        <w:rPr>
+          <w:rFonts w:ascii="Times New Roman" w:hAnsi="Times New Roman" w:cs="Times New Roman"/>
+        </w:rPr>
+        <w:t>StaffAccountKey</w:t>
+      </w:r>
+      <w:proofErr w:type="spellEnd"/>
+      <w:r>
+        <w:rPr>
+          <w:rFonts w:ascii="Times New Roman" w:hAnsi="Times New Roman" w:cs="Times New Roman"/>
+        </w:rPr>
+        <w:t xml:space="preserve">, named </w:t>
+      </w:r>
+      <w:proofErr w:type="spellStart"/>
+      <w:r>
+        <w:rPr>
+          <w:rFonts w:ascii="Times New Roman" w:hAnsi="Times New Roman" w:cs="Times New Roman"/>
+        </w:rPr>
+        <w:t>all</w:t>
+      </w:r>
+      <w:r>
+        <w:rPr>
+          <w:rFonts w:ascii="Times New Roman" w:hAnsi="Times New Roman" w:cs="Times New Roman"/>
+        </w:rPr>
+        <w:t>_Keys</w:t>
+      </w:r>
+      <w:proofErr w:type="spellEnd"/>
+    </w:p>
+    <w:p>
+      <w:pPr>
+        <w:pStyle w:val="ListParagraph"/>
+        <w:numPr>
+          <w:ilvl w:val="0"/>
+          <w:numId w:val="1"/>
+        </w:numPr>
+        <w:spacing w:line="360" w:lineRule="auto"/>
+        <w:rPr>
+          <w:rFonts w:ascii="Times New Roman" w:hAnsi="Times New Roman" w:cs="Times New Roman"/>
+        </w:rPr>
+      </w:pPr>
+      <w:r>
+        <w:rPr>
+          <w:rFonts w:ascii="Times New Roman" w:hAnsi="Times New Roman" w:cs="Times New Roman"/>
+        </w:rPr>
+        <w:t>Accessibility</w:t>
+      </w:r>
+    </w:p>
+    <w:p>
+      <w:pPr>
+        <w:pStyle w:val="ListParagraph"/>
+        <w:numPr>
+          <w:ilvl w:val="1"/>
+          <w:numId w:val="1"/>
+        </w:numPr>
+        <w:spacing w:line="360" w:lineRule="auto"/>
+        <w:rPr>
+          <w:rFonts w:ascii="Times New Roman" w:hAnsi="Times New Roman" w:cs="Times New Roman"/>
+        </w:rPr>
+      </w:pPr>
+      <w:r>
+        <w:rPr>
+          <w:rFonts w:ascii="Times New Roman" w:hAnsi="Times New Roman" w:cs="Times New Roman"/>
+        </w:rPr>
+        <w:t>Only accessible by the system (for verification) and each instance is only accessible by the staff member connected to it.</w:t>
+      </w:r>
+    </w:p>
+    <w:p>
+      <w:pPr>
+        <w:spacing w:line="360" w:lineRule="auto"/>
+        <w:rPr>
+          <w:rFonts w:ascii="Times New Roman" w:hAnsi="Times New Roman" w:cs="Times New Roman"/>
+        </w:rPr>
+      </w:pPr>
+    </w:p>
+    <w:p>
+      <w:pPr>
+        <w:spacing w:line="360" w:lineRule="auto"/>
+        <w:rPr>
+          <w:rFonts w:ascii="Times New Roman" w:hAnsi="Times New Roman" w:cs="Times New Roman"/>
+        </w:rPr>
+      </w:pPr>
+      <w:proofErr w:type="spellStart"/>
+      <w:r>
+        <w:rPr>
+          <w:rFonts w:ascii="Times New Roman" w:hAnsi="Times New Roman" w:cs="Times New Roman"/>
+          <w:b/>
+          <w:bCs/>
+        </w:rPr>
+        <w:t>ShiftRecord</w:t>
+      </w:r>
+      <w:proofErr w:type="spellEnd"/>
+      <w:r>
+        <w:rPr>
+          <w:rFonts w:ascii="Times New Roman" w:hAnsi="Times New Roman" w:cs="Times New Roman"/>
+          <w:b/>
+          <w:bCs/>
+        </w:rPr>
+        <w:t xml:space="preserve"> class / </w:t>
+      </w:r>
+      <w:proofErr w:type="spellStart"/>
+      <w:r>
+        <w:rPr>
+          <w:rFonts w:ascii="Times New Roman" w:hAnsi="Times New Roman" w:cs="Times New Roman"/>
+          <w:b/>
+          <w:bCs/>
+        </w:rPr>
+        <w:t>StaffShift</w:t>
+      </w:r>
+      <w:proofErr w:type="spellEnd"/>
+      <w:r>
+        <w:rPr>
+          <w:rFonts w:ascii="Times New Roman" w:hAnsi="Times New Roman" w:cs="Times New Roman"/>
+          <w:b/>
+          <w:bCs/>
+        </w:rPr>
+        <w:t xml:space="preserve"> table</w:t>
+      </w:r>
+    </w:p>
+    <w:p>
+      <w:pPr>
+        <w:pStyle w:val="ListParagraph"/>
+        <w:numPr>
+          <w:ilvl w:val="0"/>
+          <w:numId w:val="1"/>
+        </w:numPr>
+        <w:spacing w:line="360" w:lineRule="auto"/>
+        <w:rPr>
+          <w:rFonts w:ascii="Times New Roman" w:hAnsi="Times New Roman" w:cs="Times New Roman"/>
+        </w:rPr>
+      </w:pPr>
+      <w:r>
+        <w:rPr>
+          <w:rFonts w:ascii="Times New Roman" w:hAnsi="Times New Roman" w:cs="Times New Roman"/>
+        </w:rPr>
+        <w:t>Required Attributes</w:t>
+      </w:r>
+    </w:p>
+    <w:p>
+      <w:pPr>
+        <w:pStyle w:val="ListParagraph"/>
+        <w:numPr>
+          <w:ilvl w:val="1"/>
+          <w:numId w:val="1"/>
+        </w:numPr>
+        <w:spacing w:line="360" w:lineRule="auto"/>
+        <w:rPr>
+          <w:rFonts w:ascii="Times New Roman" w:hAnsi="Times New Roman" w:cs="Times New Roman"/>
+        </w:rPr>
+      </w:pPr>
+      <w:proofErr w:type="spellStart"/>
+      <w:r>
+        <w:rPr>
+          <w:rFonts w:ascii="Times New Roman" w:hAnsi="Times New Roman" w:cs="Times New Roman"/>
+        </w:rPr>
+        <w:t>start</w:t>
+      </w:r>
+      <w:r>
+        <w:rPr>
+          <w:rFonts w:ascii="Times New Roman" w:hAnsi="Times New Roman" w:cs="Times New Roman"/>
+        </w:rPr>
+        <w:t>Ti</w:t>
+      </w:r>
+      <w:r>
+        <w:rPr>
+          <w:rFonts w:ascii="Times New Roman" w:hAnsi="Times New Roman" w:cs="Times New Roman"/>
+        </w:rPr>
+        <w:t>me</w:t>
+      </w:r>
+      <w:proofErr w:type="spellEnd"/>
+      <w:r>
+        <w:rPr>
+          <w:rFonts w:ascii="Times New Roman" w:hAnsi="Times New Roman" w:cs="Times New Roman"/>
+        </w:rPr>
+        <w:t xml:space="preserve"> </w:t>
+      </w:r>
+      <w:r>
+        <w:rPr>
+          <w:rFonts w:ascii="Times New Roman" w:hAnsi="Times New Roman" w:cs="Times New Roman"/>
+        </w:rPr>
+        <w:t xml:space="preserve">(Instant), </w:t>
+      </w:r>
+      <w:r>
+        <w:rPr>
+          <w:rFonts w:ascii="Times New Roman" w:hAnsi="Times New Roman" w:cs="Times New Roman"/>
+        </w:rPr>
+        <w:t>user (</w:t>
+      </w:r>
+      <w:proofErr w:type="spellStart"/>
+      <w:r>
+        <w:rPr>
+          <w:rFonts w:ascii="Times New Roman" w:hAnsi="Times New Roman" w:cs="Times New Roman"/>
+        </w:rPr>
+        <w:t>StaffAccount</w:t>
+      </w:r>
+      <w:proofErr w:type="spellEnd"/>
+      <w:r>
+        <w:rPr>
+          <w:rFonts w:ascii="Times New Roman" w:hAnsi="Times New Roman" w:cs="Times New Roman"/>
+        </w:rPr>
+        <w:t>)</w:t>
+      </w:r>
+      <w:r>
+        <w:rPr>
+          <w:rFonts w:ascii="Times New Roman" w:hAnsi="Times New Roman" w:cs="Times New Roman"/>
+        </w:rPr>
+        <w:t>, date</w:t>
+      </w:r>
+      <w:r>
+        <w:rPr>
+          <w:rFonts w:ascii="Times New Roman" w:hAnsi="Times New Roman" w:cs="Times New Roman"/>
+        </w:rPr>
+        <w:t xml:space="preserve"> (</w:t>
+      </w:r>
+      <w:proofErr w:type="spellStart"/>
+      <w:r>
+        <w:rPr>
+          <w:rFonts w:ascii="Times New Roman" w:hAnsi="Times New Roman" w:cs="Times New Roman"/>
+        </w:rPr>
+        <w:t>LocalDate</w:t>
+      </w:r>
+      <w:proofErr w:type="spellEnd"/>
+      <w:r>
+        <w:rPr>
+          <w:rFonts w:ascii="Times New Roman" w:hAnsi="Times New Roman" w:cs="Times New Roman"/>
+        </w:rPr>
+        <w:t>)</w:t>
+      </w:r>
+      <w:r>
+        <w:rPr>
+          <w:rFonts w:ascii="Times New Roman" w:hAnsi="Times New Roman" w:cs="Times New Roman"/>
+        </w:rPr>
+        <w:t xml:space="preserve">, id (int), </w:t>
+      </w:r>
+      <w:proofErr w:type="spellStart"/>
+      <w:r>
+        <w:rPr>
+          <w:rFonts w:ascii="Times New Roman" w:hAnsi="Times New Roman" w:cs="Times New Roman"/>
+        </w:rPr>
+        <w:t>nextId</w:t>
+      </w:r>
+      <w:proofErr w:type="spellEnd"/>
+      <w:r>
+        <w:rPr>
+          <w:rFonts w:ascii="Times New Roman" w:hAnsi="Times New Roman" w:cs="Times New Roman"/>
+        </w:rPr>
+        <w:t xml:space="preserve"> (int)</w:t>
+      </w:r>
+    </w:p>
+    <w:p>
+      <w:pPr>
+        <w:pStyle w:val="ListParagraph"/>
+        <w:numPr>
+          <w:ilvl w:val="0"/>
+          <w:numId w:val="1"/>
+        </w:numPr>
+        <w:spacing w:line="360" w:lineRule="auto"/>
+        <w:rPr>
+          <w:rFonts w:ascii="Times New Roman" w:hAnsi="Times New Roman" w:cs="Times New Roman"/>
+        </w:rPr>
+      </w:pPr>
+      <w:r>
+        <w:rPr>
+          <w:rFonts w:ascii="Times New Roman" w:hAnsi="Times New Roman" w:cs="Times New Roman"/>
+        </w:rPr>
+        <w:t>Optional Attributes</w:t>
+      </w:r>
+    </w:p>
+    <w:p>
+      <w:pPr>
+        <w:pStyle w:val="ListParagraph"/>
+        <w:numPr>
+          <w:ilvl w:val="1"/>
+          <w:numId w:val="1"/>
+        </w:numPr>
+        <w:spacing w:line="360" w:lineRule="auto"/>
+        <w:rPr>
+          <w:rFonts w:ascii="Times New Roman" w:hAnsi="Times New Roman" w:cs="Times New Roman"/>
+        </w:rPr>
+      </w:pPr>
+      <w:proofErr w:type="spellStart"/>
+      <w:r>
+        <w:rPr>
+          <w:rFonts w:ascii="Times New Roman" w:hAnsi="Times New Roman" w:cs="Times New Roman"/>
+        </w:rPr>
+        <w:t>manualClockout</w:t>
+      </w:r>
+      <w:proofErr w:type="spellEnd"/>
+      <w:r>
+        <w:rPr>
+          <w:rFonts w:ascii="Times New Roman" w:hAnsi="Times New Roman" w:cs="Times New Roman"/>
+        </w:rPr>
+        <w:t xml:space="preserve"> (</w:t>
+      </w:r>
+      <w:proofErr w:type="spellStart"/>
+      <w:r>
+        <w:rPr>
+          <w:rFonts w:ascii="Times New Roman" w:hAnsi="Times New Roman" w:cs="Times New Roman"/>
+        </w:rPr>
+        <w:t>bol</w:t>
+      </w:r>
+      <w:proofErr w:type="spellEnd"/>
+      <w:r>
+        <w:rPr>
+          <w:rFonts w:ascii="Times New Roman" w:hAnsi="Times New Roman" w:cs="Times New Roman"/>
+        </w:rPr>
+        <w:t>)</w:t>
+      </w:r>
+      <w:r>
+        <w:rPr>
+          <w:rFonts w:ascii="Times New Roman" w:hAnsi="Times New Roman" w:cs="Times New Roman"/>
+        </w:rPr>
+        <w:t xml:space="preserve">, </w:t>
+      </w:r>
+      <w:proofErr w:type="spellStart"/>
+      <w:r>
+        <w:rPr>
+          <w:rFonts w:ascii="Times New Roman" w:hAnsi="Times New Roman" w:cs="Times New Roman"/>
+        </w:rPr>
+        <w:t>end</w:t>
+      </w:r>
+      <w:r>
+        <w:rPr>
+          <w:rFonts w:ascii="Times New Roman" w:hAnsi="Times New Roman" w:cs="Times New Roman"/>
+        </w:rPr>
+        <w:t>T</w:t>
+      </w:r>
+      <w:r>
+        <w:rPr>
+          <w:rFonts w:ascii="Times New Roman" w:hAnsi="Times New Roman" w:cs="Times New Roman"/>
+        </w:rPr>
+        <w:t>ime</w:t>
+      </w:r>
+      <w:proofErr w:type="spellEnd"/>
+      <w:r>
+        <w:rPr>
+          <w:rFonts w:ascii="Times New Roman" w:hAnsi="Times New Roman" w:cs="Times New Roman"/>
+        </w:rPr>
+        <w:t xml:space="preserve"> (Instant), </w:t>
+      </w:r>
+      <w:proofErr w:type="spellStart"/>
+      <w:r>
+        <w:rPr>
+          <w:rFonts w:ascii="Times New Roman" w:hAnsi="Times New Roman" w:cs="Times New Roman"/>
+        </w:rPr>
+        <w:t>totalShiftTime</w:t>
+      </w:r>
+      <w:proofErr w:type="spellEnd"/>
+      <w:r>
+        <w:rPr>
+          <w:rFonts w:ascii="Times New Roman" w:hAnsi="Times New Roman" w:cs="Times New Roman"/>
+        </w:rPr>
+        <w:t xml:space="preserve"> (Duration)</w:t>
+      </w:r>
+      <w:r>
+        <w:rPr>
+          <w:rFonts w:ascii="Times New Roman" w:hAnsi="Times New Roman" w:cs="Times New Roman"/>
+        </w:rPr>
+        <w:t xml:space="preserve">, </w:t>
+      </w:r>
+      <w:proofErr w:type="spellStart"/>
+      <w:r>
+        <w:rPr>
+          <w:rFonts w:ascii="Times New Roman" w:hAnsi="Times New Roman" w:cs="Times New Roman"/>
+        </w:rPr>
+        <w:t>paid</w:t>
+      </w:r>
+      <w:r>
+        <w:rPr>
+          <w:rFonts w:ascii="Times New Roman" w:hAnsi="Times New Roman" w:cs="Times New Roman"/>
+        </w:rPr>
+        <w:t>T</w:t>
+      </w:r>
+      <w:r>
+        <w:rPr>
+          <w:rFonts w:ascii="Times New Roman" w:hAnsi="Times New Roman" w:cs="Times New Roman"/>
+        </w:rPr>
+        <w:t>ime</w:t>
+      </w:r>
+      <w:proofErr w:type="spellEnd"/>
+      <w:r>
+        <w:rPr>
+          <w:rFonts w:ascii="Times New Roman" w:hAnsi="Times New Roman" w:cs="Times New Roman"/>
+        </w:rPr>
+        <w:t xml:space="preserve"> (Duration), </w:t>
+      </w:r>
+      <w:proofErr w:type="spellStart"/>
+      <w:proofErr w:type="gramStart"/>
+      <w:r>
+        <w:rPr>
+          <w:rFonts w:ascii="Times New Roman" w:hAnsi="Times New Roman" w:cs="Times New Roman"/>
+        </w:rPr>
+        <w:t>totalBreakTime</w:t>
+      </w:r>
+      <w:proofErr w:type="spellEnd"/>
+      <w:r>
+        <w:rPr>
+          <w:rFonts w:ascii="Times New Roman" w:hAnsi="Times New Roman" w:cs="Times New Roman"/>
+        </w:rPr>
+        <w:t>(</w:t>
+      </w:r>
+      <w:proofErr w:type="gramEnd"/>
+      <w:r>
+        <w:rPr>
+          <w:rFonts w:ascii="Times New Roman" w:hAnsi="Times New Roman" w:cs="Times New Roman"/>
+        </w:rPr>
+        <w:t>Duration),</w:t>
+      </w:r>
+      <w:r>
+        <w:rPr>
+          <w:rFonts w:ascii="Times New Roman" w:hAnsi="Times New Roman" w:cs="Times New Roman"/>
+        </w:rPr>
+        <w:t xml:space="preserve"> </w:t>
+      </w:r>
+      <w:proofErr w:type="spellStart"/>
+      <w:r>
+        <w:rPr>
+          <w:rFonts w:ascii="Times New Roman" w:hAnsi="Times New Roman" w:cs="Times New Roman"/>
+        </w:rPr>
+        <w:t>lunch</w:t>
+      </w:r>
+      <w:r>
+        <w:rPr>
+          <w:rFonts w:ascii="Times New Roman" w:hAnsi="Times New Roman" w:cs="Times New Roman"/>
+        </w:rPr>
+        <w:t>S</w:t>
+      </w:r>
+      <w:r>
+        <w:rPr>
+          <w:rFonts w:ascii="Times New Roman" w:hAnsi="Times New Roman" w:cs="Times New Roman"/>
+        </w:rPr>
+        <w:t>tart</w:t>
+      </w:r>
+      <w:proofErr w:type="spellEnd"/>
+      <w:r>
+        <w:rPr>
+          <w:rFonts w:ascii="Times New Roman" w:hAnsi="Times New Roman" w:cs="Times New Roman"/>
+        </w:rPr>
+        <w:t xml:space="preserve"> (Instant), </w:t>
+      </w:r>
+      <w:proofErr w:type="spellStart"/>
+      <w:r>
+        <w:rPr>
+          <w:rFonts w:ascii="Times New Roman" w:hAnsi="Times New Roman" w:cs="Times New Roman"/>
+        </w:rPr>
+        <w:t>lunchEnd</w:t>
+      </w:r>
+      <w:proofErr w:type="spellEnd"/>
+      <w:r>
+        <w:rPr>
+          <w:rFonts w:ascii="Times New Roman" w:hAnsi="Times New Roman" w:cs="Times New Roman"/>
+        </w:rPr>
+        <w:t xml:space="preserve"> (Instant)</w:t>
+      </w:r>
+    </w:p>
+    <w:p>
+      <w:pPr>
+        <w:pStyle w:val="ListParagraph"/>
+        <w:numPr>
+          <w:ilvl w:val="2"/>
+          <w:numId w:val="1"/>
+        </w:numPr>
+        <w:spacing w:line="360" w:lineRule="auto"/>
+        <w:rPr>
+          <w:rFonts w:ascii="Times New Roman" w:hAnsi="Times New Roman" w:cs="Times New Roman"/>
+        </w:rPr>
+      </w:pPr>
+      <w:proofErr w:type="spellStart"/>
+      <w:r>
+        <w:rPr>
+          <w:rFonts w:ascii="Times New Roman" w:hAnsi="Times New Roman" w:cs="Times New Roman"/>
+        </w:rPr>
+        <w:t>manualClockout</w:t>
+      </w:r>
+      <w:proofErr w:type="spellEnd"/>
+      <w:r>
+        <w:rPr>
+          <w:rFonts w:ascii="Times New Roman" w:hAnsi="Times New Roman" w:cs="Times New Roman"/>
+        </w:rPr>
+        <w:t xml:space="preserve"> determines whether the user clocked out manually or if the system clocked out after meeting a specified condition.</w:t>
+      </w:r>
+    </w:p>
+    <w:p>
+      <w:pPr>
+        <w:pStyle w:val="ListParagraph"/>
+        <w:numPr>
+          <w:ilvl w:val="2"/>
+          <w:numId w:val="1"/>
+        </w:numPr>
+        <w:spacing w:line="360" w:lineRule="auto"/>
+        <w:rPr>
+          <w:rFonts w:ascii="Times New Roman" w:hAnsi="Times New Roman" w:cs="Times New Roman"/>
+        </w:rPr>
+      </w:pPr>
+      <w:proofErr w:type="spellStart"/>
+      <w:r>
+        <w:rPr>
+          <w:rFonts w:ascii="Times New Roman" w:hAnsi="Times New Roman" w:cs="Times New Roman"/>
+        </w:rPr>
+        <w:t>total</w:t>
+      </w:r>
+      <w:r>
+        <w:rPr>
+          <w:rFonts w:ascii="Times New Roman" w:hAnsi="Times New Roman" w:cs="Times New Roman"/>
+        </w:rPr>
+        <w:t>S</w:t>
+      </w:r>
+      <w:r>
+        <w:rPr>
+          <w:rFonts w:ascii="Times New Roman" w:hAnsi="Times New Roman" w:cs="Times New Roman"/>
+        </w:rPr>
+        <w:t>hift</w:t>
+      </w:r>
+      <w:r>
+        <w:rPr>
+          <w:rFonts w:ascii="Times New Roman" w:hAnsi="Times New Roman" w:cs="Times New Roman"/>
+        </w:rPr>
+        <w:t>T</w:t>
+      </w:r>
+      <w:r>
+        <w:rPr>
+          <w:rFonts w:ascii="Times New Roman" w:hAnsi="Times New Roman" w:cs="Times New Roman"/>
+        </w:rPr>
+        <w:t>ime</w:t>
+      </w:r>
+      <w:proofErr w:type="spellEnd"/>
+      <w:r>
+        <w:rPr>
+          <w:rFonts w:ascii="Times New Roman" w:hAnsi="Times New Roman" w:cs="Times New Roman"/>
+        </w:rPr>
+        <w:t xml:space="preserve"> stores the entire shift time from clock-in to clock-out, including the lunch break.</w:t>
+      </w:r>
+    </w:p>
+    <w:p>
+      <w:pPr>
+        <w:pStyle w:val="ListParagraph"/>
+        <w:numPr>
+          <w:ilvl w:val="3"/>
+          <w:numId w:val="1"/>
+        </w:numPr>
+        <w:spacing w:line="360" w:lineRule="auto"/>
+        <w:rPr>
+          <w:rFonts w:ascii="Times New Roman" w:hAnsi="Times New Roman" w:cs="Times New Roman"/>
+        </w:rPr>
+      </w:pPr>
+      <w:r>
+        <w:rPr>
+          <w:rFonts w:ascii="Times New Roman" w:hAnsi="Times New Roman" w:cs="Times New Roman"/>
+        </w:rPr>
+        <w:t xml:space="preserve">The duration from </w:t>
+      </w:r>
+      <w:proofErr w:type="spellStart"/>
+      <w:r>
+        <w:rPr>
+          <w:rFonts w:ascii="Times New Roman" w:hAnsi="Times New Roman" w:cs="Times New Roman"/>
+        </w:rPr>
+        <w:t>startTime</w:t>
+      </w:r>
+      <w:proofErr w:type="spellEnd"/>
+      <w:r>
+        <w:rPr>
+          <w:rFonts w:ascii="Times New Roman" w:hAnsi="Times New Roman" w:cs="Times New Roman"/>
+        </w:rPr>
+        <w:t xml:space="preserve"> to </w:t>
+      </w:r>
+      <w:proofErr w:type="spellStart"/>
+      <w:r>
+        <w:rPr>
+          <w:rFonts w:ascii="Times New Roman" w:hAnsi="Times New Roman" w:cs="Times New Roman"/>
+        </w:rPr>
+        <w:t>endTime</w:t>
+      </w:r>
+      <w:proofErr w:type="spellEnd"/>
+    </w:p>
+    <w:p>
+      <w:pPr>
+        <w:pStyle w:val="ListParagraph"/>
+        <w:numPr>
+          <w:ilvl w:val="2"/>
+          <w:numId w:val="1"/>
+        </w:numPr>
+        <w:spacing w:line="360" w:lineRule="auto"/>
+        <w:rPr>
+          <w:rFonts w:ascii="Times New Roman" w:hAnsi="Times New Roman" w:cs="Times New Roman"/>
+        </w:rPr>
+      </w:pPr>
+      <w:proofErr w:type="spellStart"/>
+      <w:r>
+        <w:rPr>
+          <w:rFonts w:ascii="Times New Roman" w:hAnsi="Times New Roman" w:cs="Times New Roman"/>
+        </w:rPr>
+        <w:t>p</w:t>
+      </w:r>
+      <w:r>
+        <w:rPr>
+          <w:rFonts w:ascii="Times New Roman" w:hAnsi="Times New Roman" w:cs="Times New Roman"/>
+        </w:rPr>
+        <w:t>aid</w:t>
+      </w:r>
+      <w:r>
+        <w:rPr>
+          <w:rFonts w:ascii="Times New Roman" w:hAnsi="Times New Roman" w:cs="Times New Roman"/>
+        </w:rPr>
+        <w:t>T</w:t>
+      </w:r>
+      <w:r>
+        <w:rPr>
+          <w:rFonts w:ascii="Times New Roman" w:hAnsi="Times New Roman" w:cs="Times New Roman"/>
+        </w:rPr>
+        <w:t>ime</w:t>
+      </w:r>
+      <w:proofErr w:type="spellEnd"/>
+      <w:r>
+        <w:rPr>
+          <w:rFonts w:ascii="Times New Roman" w:hAnsi="Times New Roman" w:cs="Times New Roman"/>
+        </w:rPr>
+        <w:t xml:space="preserve"> stores the entire shift time excludin</w:t>
+      </w:r>
+      <w:r>
+        <w:rPr>
+          <w:rFonts w:ascii="Times New Roman" w:hAnsi="Times New Roman" w:cs="Times New Roman"/>
+        </w:rPr>
+        <w:t xml:space="preserve">g </w:t>
+      </w:r>
+      <w:r>
+        <w:rPr>
+          <w:rFonts w:ascii="Times New Roman" w:hAnsi="Times New Roman" w:cs="Times New Roman"/>
+        </w:rPr>
+        <w:t>the break.</w:t>
+      </w:r>
+    </w:p>
+    <w:p>
+      <w:pPr>
+        <w:pStyle w:val="ListParagraph"/>
+        <w:numPr>
+          <w:ilvl w:val="3"/>
+          <w:numId w:val="1"/>
+        </w:numPr>
+        <w:spacing w:line="360" w:lineRule="auto"/>
+        <w:rPr>
+          <w:rFonts w:ascii="Times New Roman" w:hAnsi="Times New Roman" w:cs="Times New Roman"/>
+        </w:rPr>
+      </w:pPr>
+      <w:r>
+        <w:rPr>
+          <w:rFonts w:ascii="Times New Roman" w:hAnsi="Times New Roman" w:cs="Times New Roman"/>
+        </w:rPr>
+        <w:t xml:space="preserve">The duration from </w:t>
+      </w:r>
+      <w:proofErr w:type="spellStart"/>
+      <w:r>
+        <w:rPr>
+          <w:rFonts w:ascii="Times New Roman" w:hAnsi="Times New Roman" w:cs="Times New Roman"/>
+        </w:rPr>
+        <w:t>startTime</w:t>
+      </w:r>
+      <w:proofErr w:type="spellEnd"/>
+      <w:r>
+        <w:rPr>
+          <w:rFonts w:ascii="Times New Roman" w:hAnsi="Times New Roman" w:cs="Times New Roman"/>
+        </w:rPr>
+        <w:t xml:space="preserve"> to </w:t>
+      </w:r>
+      <w:proofErr w:type="spellStart"/>
+      <w:r>
+        <w:rPr>
+          <w:rFonts w:ascii="Times New Roman" w:hAnsi="Times New Roman" w:cs="Times New Roman"/>
+        </w:rPr>
+        <w:t>lunchStart</w:t>
+      </w:r>
+      <w:proofErr w:type="spellEnd"/>
+      <w:r>
+        <w:rPr>
+          <w:rFonts w:ascii="Times New Roman" w:hAnsi="Times New Roman" w:cs="Times New Roman"/>
+        </w:rPr>
+        <w:t xml:space="preserve"> added to the duration from </w:t>
+      </w:r>
+      <w:proofErr w:type="spellStart"/>
+      <w:r>
+        <w:rPr>
+          <w:rFonts w:ascii="Times New Roman" w:hAnsi="Times New Roman" w:cs="Times New Roman"/>
+        </w:rPr>
+        <w:t>lunch</w:t>
+      </w:r>
+      <w:r>
+        <w:rPr>
+          <w:rFonts w:ascii="Times New Roman" w:hAnsi="Times New Roman" w:cs="Times New Roman"/>
+        </w:rPr>
+        <w:t>E</w:t>
+      </w:r>
+      <w:r>
+        <w:rPr>
+          <w:rFonts w:ascii="Times New Roman" w:hAnsi="Times New Roman" w:cs="Times New Roman"/>
+        </w:rPr>
+        <w:t>nd</w:t>
+      </w:r>
+      <w:proofErr w:type="spellEnd"/>
+      <w:r>
+        <w:rPr>
+          <w:rFonts w:ascii="Times New Roman" w:hAnsi="Times New Roman" w:cs="Times New Roman"/>
+        </w:rPr>
+        <w:t xml:space="preserve"> to </w:t>
+      </w:r>
+      <w:proofErr w:type="spellStart"/>
+      <w:r>
+        <w:rPr>
+          <w:rFonts w:ascii="Times New Roman" w:hAnsi="Times New Roman" w:cs="Times New Roman"/>
+        </w:rPr>
+        <w:t>end</w:t>
+      </w:r>
+      <w:r>
+        <w:rPr>
+          <w:rFonts w:ascii="Times New Roman" w:hAnsi="Times New Roman" w:cs="Times New Roman"/>
+        </w:rPr>
+        <w:t>Time</w:t>
+      </w:r>
+      <w:proofErr w:type="spellEnd"/>
+    </w:p>
+    <w:p>
+      <w:pPr>
+        <w:pStyle w:val="ListParagraph"/>
+        <w:numPr>
+          <w:ilvl w:val="0"/>
+          <w:numId w:val="1"/>
+        </w:numPr>
+        <w:spacing w:line="360" w:lineRule="auto"/>
+        <w:rPr>
+          <w:rFonts w:ascii="Times New Roman" w:hAnsi="Times New Roman" w:cs="Times New Roman"/>
+        </w:rPr>
+      </w:pPr>
+      <w:r>
+        <w:rPr>
+          <w:rFonts w:ascii="Times New Roman" w:hAnsi="Times New Roman" w:cs="Times New Roman"/>
+        </w:rPr>
+        <w:t>Methods</w:t>
+      </w:r>
+    </w:p>
+    <w:p>
+      <w:pPr>
+        <w:pStyle w:val="ListParagraph"/>
+        <w:numPr>
+          <w:ilvl w:val="1"/>
+          <w:numId w:val="1"/>
+        </w:numPr>
+        <w:spacing w:line="360" w:lineRule="auto"/>
+        <w:rPr>
+          <w:rFonts w:ascii="Times New Roman" w:hAnsi="Times New Roman" w:cs="Times New Roman"/>
+        </w:rPr>
+      </w:pPr>
+      <w:r>
+        <w:rPr>
+          <w:rFonts w:ascii="Times New Roman" w:hAnsi="Times New Roman" w:cs="Times New Roman"/>
+        </w:rPr>
+        <w:lastRenderedPageBreak/>
+        <w:t>Getter methods for all attributes</w:t>
+      </w:r>
+    </w:p>
+    <w:p>
+      <w:pPr>
+        <w:pStyle w:val="ListParagraph"/>
+        <w:numPr>
+          <w:ilvl w:val="1"/>
+          <w:numId w:val="1"/>
+        </w:numPr>
+        <w:spacing w:line="360" w:lineRule="auto"/>
+        <w:rPr>
+          <w:rFonts w:ascii="Times New Roman" w:hAnsi="Times New Roman" w:cs="Times New Roman"/>
+        </w:rPr>
+      </w:pPr>
+      <w:r>
+        <w:rPr>
+          <w:rFonts w:ascii="Times New Roman" w:hAnsi="Times New Roman" w:cs="Times New Roman"/>
+        </w:rPr>
+        <w:t xml:space="preserve">Setter method for </w:t>
+      </w:r>
+      <w:proofErr w:type="spellStart"/>
+      <w:r>
+        <w:rPr>
+          <w:rFonts w:ascii="Times New Roman" w:hAnsi="Times New Roman" w:cs="Times New Roman"/>
+        </w:rPr>
+        <w:t>startTimeI</w:t>
+      </w:r>
+      <w:proofErr w:type="spellEnd"/>
+      <w:r>
+        <w:rPr>
+          <w:rFonts w:ascii="Times New Roman" w:hAnsi="Times New Roman" w:cs="Times New Roman"/>
+        </w:rPr>
+        <w:t>, user, id, date</w:t>
+      </w:r>
+    </w:p>
+    <w:p>
+      <w:pPr>
+        <w:pStyle w:val="ListParagraph"/>
+        <w:numPr>
+          <w:ilvl w:val="2"/>
+          <w:numId w:val="1"/>
+        </w:numPr>
+        <w:spacing w:line="360" w:lineRule="auto"/>
+        <w:rPr>
+          <w:rFonts w:ascii="Times New Roman" w:hAnsi="Times New Roman" w:cs="Times New Roman"/>
+        </w:rPr>
+      </w:pPr>
+      <w:r>
+        <w:rPr>
+          <w:rFonts w:ascii="Times New Roman" w:hAnsi="Times New Roman" w:cs="Times New Roman"/>
+        </w:rPr>
+        <w:t xml:space="preserve">These setters are used once by an external method, </w:t>
+      </w:r>
+      <w:proofErr w:type="spellStart"/>
+      <w:proofErr w:type="gramStart"/>
+      <w:r>
+        <w:rPr>
+          <w:rFonts w:ascii="Times New Roman" w:hAnsi="Times New Roman" w:cs="Times New Roman"/>
+          <w:i/>
+          <w:iCs/>
+        </w:rPr>
+        <w:t>clockin</w:t>
+      </w:r>
+      <w:proofErr w:type="spellEnd"/>
+      <w:r>
+        <w:rPr>
+          <w:rFonts w:ascii="Times New Roman" w:hAnsi="Times New Roman" w:cs="Times New Roman"/>
+          <w:i/>
+          <w:iCs/>
+        </w:rPr>
+        <w:t>(</w:t>
+      </w:r>
+      <w:proofErr w:type="gramEnd"/>
+      <w:r>
+        <w:rPr>
+          <w:rFonts w:ascii="Times New Roman" w:hAnsi="Times New Roman" w:cs="Times New Roman"/>
+          <w:i/>
+          <w:iCs/>
+        </w:rPr>
+        <w:t>)</w:t>
+      </w:r>
+      <w:r>
+        <w:rPr>
+          <w:rFonts w:ascii="Times New Roman" w:hAnsi="Times New Roman" w:cs="Times New Roman"/>
+        </w:rPr>
+        <w:t>, to create an instance of this class that can be further updated during the shift</w:t>
+      </w:r>
+    </w:p>
+    <w:p>
+      <w:pPr>
+        <w:pStyle w:val="ListParagraph"/>
+        <w:numPr>
+          <w:ilvl w:val="1"/>
+          <w:numId w:val="1"/>
+        </w:numPr>
+        <w:spacing w:line="360" w:lineRule="auto"/>
+        <w:rPr>
+          <w:rFonts w:ascii="Times New Roman" w:hAnsi="Times New Roman" w:cs="Times New Roman"/>
+        </w:rPr>
+      </w:pPr>
+      <w:proofErr w:type="spellStart"/>
+      <w:r>
+        <w:rPr>
+          <w:rFonts w:ascii="Times New Roman" w:hAnsi="Times New Roman" w:cs="Times New Roman"/>
+          <w:i/>
+          <w:iCs/>
+        </w:rPr>
+        <w:t>take_</w:t>
+      </w:r>
+      <w:proofErr w:type="gramStart"/>
+      <w:r>
+        <w:rPr>
+          <w:rFonts w:ascii="Times New Roman" w:hAnsi="Times New Roman" w:cs="Times New Roman"/>
+          <w:i/>
+          <w:iCs/>
+        </w:rPr>
+        <w:t>break</w:t>
+      </w:r>
+      <w:proofErr w:type="spellEnd"/>
+      <w:r>
+        <w:rPr>
+          <w:rFonts w:ascii="Times New Roman" w:hAnsi="Times New Roman" w:cs="Times New Roman"/>
+          <w:i/>
+          <w:iCs/>
+        </w:rPr>
+        <w:t>(</w:t>
+      </w:r>
+      <w:proofErr w:type="gramEnd"/>
+      <w:r>
+        <w:rPr>
+          <w:rFonts w:ascii="Times New Roman" w:hAnsi="Times New Roman" w:cs="Times New Roman"/>
+          <w:i/>
+          <w:iCs/>
+        </w:rPr>
+        <w:t>)</w:t>
+      </w:r>
+      <w:r>
+        <w:rPr>
+          <w:rFonts w:ascii="Times New Roman" w:hAnsi="Times New Roman" w:cs="Times New Roman"/>
+        </w:rPr>
+        <w:t xml:space="preserve"> is called when the staff member takes their lunch break.</w:t>
+      </w:r>
+    </w:p>
+    <w:p>
+      <w:pPr>
+        <w:pStyle w:val="ListParagraph"/>
+        <w:numPr>
+          <w:ilvl w:val="2"/>
+          <w:numId w:val="1"/>
+        </w:numPr>
+        <w:spacing w:line="360" w:lineRule="auto"/>
+        <w:rPr>
+          <w:rFonts w:ascii="Times New Roman" w:hAnsi="Times New Roman" w:cs="Times New Roman"/>
+        </w:rPr>
+      </w:pPr>
+      <w:r>
+        <w:rPr>
+          <w:rFonts w:ascii="Times New Roman" w:hAnsi="Times New Roman" w:cs="Times New Roman"/>
+        </w:rPr>
+        <w:t xml:space="preserve">First stores/updates </w:t>
+      </w:r>
+      <w:proofErr w:type="spellStart"/>
+      <w:r>
+        <w:rPr>
+          <w:rFonts w:ascii="Times New Roman" w:hAnsi="Times New Roman" w:cs="Times New Roman"/>
+        </w:rPr>
+        <w:t>lunchStart</w:t>
+      </w:r>
+      <w:proofErr w:type="spellEnd"/>
+    </w:p>
+    <w:p>
+      <w:pPr>
+        <w:pStyle w:val="ListParagraph"/>
+        <w:numPr>
+          <w:ilvl w:val="2"/>
+          <w:numId w:val="1"/>
+        </w:numPr>
+        <w:spacing w:line="360" w:lineRule="auto"/>
+        <w:rPr>
+          <w:rFonts w:ascii="Times New Roman" w:hAnsi="Times New Roman" w:cs="Times New Roman"/>
+        </w:rPr>
+      </w:pPr>
+      <w:r>
+        <w:rPr>
+          <w:rFonts w:ascii="Times New Roman" w:hAnsi="Times New Roman" w:cs="Times New Roman"/>
+        </w:rPr>
+        <w:t xml:space="preserve">When the break is signaled to end, </w:t>
+      </w:r>
+      <w:proofErr w:type="spellStart"/>
+      <w:r>
+        <w:rPr>
+          <w:rFonts w:ascii="Times New Roman" w:hAnsi="Times New Roman" w:cs="Times New Roman"/>
+        </w:rPr>
+        <w:t>l</w:t>
+      </w:r>
+      <w:r>
+        <w:rPr>
+          <w:rFonts w:ascii="Times New Roman" w:hAnsi="Times New Roman" w:cs="Times New Roman"/>
+        </w:rPr>
+        <w:t>unchEnd</w:t>
+      </w:r>
+      <w:proofErr w:type="spellEnd"/>
+      <w:r>
+        <w:rPr>
+          <w:rFonts w:ascii="Times New Roman" w:hAnsi="Times New Roman" w:cs="Times New Roman"/>
+        </w:rPr>
+        <w:t xml:space="preserve"> </w:t>
+      </w:r>
+      <w:r>
+        <w:rPr>
+          <w:rFonts w:ascii="Times New Roman" w:hAnsi="Times New Roman" w:cs="Times New Roman"/>
+        </w:rPr>
+        <w:t xml:space="preserve">data </w:t>
+      </w:r>
+      <w:r>
+        <w:rPr>
+          <w:rFonts w:ascii="Times New Roman" w:hAnsi="Times New Roman" w:cs="Times New Roman"/>
+        </w:rPr>
+        <w:t>is</w:t>
+      </w:r>
+      <w:r>
+        <w:rPr>
+          <w:rFonts w:ascii="Times New Roman" w:hAnsi="Times New Roman" w:cs="Times New Roman"/>
+        </w:rPr>
+        <w:t xml:space="preserve"> stored</w:t>
+      </w:r>
+    </w:p>
+    <w:p>
+      <w:pPr>
+        <w:pStyle w:val="ListParagraph"/>
+        <w:numPr>
+          <w:ilvl w:val="1"/>
+          <w:numId w:val="1"/>
+        </w:numPr>
+        <w:spacing w:line="360" w:lineRule="auto"/>
+        <w:rPr>
+          <w:rFonts w:ascii="Times New Roman" w:hAnsi="Times New Roman" w:cs="Times New Roman"/>
+        </w:rPr>
+      </w:pPr>
+      <w:proofErr w:type="spellStart"/>
+      <w:proofErr w:type="gramStart"/>
+      <w:r>
+        <w:rPr>
+          <w:rFonts w:ascii="Times New Roman" w:hAnsi="Times New Roman" w:cs="Times New Roman"/>
+          <w:i/>
+          <w:iCs/>
+        </w:rPr>
+        <w:t>c</w:t>
+      </w:r>
+      <w:r>
+        <w:rPr>
+          <w:rFonts w:ascii="Times New Roman" w:hAnsi="Times New Roman" w:cs="Times New Roman"/>
+          <w:i/>
+          <w:iCs/>
+        </w:rPr>
+        <w:t>lockout</w:t>
+      </w:r>
+      <w:proofErr w:type="spellEnd"/>
+      <w:r>
+        <w:rPr>
+          <w:rFonts w:ascii="Times New Roman" w:hAnsi="Times New Roman" w:cs="Times New Roman"/>
+          <w:i/>
+          <w:iCs/>
+        </w:rPr>
+        <w:t>(</w:t>
+      </w:r>
+      <w:proofErr w:type="gramEnd"/>
+      <w:r>
+        <w:rPr>
+          <w:rFonts w:ascii="Times New Roman" w:hAnsi="Times New Roman" w:cs="Times New Roman"/>
+          <w:i/>
+          <w:iCs/>
+        </w:rPr>
+        <w:t>)</w:t>
+      </w:r>
+      <w:r>
+        <w:rPr>
+          <w:rFonts w:ascii="Times New Roman" w:hAnsi="Times New Roman" w:cs="Times New Roman"/>
+        </w:rPr>
+        <w:t xml:space="preserve"> is called when the staff ends their shift</w:t>
+      </w:r>
+    </w:p>
+    <w:p>
+      <w:pPr>
+        <w:pStyle w:val="ListParagraph"/>
+        <w:numPr>
+          <w:ilvl w:val="2"/>
+          <w:numId w:val="1"/>
+        </w:numPr>
+        <w:spacing w:line="360" w:lineRule="auto"/>
+        <w:rPr>
+          <w:rFonts w:ascii="Times New Roman" w:hAnsi="Times New Roman" w:cs="Times New Roman"/>
+        </w:rPr>
+      </w:pPr>
+      <w:r>
+        <w:rPr>
+          <w:rFonts w:ascii="Times New Roman" w:hAnsi="Times New Roman" w:cs="Times New Roman"/>
+        </w:rPr>
+        <w:t>First stores the data for</w:t>
+      </w:r>
+      <w:r>
+        <w:rPr>
+          <w:rFonts w:ascii="Times New Roman" w:hAnsi="Times New Roman" w:cs="Times New Roman"/>
+        </w:rPr>
+        <w:t xml:space="preserve"> </w:t>
+      </w:r>
+      <w:proofErr w:type="spellStart"/>
+      <w:r>
+        <w:rPr>
+          <w:rFonts w:ascii="Times New Roman" w:hAnsi="Times New Roman" w:cs="Times New Roman"/>
+        </w:rPr>
+        <w:t>endTime</w:t>
+      </w:r>
+      <w:proofErr w:type="spellEnd"/>
+    </w:p>
+    <w:p>
+      <w:pPr>
+        <w:pStyle w:val="ListParagraph"/>
+        <w:numPr>
+          <w:ilvl w:val="2"/>
+          <w:numId w:val="1"/>
+        </w:numPr>
+        <w:spacing w:line="360" w:lineRule="auto"/>
+        <w:rPr>
+          <w:rFonts w:ascii="Times New Roman" w:hAnsi="Times New Roman" w:cs="Times New Roman"/>
+        </w:rPr>
+      </w:pPr>
+      <w:r>
+        <w:rPr>
+          <w:rFonts w:ascii="Times New Roman" w:hAnsi="Times New Roman" w:cs="Times New Roman"/>
+        </w:rPr>
+        <w:t xml:space="preserve">Stores </w:t>
+      </w:r>
+      <w:proofErr w:type="spellStart"/>
+      <w:r>
+        <w:rPr>
+          <w:rFonts w:ascii="Times New Roman" w:hAnsi="Times New Roman" w:cs="Times New Roman"/>
+        </w:rPr>
+        <w:t>totalShiftTime</w:t>
+      </w:r>
+      <w:proofErr w:type="spellEnd"/>
+      <w:r>
+        <w:rPr>
+          <w:rFonts w:ascii="Times New Roman" w:hAnsi="Times New Roman" w:cs="Times New Roman"/>
+        </w:rPr>
+        <w:t xml:space="preserve"> using </w:t>
+      </w:r>
+      <w:proofErr w:type="spellStart"/>
+      <w:r>
+        <w:rPr>
+          <w:rFonts w:ascii="Times New Roman" w:hAnsi="Times New Roman" w:cs="Times New Roman"/>
+        </w:rPr>
+        <w:t>startTime</w:t>
+      </w:r>
+      <w:proofErr w:type="spellEnd"/>
+      <w:r>
+        <w:rPr>
+          <w:rFonts w:ascii="Times New Roman" w:hAnsi="Times New Roman" w:cs="Times New Roman"/>
+        </w:rPr>
+        <w:t xml:space="preserve"> and </w:t>
+      </w:r>
+      <w:proofErr w:type="spellStart"/>
+      <w:r>
+        <w:rPr>
+          <w:rFonts w:ascii="Times New Roman" w:hAnsi="Times New Roman" w:cs="Times New Roman"/>
+        </w:rPr>
+        <w:t>endTime</w:t>
+      </w:r>
+      <w:proofErr w:type="spellEnd"/>
+    </w:p>
+    <w:p>
+      <w:pPr>
+        <w:pStyle w:val="ListParagraph"/>
+        <w:numPr>
+          <w:ilvl w:val="2"/>
+          <w:numId w:val="1"/>
+        </w:numPr>
+        <w:spacing w:line="360" w:lineRule="auto"/>
+        <w:rPr>
+          <w:rFonts w:ascii="Times New Roman" w:hAnsi="Times New Roman" w:cs="Times New Roman"/>
+        </w:rPr>
+      </w:pPr>
+      <w:r>
+        <w:rPr>
+          <w:rFonts w:ascii="Times New Roman" w:hAnsi="Times New Roman" w:cs="Times New Roman"/>
+        </w:rPr>
+        <w:t xml:space="preserve">Stores </w:t>
+      </w:r>
+      <w:proofErr w:type="spellStart"/>
+      <w:r>
+        <w:rPr>
+          <w:rFonts w:ascii="Times New Roman" w:hAnsi="Times New Roman" w:cs="Times New Roman"/>
+        </w:rPr>
+        <w:t>paidTime</w:t>
+      </w:r>
+      <w:proofErr w:type="spellEnd"/>
+      <w:r>
+        <w:rPr>
+          <w:rFonts w:ascii="Times New Roman" w:hAnsi="Times New Roman" w:cs="Times New Roman"/>
+        </w:rPr>
+        <w:t xml:space="preserve"> using </w:t>
+      </w:r>
+      <w:proofErr w:type="spellStart"/>
+      <w:r>
+        <w:rPr>
+          <w:rFonts w:ascii="Times New Roman" w:hAnsi="Times New Roman" w:cs="Times New Roman"/>
+        </w:rPr>
+        <w:t>startTime</w:t>
+      </w:r>
+      <w:proofErr w:type="spellEnd"/>
+      <w:r>
+        <w:rPr>
+          <w:rFonts w:ascii="Times New Roman" w:hAnsi="Times New Roman" w:cs="Times New Roman"/>
+        </w:rPr>
+        <w:t xml:space="preserve">, </w:t>
+      </w:r>
+      <w:proofErr w:type="spellStart"/>
+      <w:r>
+        <w:rPr>
+          <w:rFonts w:ascii="Times New Roman" w:hAnsi="Times New Roman" w:cs="Times New Roman"/>
+        </w:rPr>
+        <w:t>lunchStart</w:t>
+      </w:r>
+      <w:proofErr w:type="spellEnd"/>
+      <w:r>
+        <w:rPr>
+          <w:rFonts w:ascii="Times New Roman" w:hAnsi="Times New Roman" w:cs="Times New Roman"/>
+        </w:rPr>
+        <w:t xml:space="preserve">, </w:t>
+      </w:r>
+      <w:proofErr w:type="spellStart"/>
+      <w:r>
+        <w:rPr>
+          <w:rFonts w:ascii="Times New Roman" w:hAnsi="Times New Roman" w:cs="Times New Roman"/>
+        </w:rPr>
+        <w:t>lunchEnd</w:t>
+      </w:r>
+      <w:proofErr w:type="spellEnd"/>
+      <w:r>
+        <w:rPr>
+          <w:rFonts w:ascii="Times New Roman" w:hAnsi="Times New Roman" w:cs="Times New Roman"/>
+        </w:rPr>
+        <w:t xml:space="preserve">, and </w:t>
+      </w:r>
+      <w:proofErr w:type="spellStart"/>
+      <w:r>
+        <w:rPr>
+          <w:rFonts w:ascii="Times New Roman" w:hAnsi="Times New Roman" w:cs="Times New Roman"/>
+        </w:rPr>
+        <w:t>endTime</w:t>
+      </w:r>
+      <w:proofErr w:type="spellEnd"/>
+    </w:p>
+    <w:p>
+      <w:pPr>
+        <w:pStyle w:val="ListParagraph"/>
+        <w:numPr>
+          <w:ilvl w:val="2"/>
+          <w:numId w:val="1"/>
+        </w:numPr>
+        <w:spacing w:line="360" w:lineRule="auto"/>
+        <w:rPr>
+          <w:rFonts w:ascii="Times New Roman" w:hAnsi="Times New Roman" w:cs="Times New Roman"/>
+        </w:rPr>
+      </w:pPr>
+      <w:r>
+        <w:rPr>
+          <w:rFonts w:ascii="Times New Roman" w:hAnsi="Times New Roman" w:cs="Times New Roman"/>
+        </w:rPr>
+        <w:t xml:space="preserve">Stores </w:t>
+      </w:r>
+      <w:proofErr w:type="spellStart"/>
+      <w:r>
+        <w:rPr>
+          <w:rFonts w:ascii="Times New Roman" w:hAnsi="Times New Roman" w:cs="Times New Roman"/>
+        </w:rPr>
+        <w:t>totalBreakTime</w:t>
+      </w:r>
+      <w:proofErr w:type="spellEnd"/>
+      <w:r>
+        <w:rPr>
+          <w:rFonts w:ascii="Times New Roman" w:hAnsi="Times New Roman" w:cs="Times New Roman"/>
+        </w:rPr>
+        <w:t xml:space="preserve"> using </w:t>
+      </w:r>
+      <w:proofErr w:type="spellStart"/>
+      <w:r>
+        <w:rPr>
+          <w:rFonts w:ascii="Times New Roman" w:hAnsi="Times New Roman" w:cs="Times New Roman"/>
+        </w:rPr>
+        <w:t>lunchStart</w:t>
+      </w:r>
+      <w:proofErr w:type="spellEnd"/>
+      <w:r>
+        <w:rPr>
+          <w:rFonts w:ascii="Times New Roman" w:hAnsi="Times New Roman" w:cs="Times New Roman"/>
+        </w:rPr>
+        <w:t xml:space="preserve"> and </w:t>
+      </w:r>
+      <w:proofErr w:type="spellStart"/>
+      <w:r>
+        <w:rPr>
+          <w:rFonts w:ascii="Times New Roman" w:hAnsi="Times New Roman" w:cs="Times New Roman"/>
+        </w:rPr>
+        <w:t>lunchEnd</w:t>
+      </w:r>
+      <w:proofErr w:type="spellEnd"/>
+    </w:p>
+    <w:p>
+      <w:pPr>
+        <w:pStyle w:val="ListParagraph"/>
+        <w:numPr>
+          <w:ilvl w:val="2"/>
+          <w:numId w:val="1"/>
+        </w:numPr>
+        <w:spacing w:line="360" w:lineRule="auto"/>
+        <w:rPr>
+          <w:rFonts w:ascii="Times New Roman" w:hAnsi="Times New Roman" w:cs="Times New Roman"/>
+        </w:rPr>
+      </w:pPr>
+      <w:r>
+        <w:rPr>
+          <w:rFonts w:ascii="Times New Roman" w:hAnsi="Times New Roman" w:cs="Times New Roman"/>
+        </w:rPr>
+        <w:t xml:space="preserve">Stores </w:t>
+      </w:r>
+      <w:proofErr w:type="spellStart"/>
+      <w:r>
+        <w:rPr>
+          <w:rFonts w:ascii="Times New Roman" w:hAnsi="Times New Roman" w:cs="Times New Roman"/>
+        </w:rPr>
+        <w:t>manualClockout</w:t>
+      </w:r>
+      <w:proofErr w:type="spellEnd"/>
+      <w:r>
+        <w:rPr>
+          <w:rFonts w:ascii="Times New Roman" w:hAnsi="Times New Roman" w:cs="Times New Roman"/>
+        </w:rPr>
+        <w:t xml:space="preserve"> (likely uses an if-else statement)</w:t>
+      </w:r>
+    </w:p>
+    <w:p>
+      <w:pPr>
+        <w:pStyle w:val="ListParagraph"/>
+        <w:numPr>
+          <w:ilvl w:val="0"/>
+          <w:numId w:val="1"/>
+        </w:numPr>
+        <w:spacing w:line="360" w:lineRule="auto"/>
+        <w:rPr>
+          <w:rFonts w:ascii="Times New Roman" w:hAnsi="Times New Roman" w:cs="Times New Roman"/>
+        </w:rPr>
+      </w:pPr>
+      <w:r>
+        <w:rPr>
+          <w:rFonts w:ascii="Times New Roman" w:hAnsi="Times New Roman" w:cs="Times New Roman"/>
+        </w:rPr>
+        <w:t>Uses</w:t>
+      </w:r>
+    </w:p>
+    <w:p>
+      <w:pPr>
+        <w:pStyle w:val="ListParagraph"/>
+        <w:numPr>
+          <w:ilvl w:val="1"/>
+          <w:numId w:val="1"/>
+        </w:numPr>
+        <w:spacing w:line="360" w:lineRule="auto"/>
+        <w:rPr>
+          <w:rFonts w:ascii="Times New Roman" w:hAnsi="Times New Roman" w:cs="Times New Roman"/>
+        </w:rPr>
+      </w:pPr>
+      <w:r>
+        <w:rPr>
+          <w:rFonts w:ascii="Times New Roman" w:hAnsi="Times New Roman" w:cs="Times New Roman"/>
+        </w:rPr>
+        <w:t>Stores data regarding each shift of each staff member</w:t>
+      </w:r>
+    </w:p>
+    <w:p>
+      <w:pPr>
+        <w:pStyle w:val="ListParagraph"/>
+        <w:numPr>
+          <w:ilvl w:val="1"/>
+          <w:numId w:val="1"/>
+        </w:numPr>
+        <w:spacing w:line="360" w:lineRule="auto"/>
+        <w:rPr>
+          <w:rFonts w:ascii="Times New Roman" w:hAnsi="Times New Roman" w:cs="Times New Roman"/>
+        </w:rPr>
+      </w:pPr>
+      <w:r>
+        <w:rPr>
+          <w:rFonts w:ascii="Times New Roman" w:hAnsi="Times New Roman" w:cs="Times New Roman"/>
+        </w:rPr>
+        <w:t xml:space="preserve">The data is saved in the database to be used by the manager to </w:t>
+      </w:r>
+      <w:r>
+        <w:rPr>
+          <w:rFonts w:ascii="Times New Roman" w:hAnsi="Times New Roman" w:cs="Times New Roman"/>
+        </w:rPr>
+        <w:t>calculate paychecks and review staff breaktimes</w:t>
+      </w:r>
+    </w:p>
+    <w:p>
+      <w:pPr>
+        <w:pStyle w:val="ListParagraph"/>
+        <w:numPr>
+          <w:ilvl w:val="0"/>
+          <w:numId w:val="1"/>
+        </w:numPr>
+        <w:spacing w:line="360" w:lineRule="auto"/>
+        <w:rPr>
+          <w:rFonts w:ascii="Times New Roman" w:hAnsi="Times New Roman" w:cs="Times New Roman"/>
+        </w:rPr>
+      </w:pPr>
+      <w:r>
+        <w:rPr>
+          <w:rFonts w:ascii="Times New Roman" w:hAnsi="Times New Roman" w:cs="Times New Roman"/>
+        </w:rPr>
+        <w:t>Accessibility</w:t>
+      </w:r>
+    </w:p>
+    <w:p>
+      <w:pPr>
+        <w:pStyle w:val="ListParagraph"/>
+        <w:numPr>
+          <w:ilvl w:val="1"/>
+          <w:numId w:val="1"/>
+        </w:numPr>
+        <w:spacing w:line="360" w:lineRule="auto"/>
+        <w:rPr>
+          <w:rFonts w:ascii="Times New Roman" w:hAnsi="Times New Roman" w:cs="Times New Roman"/>
+        </w:rPr>
+      </w:pPr>
+      <w:r>
+        <w:rPr>
+          <w:rFonts w:ascii="Times New Roman" w:hAnsi="Times New Roman" w:cs="Times New Roman"/>
+        </w:rPr>
+        <w:t>Only the manager can view this data</w:t>
+      </w:r>
+    </w:p>
+    <w:p>
+      <w:pPr>
+        <w:pStyle w:val="ListParagraph"/>
+        <w:numPr>
+          <w:ilvl w:val="1"/>
+          <w:numId w:val="1"/>
+        </w:numPr>
+        <w:spacing w:line="360" w:lineRule="auto"/>
+        <w:rPr>
+          <w:rFonts w:ascii="Times New Roman" w:hAnsi="Times New Roman" w:cs="Times New Roman"/>
+        </w:rPr>
+      </w:pPr>
+      <w:r>
+        <w:rPr>
+          <w:rFonts w:ascii="Times New Roman" w:hAnsi="Times New Roman" w:cs="Times New Roman"/>
+        </w:rPr>
+        <w:t xml:space="preserve">The manager can only make updates to </w:t>
+      </w:r>
+      <w:proofErr w:type="spellStart"/>
+      <w:r>
+        <w:rPr>
+          <w:rFonts w:ascii="Times New Roman" w:hAnsi="Times New Roman" w:cs="Times New Roman"/>
+        </w:rPr>
+        <w:t>endTime</w:t>
+      </w:r>
+      <w:proofErr w:type="spellEnd"/>
+      <w:r>
+        <w:rPr>
+          <w:rFonts w:ascii="Times New Roman" w:hAnsi="Times New Roman" w:cs="Times New Roman"/>
+        </w:rPr>
+        <w:t xml:space="preserve"> and </w:t>
+      </w:r>
+      <w:proofErr w:type="spellStart"/>
+      <w:r>
+        <w:rPr>
+          <w:rFonts w:ascii="Times New Roman" w:hAnsi="Times New Roman" w:cs="Times New Roman"/>
+        </w:rPr>
+        <w:t>lunchEnd</w:t>
+      </w:r>
+      <w:proofErr w:type="spellEnd"/>
+    </w:p>
+    <w:p>
+      <w:pPr>
+        <w:pStyle w:val="ListParagraph"/>
+        <w:numPr>
+          <w:ilvl w:val="1"/>
+          <w:numId w:val="1"/>
+        </w:numPr>
+        <w:spacing w:line="360" w:lineRule="auto"/>
+        <w:rPr>
+          <w:rFonts w:ascii="Times New Roman" w:hAnsi="Times New Roman" w:cs="Times New Roman"/>
+        </w:rPr>
+      </w:pPr>
+      <w:r>
+        <w:rPr>
+          <w:rFonts w:ascii="Times New Roman" w:hAnsi="Times New Roman" w:cs="Times New Roman"/>
+        </w:rPr>
+        <w:t xml:space="preserve">An external method, </w:t>
+      </w:r>
+      <w:proofErr w:type="spellStart"/>
+      <w:proofErr w:type="gramStart"/>
+      <w:r>
+        <w:rPr>
+          <w:rFonts w:ascii="Times New Roman" w:hAnsi="Times New Roman" w:cs="Times New Roman"/>
+          <w:i/>
+          <w:iCs/>
+        </w:rPr>
+        <w:t>clockin</w:t>
+      </w:r>
+      <w:proofErr w:type="spellEnd"/>
+      <w:r>
+        <w:rPr>
+          <w:rFonts w:ascii="Times New Roman" w:hAnsi="Times New Roman" w:cs="Times New Roman"/>
+          <w:i/>
+          <w:iCs/>
+        </w:rPr>
+        <w:t>(</w:t>
+      </w:r>
+      <w:proofErr w:type="gramEnd"/>
+      <w:r>
+        <w:rPr>
+          <w:rFonts w:ascii="Times New Roman" w:hAnsi="Times New Roman" w:cs="Times New Roman"/>
+          <w:i/>
+          <w:iCs/>
+        </w:rPr>
+        <w:t>)</w:t>
+      </w:r>
+      <w:r>
+        <w:rPr>
+          <w:rFonts w:ascii="Times New Roman" w:hAnsi="Times New Roman" w:cs="Times New Roman"/>
+        </w:rPr>
+        <w:t xml:space="preserve">, is used by the staff to create an instance of </w:t>
+      </w:r>
+      <w:proofErr w:type="spellStart"/>
+      <w:r>
+        <w:rPr>
+          <w:rFonts w:ascii="Times New Roman" w:hAnsi="Times New Roman" w:cs="Times New Roman"/>
         </w:rPr>
         <w:t>ShiftRecord</w:t>
       </w:r>
@@ -789,7 +3734,7 @@
         <w:rFonts w:ascii="Wingdings" w:hAnsi="Wingdings" w:hint="default"/>
       </w:rPr>
     </w:lvl>
-    <w:lvl w:ilvl="3" w:tplc="04090001" w:tentative="1">
+    <w:lvl w:ilvl="3" w:tplc="04090001">
       <w:start w:val="1"/>
       <w:numFmt w:val="bullet"/>
       <w:lvlText w:val=""/>
@@ -862,8 +3807,124 @@
       </w:rPr>
     </w:lvl>
   </w:abstractNum>
+  <w:abstractNum w:abstractNumId="1" w15:restartNumberingAfterBreak="0">
+    <w:nsid w:val="64640C16"/>
+    <w:multiLevelType w:val="hybridMultilevel"/>
+    <w:tmpl w:val="A1BE8AA0"/>
+    <w:lvl w:ilvl="0" w:tplc="2974CCE8">
+      <w:start w:val="1"/>
+      <w:numFmt w:val="bullet"/>
+      <w:lvlText w:val="B"/>
+      <w:lvlJc w:val="left"/>
+      <w:pPr>
+        <w:ind w:left="2520" w:hanging="360"/>
+      </w:pPr>
+      <w:rPr>
+        <w:rFonts w:ascii="Symap" w:hAnsi="Symap" w:hint="default"/>
+      </w:rPr>
+    </w:lvl>
+    <w:lvl w:ilvl="1" w:tplc="04090003" w:tentative="1">
+      <w:start w:val="1"/>
+      <w:numFmt w:val="bullet"/>
+      <w:lvlText w:val="o"/>
+      <w:lvlJc w:val="left"/>
+      <w:pPr>
+        <w:ind w:left="3240" w:hanging="360"/>
+      </w:pPr>
+      <w:rPr>
+        <w:rFonts w:ascii="Courier New" w:hAnsi="Courier New" w:cs="Courier New" w:hint="default"/>
+      </w:rPr>
+    </w:lvl>
+    <w:lvl w:ilvl="2" w:tplc="04090005" w:tentative="1">
+      <w:start w:val="1"/>
+      <w:numFmt w:val="bullet"/>
+      <w:lvlText w:val=""/>
+      <w:lvlJc w:val="left"/>
+      <w:pPr>
+        <w:ind w:left="3960" w:hanging="360"/>
+      </w:pPr>
+      <w:rPr>
+        <w:rFonts w:ascii="Wingdings" w:hAnsi="Wingdings" w:hint="default"/>
+      </w:rPr>
+    </w:lvl>
+    <w:lvl w:ilvl="3" w:tplc="04090001" w:tentative="1">
+      <w:start w:val="1"/>
+      <w:numFmt w:val="bullet"/>
+      <w:lvlText w:val=""/>
+      <w:lvlJc w:val="left"/>
+      <w:pPr>
+        <w:ind w:left="4680" w:hanging="360"/>
+      </w:pPr>
+      <w:rPr>
+        <w:rFonts w:ascii="Symbol" w:hAnsi="Symbol" w:hint="default"/>
+      </w:rPr>
+    </w:lvl>
+    <w:lvl w:ilvl="4" w:tplc="04090003" w:tentative="1">
+      <w:start w:val="1"/>
+      <w:numFmt w:val="bullet"/>
+      <w:lvlText w:val="o"/>
+      <w:lvlJc w:val="left"/>
+      <w:pPr>
+        <w:ind w:left="5400" w:hanging="360"/>
+      </w:pPr>
+      <w:rPr>
+        <w:rFonts w:ascii="Courier New" w:hAnsi="Courier New" w:cs="Courier New" w:hint="default"/>
+      </w:rPr>
+    </w:lvl>
+    <w:lvl w:ilvl="5" w:tplc="04090005" w:tentative="1">
+      <w:start w:val="1"/>
+      <w:numFmt w:val="bullet"/>
+      <w:lvlText w:val=""/>
+      <w:lvlJc w:val="left"/>
+      <w:pPr>
+        <w:ind w:left="6120" w:hanging="360"/>
+      </w:pPr>
+      <w:rPr>
+        <w:rFonts w:ascii="Wingdings" w:hAnsi="Wingdings" w:hint="default"/>
+      </w:rPr>
+    </w:lvl>
+    <w:lvl w:ilvl="6" w:tplc="04090001" w:tentative="1">
+      <w:start w:val="1"/>
+      <w:numFmt w:val="bullet"/>
+      <w:lvlText w:val=""/>
+      <w:lvlJc w:val="left"/>
+      <w:pPr>
+        <w:ind w:left="6840" w:hanging="360"/>
+      </w:pPr>
+      <w:rPr>
+        <w:rFonts w:ascii="Symbol" w:hAnsi="Symbol" w:hint="default"/>
+      </w:rPr>
+    </w:lvl>
+    <w:lvl w:ilvl="7" w:tplc="04090003" w:tentative="1">
+      <w:start w:val="1"/>
+      <w:numFmt w:val="bullet"/>
+      <w:lvlText w:val="o"/>
+      <w:lvlJc w:val="left"/>
+      <w:pPr>
+        <w:ind w:left="7560" w:hanging="360"/>
+      </w:pPr>
+      <w:rPr>
+        <w:rFonts w:ascii="Courier New" w:hAnsi="Courier New" w:cs="Courier New" w:hint="default"/>
+      </w:rPr>
+    </w:lvl>
+    <w:lvl w:ilvl="8" w:tplc="04090005" w:tentative="1">
+      <w:start w:val="1"/>
+      <w:numFmt w:val="bullet"/>
+      <w:lvlText w:val=""/>
+      <w:lvlJc w:val="left"/>
+      <w:pPr>
+        <w:ind w:left="8280" w:hanging="360"/>
+      </w:pPr>
+      <w:rPr>
+        <w:rFonts w:ascii="Wingdings" w:hAnsi="Wingdings" w:hint="default"/>
+      </w:rPr>
+    </w:lvl>
+  </w:abstractNum>
   <w:num w:numId="1" w16cid:durableId="387649283">
     <w:abstractNumId w:val="0"/>
+  </w:num>
+  <w:num w:numId="2" w16cid:durableId="719132341">
+    <w:abstractNumId w:val="1"/>
   </w:num>
 </w:numbering>
 </file>

--- a/Program/SSReqs/arch/All Classes for SS Requirements.docx
+++ b/Program/SSReqs/arch/All Classes for SS Requirements.docx
@@ -119,8 +119,72 @@
         <w:rPr>
           <w:rFonts w:ascii="Times New Roman" w:hAnsi="Times New Roman" w:cs="Times New Roman"/>
         </w:rPr>
-        <w:t>Instant</w:t>
-      </w:r>
+        <w:t xml:space="preserve">Instant = </w:t>
+      </w:r>
+      <w:proofErr w:type="spellStart"/>
+      <w:proofErr w:type="gramStart"/>
+      <w:r>
+        <w:rPr>
+          <w:rFonts w:ascii="Times New Roman" w:hAnsi="Times New Roman" w:cs="Times New Roman"/>
+        </w:rPr>
+        <w:t>java.time</w:t>
+      </w:r>
+      <w:proofErr w:type="gramEnd"/>
+      <w:r>
+        <w:rPr>
+          <w:rFonts w:ascii="Times New Roman" w:hAnsi="Times New Roman" w:cs="Times New Roman"/>
+        </w:rPr>
+        <w:t>.Instant</w:t>
+      </w:r>
+      <w:proofErr w:type="spellEnd"/>
+    </w:p>
+    <w:p>
+      <w:pPr>
+        <w:spacing w:line="360" w:lineRule="auto"/>
+        <w:jc w:val="right"/>
+        <w:rPr>
+          <w:rFonts w:ascii="Times New Roman" w:hAnsi="Times New Roman" w:cs="Times New Roman"/>
+        </w:rPr>
+      </w:pPr>
+      <w:r>
+        <w:rPr>
+          <w:rFonts w:ascii="Times New Roman" w:hAnsi="Times New Roman" w:cs="Times New Roman"/>
+        </w:rPr>
+        <w:t xml:space="preserve">Duration = </w:t>
+      </w:r>
+      <w:proofErr w:type="spellStart"/>
+      <w:proofErr w:type="gramStart"/>
+      <w:r>
+        <w:rPr>
+          <w:rFonts w:ascii="Times New Roman" w:hAnsi="Times New Roman" w:cs="Times New Roman"/>
+        </w:rPr>
+        <w:t>java.time</w:t>
+      </w:r>
+      <w:proofErr w:type="gramEnd"/>
+      <w:r>
+        <w:rPr>
+          <w:rFonts w:ascii="Times New Roman" w:hAnsi="Times New Roman" w:cs="Times New Roman"/>
+        </w:rPr>
+        <w:t>.Duration</w:t>
+      </w:r>
+      <w:proofErr w:type="spellEnd"/>
+    </w:p>
+    <w:p>
+      <w:pPr>
+        <w:spacing w:line="360" w:lineRule="auto"/>
+        <w:jc w:val="right"/>
+        <w:rPr>
+          <w:rFonts w:ascii="Times New Roman" w:hAnsi="Times New Roman" w:cs="Times New Roman"/>
+        </w:rPr>
+      </w:pPr>
+      <w:proofErr w:type="spellStart"/>
+      <w:r>
+        <w:rPr>
+          <w:rFonts w:ascii="Times New Roman" w:hAnsi="Times New Roman" w:cs="Times New Roman"/>
+        </w:rPr>
+        <w:t>LocalDate</w:t>
+      </w:r>
+      <w:proofErr w:type="spellEnd"/>
       <w:r>
         <w:rPr>
           <w:rFonts w:ascii="Times New Roman" w:hAnsi="Times New Roman" w:cs="Times New Roman"/>
@@ -128,81 +192,13 @@
         <w:t xml:space="preserve"> = </w:t>
       </w:r>
       <w:proofErr w:type="spellStart"/>
-      <w:proofErr w:type="gramStart"/>
-      <w:r>
-        <w:rPr>
-          <w:rFonts w:ascii="Times New Roman" w:hAnsi="Times New Roman" w:cs="Times New Roman"/>
-        </w:rPr>
-        <w:t>java.time</w:t>
-      </w:r>
-      <w:proofErr w:type="gramEnd"/>
-      <w:r>
-        <w:rPr>
-          <w:rFonts w:ascii="Times New Roman" w:hAnsi="Times New Roman" w:cs="Times New Roman"/>
-        </w:rPr>
-        <w:t>.</w:t>
-      </w:r>
-      <w:r>
-        <w:rPr>
-          <w:rFonts w:ascii="Times New Roman" w:hAnsi="Times New Roman" w:cs="Times New Roman"/>
-        </w:rPr>
-        <w:t>Instant</w:t>
-      </w:r>
-      <w:proofErr w:type="spellEnd"/>
-    </w:p>
-    <w:p>
-      <w:pPr>
-        <w:spacing w:line="360" w:lineRule="auto"/>
-        <w:jc w:val="right"/>
-        <w:rPr>
-          <w:rFonts w:ascii="Times New Roman" w:hAnsi="Times New Roman" w:cs="Times New Roman"/>
-        </w:rPr>
-      </w:pPr>
-      <w:r>
-        <w:rPr>
-          <w:rFonts w:ascii="Times New Roman" w:hAnsi="Times New Roman" w:cs="Times New Roman"/>
-        </w:rPr>
-        <w:t xml:space="preserve">Duration = </w:t>
-      </w:r>
-      <w:proofErr w:type="spellStart"/>
-      <w:proofErr w:type="gramStart"/>
-      <w:r>
-        <w:rPr>
-          <w:rFonts w:ascii="Times New Roman" w:hAnsi="Times New Roman" w:cs="Times New Roman"/>
-        </w:rPr>
-        <w:t>java.time</w:t>
-      </w:r>
-      <w:proofErr w:type="gramEnd"/>
-      <w:r>
-        <w:rPr>
-          <w:rFonts w:ascii="Times New Roman" w:hAnsi="Times New Roman" w:cs="Times New Roman"/>
-        </w:rPr>
-        <w:t>.Duration</w:t>
-      </w:r>
-      <w:proofErr w:type="spellEnd"/>
-    </w:p>
-    <w:p>
-      <w:pPr>
-        <w:spacing w:line="360" w:lineRule="auto"/>
-        <w:jc w:val="right"/>
-        <w:rPr>
-          <w:rFonts w:ascii="Times New Roman" w:hAnsi="Times New Roman" w:cs="Times New Roman"/>
-        </w:rPr>
-      </w:pPr>
-      <w:proofErr w:type="spellStart"/>
-      <w:r>
-        <w:rPr>
-          <w:rFonts w:ascii="Times New Roman" w:hAnsi="Times New Roman" w:cs="Times New Roman"/>
-        </w:rPr>
-        <w:t>LocalDate</w:t>
-      </w:r>
-      <w:proofErr w:type="spellEnd"/>
-      <w:r>
-        <w:rPr>
-          <w:rFonts w:ascii="Times New Roman" w:hAnsi="Times New Roman" w:cs="Times New Roman"/>
-        </w:rPr>
-        <w:t xml:space="preserve"> = java.time.LocalDate</w:t>
-      </w:r>
+      <w:r>
+        <w:rPr>
+          <w:rFonts w:ascii="Times New Roman" w:hAnsi="Times New Roman" w:cs="Times New Roman"/>
+        </w:rPr>
+        <w:t>java.time.LocalDate</w:t>
+      </w:r>
+      <w:proofErr w:type="spellEnd"/>
     </w:p>
     <w:p>
       <w:pPr>
@@ -843,38 +839,6 @@
         </w:rPr>
       </w:pPr>
       <w:proofErr w:type="spellStart"/>
-      <w:r>
-        <w:rPr>
-          <w:rFonts w:ascii="Times New Roman" w:hAnsi="Times New Roman" w:cs="Times New Roman"/>
-          <w:i/>
-          <w:iCs/>
-        </w:rPr>
-        <w:t>u</w:t>
-      </w:r>
-      <w:r>
-        <w:rPr>
-          <w:rFonts w:ascii="Times New Roman" w:hAnsi="Times New Roman" w:cs="Times New Roman"/>
-          <w:i/>
-          <w:iCs/>
-        </w:rPr>
-        <w:t>sernam</w:t>
-      </w:r>
-      <w:r>
-        <w:rPr>
-          <w:rFonts w:ascii="Times New Roman" w:hAnsi="Times New Roman" w:cs="Times New Roman"/>
-          <w:i/>
-          <w:iCs/>
-        </w:rPr>
-        <w:t>e</w:t>
-      </w:r>
-      <w:r>
-        <w:rPr>
-          <w:rFonts w:ascii="Times New Roman" w:hAnsi="Times New Roman" w:cs="Times New Roman"/>
-          <w:i/>
-          <w:iCs/>
-        </w:rPr>
-        <w:t>_</w:t>
-      </w:r>
       <w:proofErr w:type="gramStart"/>
       <w:r>
         <w:rPr>
@@ -892,6 +856,14 @@
         </w:rPr>
         <w:t>heck</w:t>
       </w:r>
+      <w:r>
+        <w:rPr>
+          <w:rFonts w:ascii="Times New Roman" w:hAnsi="Times New Roman" w:cs="Times New Roman"/>
+          <w:i/>
+          <w:iCs/>
+        </w:rPr>
+        <w:t>Username</w:t>
+      </w:r>
       <w:proofErr w:type="spellEnd"/>
       <w:r>
         <w:rPr>
@@ -964,6 +936,7 @@
         <w:t xml:space="preserve"> up, the manager creates their profile and includes their first name, last name, and username. This method searches for the username using </w:t>
       </w:r>
       <w:proofErr w:type="spellStart"/>
+      <w:proofErr w:type="gramStart"/>
       <w:r>
         <w:rPr>
           <w:rFonts w:ascii="Times New Roman" w:hAnsi="Times New Roman" w:cs="Times New Roman"/>
@@ -978,16 +951,7 @@
           <w:i/>
           <w:iCs/>
         </w:rPr>
-        <w:t>_</w:t>
-      </w:r>
-      <w:proofErr w:type="gramStart"/>
-      <w:r>
-        <w:rPr>
-          <w:rFonts w:ascii="Times New Roman" w:hAnsi="Times New Roman" w:cs="Times New Roman"/>
-          <w:i/>
-          <w:iCs/>
-        </w:rPr>
-        <w:t>u</w:t>
+        <w:t>U</w:t>
       </w:r>
       <w:r>
         <w:rPr>
@@ -1043,6 +1007,7 @@
         <w:t xml:space="preserve">when a match is found, it then checks that the first and last names are accurate using </w:t>
       </w:r>
       <w:proofErr w:type="spellStart"/>
+      <w:proofErr w:type="gramStart"/>
       <w:r>
         <w:rPr>
           <w:rFonts w:ascii="Times New Roman" w:hAnsi="Times New Roman" w:cs="Times New Roman"/>
@@ -1057,8 +1022,41 @@
           <w:i/>
           <w:iCs/>
         </w:rPr>
-        <w:t>_</w:t>
-      </w:r>
+        <w:t>F</w:t>
+      </w:r>
+      <w:r>
+        <w:rPr>
+          <w:rFonts w:ascii="Times New Roman" w:hAnsi="Times New Roman" w:cs="Times New Roman"/>
+          <w:i/>
+          <w:iCs/>
+        </w:rPr>
+        <w:t>irstName</w:t>
+      </w:r>
+      <w:proofErr w:type="spellEnd"/>
+      <w:r>
+        <w:rPr>
+          <w:rFonts w:ascii="Times New Roman" w:hAnsi="Times New Roman" w:cs="Times New Roman"/>
+          <w:i/>
+          <w:iCs/>
+        </w:rPr>
+        <w:t>(</w:t>
+      </w:r>
+      <w:proofErr w:type="gramEnd"/>
+      <w:r>
+        <w:rPr>
+          <w:rFonts w:ascii="Times New Roman" w:hAnsi="Times New Roman" w:cs="Times New Roman"/>
+          <w:i/>
+          <w:iCs/>
+        </w:rPr>
+        <w:t>)</w:t>
+      </w:r>
+      <w:r>
+        <w:rPr>
+          <w:rFonts w:ascii="Times New Roman" w:hAnsi="Times New Roman" w:cs="Times New Roman"/>
+        </w:rPr>
+        <w:t xml:space="preserve"> and </w:t>
+      </w:r>
+      <w:proofErr w:type="spellStart"/>
       <w:proofErr w:type="gramStart"/>
       <w:r>
         <w:rPr>
@@ -1066,15 +1064,23 @@
           <w:i/>
           <w:iCs/>
         </w:rPr>
-        <w:t>f</w:t>
-      </w:r>
-      <w:r>
-        <w:rPr>
-          <w:rFonts w:ascii="Times New Roman" w:hAnsi="Times New Roman" w:cs="Times New Roman"/>
-          <w:i/>
-          <w:iCs/>
-        </w:rPr>
-        <w:t>irstName</w:t>
+        <w:t>get</w:t>
+      </w:r>
+      <w:r>
+        <w:rPr>
+          <w:rFonts w:ascii="Times New Roman" w:hAnsi="Times New Roman" w:cs="Times New Roman"/>
+          <w:i/>
+          <w:iCs/>
+        </w:rPr>
+        <w:t>L</w:t>
+      </w:r>
+      <w:r>
+        <w:rPr>
+          <w:rFonts w:ascii="Times New Roman" w:hAnsi="Times New Roman" w:cs="Times New Roman"/>
+          <w:i/>
+          <w:iCs/>
+        </w:rPr>
+        <w:t>astName</w:t>
       </w:r>
       <w:proofErr w:type="spellEnd"/>
       <w:r>
@@ -1098,65 +1104,145 @@
         <w:rPr>
           <w:rFonts w:ascii="Times New Roman" w:hAnsi="Times New Roman" w:cs="Times New Roman"/>
         </w:rPr>
-        <w:t xml:space="preserve"> and </w:t>
-      </w:r>
-      <w:proofErr w:type="spellStart"/>
-      <w:r>
-        <w:rPr>
-          <w:rFonts w:ascii="Times New Roman" w:hAnsi="Times New Roman" w:cs="Times New Roman"/>
-          <w:i/>
-          <w:iCs/>
-        </w:rPr>
-        <w:t>get</w:t>
-      </w:r>
-      <w:r>
-        <w:rPr>
-          <w:rFonts w:ascii="Times New Roman" w:hAnsi="Times New Roman" w:cs="Times New Roman"/>
-          <w:i/>
-          <w:iCs/>
-        </w:rPr>
-        <w:t>_</w:t>
-      </w:r>
+        <w:t xml:space="preserve">. </w:t>
+      </w:r>
+    </w:p>
+    <w:p>
+      <w:pPr>
+        <w:pStyle w:val="ListParagraph"/>
+        <w:numPr>
+          <w:ilvl w:val="0"/>
+          <w:numId w:val="1"/>
+        </w:numPr>
+        <w:spacing w:line="360" w:lineRule="auto"/>
+        <w:rPr>
+          <w:rFonts w:ascii="Times New Roman" w:hAnsi="Times New Roman" w:cs="Times New Roman"/>
+        </w:rPr>
+      </w:pPr>
+      <w:r>
+        <w:rPr>
+          <w:rFonts w:ascii="Times New Roman" w:hAnsi="Times New Roman" w:cs="Times New Roman"/>
+        </w:rPr>
+        <w:t>Child Classes</w:t>
+      </w:r>
+    </w:p>
+    <w:p>
+      <w:pPr>
+        <w:pStyle w:val="ListParagraph"/>
+        <w:numPr>
+          <w:ilvl w:val="1"/>
+          <w:numId w:val="1"/>
+        </w:numPr>
+        <w:spacing w:line="360" w:lineRule="auto"/>
+        <w:rPr>
+          <w:rFonts w:ascii="Times New Roman" w:hAnsi="Times New Roman" w:cs="Times New Roman"/>
+        </w:rPr>
+      </w:pPr>
+      <w:proofErr w:type="spellStart"/>
+      <w:r>
+        <w:rPr>
+          <w:rFonts w:ascii="Times New Roman" w:hAnsi="Times New Roman" w:cs="Times New Roman"/>
+        </w:rPr>
+        <w:t>StaffAccountKey</w:t>
+      </w:r>
+      <w:proofErr w:type="spellEnd"/>
+    </w:p>
+    <w:p>
+      <w:pPr>
+        <w:pStyle w:val="ListParagraph"/>
+        <w:numPr>
+          <w:ilvl w:val="2"/>
+          <w:numId w:val="1"/>
+        </w:numPr>
+        <w:spacing w:line="360" w:lineRule="auto"/>
+        <w:rPr>
+          <w:rFonts w:ascii="Times New Roman" w:hAnsi="Times New Roman" w:cs="Times New Roman"/>
+        </w:rPr>
+      </w:pPr>
       <w:proofErr w:type="gramStart"/>
       <w:r>
         <w:rPr>
           <w:rFonts w:ascii="Times New Roman" w:hAnsi="Times New Roman" w:cs="Times New Roman"/>
-          <w:i/>
-          <w:iCs/>
-        </w:rPr>
-        <w:t>l</w:t>
-      </w:r>
-      <w:r>
-        <w:rPr>
-          <w:rFonts w:ascii="Times New Roman" w:hAnsi="Times New Roman" w:cs="Times New Roman"/>
-          <w:i/>
-          <w:iCs/>
-        </w:rPr>
-        <w:t>astName</w:t>
-      </w:r>
-      <w:proofErr w:type="spellEnd"/>
-      <w:r>
-        <w:rPr>
-          <w:rFonts w:ascii="Times New Roman" w:hAnsi="Times New Roman" w:cs="Times New Roman"/>
-          <w:i/>
-          <w:iCs/>
-        </w:rPr>
-        <w:t>(</w:t>
+        </w:rPr>
+        <w:t>Stores</w:t>
       </w:r>
       <w:proofErr w:type="gramEnd"/>
       <w:r>
         <w:rPr>
           <w:rFonts w:ascii="Times New Roman" w:hAnsi="Times New Roman" w:cs="Times New Roman"/>
-          <w:i/>
-          <w:iCs/>
-        </w:rPr>
-        <w:t>)</w:t>
-      </w:r>
-      <w:r>
-        <w:rPr>
-          <w:rFonts w:ascii="Times New Roman" w:hAnsi="Times New Roman" w:cs="Times New Roman"/>
-        </w:rPr>
-        <w:t xml:space="preserve">. </w:t>
+        </w:rPr>
+        <w:t xml:space="preserve"> the password for the staff </w:t>
+      </w:r>
+      <w:proofErr w:type="gramStart"/>
+      <w:r>
+        <w:rPr>
+          <w:rFonts w:ascii="Times New Roman" w:hAnsi="Times New Roman" w:cs="Times New Roman"/>
+        </w:rPr>
+        <w:t>member</w:t>
+      </w:r>
+      <w:proofErr w:type="gramEnd"/>
+    </w:p>
+    <w:p>
+      <w:pPr>
+        <w:pStyle w:val="ListParagraph"/>
+        <w:numPr>
+          <w:ilvl w:val="2"/>
+          <w:numId w:val="1"/>
+        </w:numPr>
+        <w:spacing w:line="360" w:lineRule="auto"/>
+        <w:rPr>
+          <w:rFonts w:ascii="Times New Roman" w:hAnsi="Times New Roman" w:cs="Times New Roman"/>
+        </w:rPr>
+      </w:pPr>
+      <w:r>
+        <w:rPr>
+          <w:rFonts w:ascii="Times New Roman" w:hAnsi="Times New Roman" w:cs="Times New Roman"/>
+        </w:rPr>
+        <w:t xml:space="preserve">Has a </w:t>
+      </w:r>
+      <w:r>
+        <w:rPr>
+          <w:rFonts w:ascii="Times New Roman" w:hAnsi="Times New Roman" w:cs="Times New Roman"/>
+          <w:i/>
+          <w:iCs/>
+        </w:rPr>
+        <w:t>checkPa</w:t>
+      </w:r>
+      <w:r>
+        <w:rPr>
+          <w:rFonts w:ascii="Times New Roman" w:hAnsi="Times New Roman" w:cs="Times New Roman"/>
+          <w:i/>
+          <w:iCs/>
+        </w:rPr>
+        <w:t>sswor</w:t>
+      </w:r>
+      <w:r>
+        <w:rPr>
+          <w:rFonts w:ascii="Times New Roman" w:hAnsi="Times New Roman" w:cs="Times New Roman"/>
+          <w:i/>
+          <w:iCs/>
+        </w:rPr>
+        <w:t>d</w:t>
+      </w:r>
+      <w:r>
+        <w:rPr>
+          <w:rFonts w:ascii="Times New Roman" w:hAnsi="Times New Roman" w:cs="Times New Roman"/>
+          <w:i/>
+          <w:iCs/>
+        </w:rPr>
+        <w:t>()</w:t>
+      </w:r>
+      <w:r>
+        <w:rPr>
+          <w:rFonts w:ascii="Times New Roman" w:hAnsi="Times New Roman" w:cs="Times New Roman"/>
+        </w:rPr>
+        <w:t xml:space="preserve"> method</w:t>
+      </w:r>
+      <w:r>
+        <w:rPr>
+          <w:rFonts w:ascii="Times New Roman" w:hAnsi="Times New Roman" w:cs="Times New Roman"/>
+        </w:rPr>
+        <w:t xml:space="preserve"> for password verification</w:t>
       </w:r>
     </w:p>
     <w:p>
@@ -1175,7 +1261,7 @@
         <w:rPr>
           <w:rFonts w:ascii="Times New Roman" w:hAnsi="Times New Roman" w:cs="Times New Roman"/>
         </w:rPr>
-        <w:t>Child Classes</w:t>
+        <w:t>Uses</w:t>
       </w:r>
     </w:p>
     <w:p>
@@ -1190,166 +1276,17 @@
           <w:rFonts w:ascii="Times New Roman" w:hAnsi="Times New Roman" w:cs="Times New Roman"/>
         </w:rPr>
       </w:pPr>
-      <w:proofErr w:type="spellStart"/>
-      <w:r>
-        <w:rPr>
-          <w:rFonts w:ascii="Times New Roman" w:hAnsi="Times New Roman" w:cs="Times New Roman"/>
-        </w:rPr>
-        <w:t>StaffAccountKey</w:t>
-      </w:r>
-      <w:proofErr w:type="spellEnd"/>
-    </w:p>
-    <w:p>
-      <w:pPr>
-        <w:pStyle w:val="ListParagraph"/>
-        <w:numPr>
-          <w:ilvl w:val="2"/>
-          <w:numId w:val="1"/>
-        </w:numPr>
-        <w:spacing w:line="360" w:lineRule="auto"/>
-        <w:rPr>
-          <w:rFonts w:ascii="Times New Roman" w:hAnsi="Times New Roman" w:cs="Times New Roman"/>
-        </w:rPr>
-      </w:pPr>
-      <w:proofErr w:type="gramStart"/>
-      <w:r>
-        <w:rPr>
-          <w:rFonts w:ascii="Times New Roman" w:hAnsi="Times New Roman" w:cs="Times New Roman"/>
-        </w:rPr>
-        <w:t>Stores</w:t>
-      </w:r>
-      <w:proofErr w:type="gramEnd"/>
-      <w:r>
-        <w:rPr>
-          <w:rFonts w:ascii="Times New Roman" w:hAnsi="Times New Roman" w:cs="Times New Roman"/>
-        </w:rPr>
-        <w:t xml:space="preserve"> the password for the staff </w:t>
-      </w:r>
-      <w:proofErr w:type="gramStart"/>
-      <w:r>
-        <w:rPr>
-          <w:rFonts w:ascii="Times New Roman" w:hAnsi="Times New Roman" w:cs="Times New Roman"/>
-        </w:rPr>
-        <w:t>member</w:t>
-      </w:r>
-      <w:proofErr w:type="gramEnd"/>
-    </w:p>
-    <w:p>
-      <w:pPr>
-        <w:pStyle w:val="ListParagraph"/>
-        <w:numPr>
-          <w:ilvl w:val="2"/>
-          <w:numId w:val="1"/>
-        </w:numPr>
-        <w:spacing w:line="360" w:lineRule="auto"/>
-        <w:rPr>
-          <w:rFonts w:ascii="Times New Roman" w:hAnsi="Times New Roman" w:cs="Times New Roman"/>
-        </w:rPr>
-      </w:pPr>
-      <w:r>
-        <w:rPr>
-          <w:rFonts w:ascii="Times New Roman" w:hAnsi="Times New Roman" w:cs="Times New Roman"/>
-        </w:rPr>
-        <w:t xml:space="preserve">Has a </w:t>
-      </w:r>
-      <w:proofErr w:type="spellStart"/>
-      <w:r>
-        <w:rPr>
-          <w:rFonts w:ascii="Times New Roman" w:hAnsi="Times New Roman" w:cs="Times New Roman"/>
-          <w:i/>
-          <w:iCs/>
-        </w:rPr>
-        <w:t>passwor</w:t>
-      </w:r>
-      <w:r>
-        <w:rPr>
-          <w:rFonts w:ascii="Times New Roman" w:hAnsi="Times New Roman" w:cs="Times New Roman"/>
-          <w:i/>
-          <w:iCs/>
-        </w:rPr>
-        <w:t>d</w:t>
-      </w:r>
-      <w:r>
-        <w:rPr>
-          <w:rFonts w:ascii="Times New Roman" w:hAnsi="Times New Roman" w:cs="Times New Roman"/>
-          <w:i/>
-          <w:iCs/>
-        </w:rPr>
-        <w:t>_</w:t>
-      </w:r>
-      <w:proofErr w:type="gramStart"/>
-      <w:r>
-        <w:rPr>
-          <w:rFonts w:ascii="Times New Roman" w:hAnsi="Times New Roman" w:cs="Times New Roman"/>
-          <w:i/>
-          <w:iCs/>
-        </w:rPr>
-        <w:t>c</w:t>
-      </w:r>
-      <w:r>
-        <w:rPr>
-          <w:rFonts w:ascii="Times New Roman" w:hAnsi="Times New Roman" w:cs="Times New Roman"/>
-          <w:i/>
-          <w:iCs/>
-        </w:rPr>
-        <w:t>hec</w:t>
-      </w:r>
-      <w:r>
-        <w:rPr>
-          <w:rFonts w:ascii="Times New Roman" w:hAnsi="Times New Roman" w:cs="Times New Roman"/>
-          <w:i/>
-          <w:iCs/>
-        </w:rPr>
-        <w:t>k</w:t>
-      </w:r>
-      <w:proofErr w:type="spellEnd"/>
-      <w:r>
-        <w:rPr>
-          <w:rFonts w:ascii="Times New Roman" w:hAnsi="Times New Roman" w:cs="Times New Roman"/>
-          <w:i/>
-          <w:iCs/>
-        </w:rPr>
-        <w:t>(</w:t>
-      </w:r>
-      <w:proofErr w:type="gramEnd"/>
-      <w:r>
-        <w:rPr>
-          <w:rFonts w:ascii="Times New Roman" w:hAnsi="Times New Roman" w:cs="Times New Roman"/>
-          <w:i/>
-          <w:iCs/>
-        </w:rPr>
-        <w:t>)</w:t>
-      </w:r>
-      <w:r>
-        <w:rPr>
-          <w:rFonts w:ascii="Times New Roman" w:hAnsi="Times New Roman" w:cs="Times New Roman"/>
-        </w:rPr>
-        <w:t xml:space="preserve"> method</w:t>
-      </w:r>
-      <w:r>
-        <w:rPr>
-          <w:rFonts w:ascii="Times New Roman" w:hAnsi="Times New Roman" w:cs="Times New Roman"/>
-        </w:rPr>
-        <w:t xml:space="preserve"> for password verification</w:t>
-      </w:r>
-    </w:p>
-    <w:p>
-      <w:pPr>
-        <w:pStyle w:val="ListParagraph"/>
-        <w:numPr>
-          <w:ilvl w:val="0"/>
-          <w:numId w:val="1"/>
-        </w:numPr>
-        <w:spacing w:line="360" w:lineRule="auto"/>
-        <w:rPr>
-          <w:rFonts w:ascii="Times New Roman" w:hAnsi="Times New Roman" w:cs="Times New Roman"/>
-        </w:rPr>
-      </w:pPr>
-      <w:r>
-        <w:rPr>
-          <w:rFonts w:ascii="Times New Roman" w:hAnsi="Times New Roman" w:cs="Times New Roman"/>
-        </w:rPr>
-        <w:t>Uses</w:t>
+      <w:r>
+        <w:rPr>
+          <w:rFonts w:ascii="Times New Roman" w:hAnsi="Times New Roman" w:cs="Times New Roman"/>
+        </w:rPr>
+        <w:t xml:space="preserve">Stores staff information to allow for </w:t>
+      </w:r>
+      <w:r>
+        <w:rPr>
+          <w:rFonts w:ascii="Times New Roman" w:hAnsi="Times New Roman" w:cs="Times New Roman"/>
+        </w:rPr>
+        <w:t>identification, system access, contact, shift assigning, payment, etc.</w:t>
       </w:r>
     </w:p>
     <w:p>
@@ -1368,13 +1305,13 @@
         <w:rPr>
           <w:rFonts w:ascii="Times New Roman" w:hAnsi="Times New Roman" w:cs="Times New Roman"/>
         </w:rPr>
-        <w:t xml:space="preserve">Stores staff information to allow for </w:t>
-      </w:r>
-      <w:r>
-        <w:rPr>
-          <w:rFonts w:ascii="Times New Roman" w:hAnsi="Times New Roman" w:cs="Times New Roman"/>
-        </w:rPr>
-        <w:t>identification, system access, contact, shift assigning, payment, etc.</w:t>
+        <w:t>Instances are created by the manager</w:t>
+      </w:r>
+      <w:r>
+        <w:rPr>
+          <w:rFonts w:ascii="Times New Roman" w:hAnsi="Times New Roman" w:cs="Times New Roman"/>
+        </w:rPr>
+        <w:t xml:space="preserve"> [when creating staff profiles]</w:t>
       </w:r>
     </w:p>
     <w:p>
@@ -1393,13 +1330,7 @@
         <w:rPr>
           <w:rFonts w:ascii="Times New Roman" w:hAnsi="Times New Roman" w:cs="Times New Roman"/>
         </w:rPr>
-        <w:t>Instances are created by the manager</w:t>
-      </w:r>
-      <w:r>
-        <w:rPr>
-          <w:rFonts w:ascii="Times New Roman" w:hAnsi="Times New Roman" w:cs="Times New Roman"/>
-        </w:rPr>
-        <w:t xml:space="preserve"> [when creating staff profiles]</w:t>
+        <w:t>Used by system to verify user identity during login and sign up</w:t>
       </w:r>
     </w:p>
     <w:p>
@@ -1418,25 +1349,6 @@
         <w:rPr>
           <w:rFonts w:ascii="Times New Roman" w:hAnsi="Times New Roman" w:cs="Times New Roman"/>
         </w:rPr>
-        <w:t>Used by system to verify user identity during login and sign up</w:t>
-      </w:r>
-    </w:p>
-    <w:p>
-      <w:pPr>
-        <w:pStyle w:val="ListParagraph"/>
-        <w:numPr>
-          <w:ilvl w:val="1"/>
-          <w:numId w:val="1"/>
-        </w:numPr>
-        <w:spacing w:line="360" w:lineRule="auto"/>
-        <w:rPr>
-          <w:rFonts w:ascii="Times New Roman" w:hAnsi="Times New Roman" w:cs="Times New Roman"/>
-        </w:rPr>
-      </w:pPr>
-      <w:r>
-        <w:rPr>
-          <w:rFonts w:ascii="Times New Roman" w:hAnsi="Times New Roman" w:cs="Times New Roman"/>
-        </w:rPr>
         <w:t xml:space="preserve">Every instance is stored in an </w:t>
       </w:r>
       <w:proofErr w:type="spellStart"/>
@@ -1451,13 +1363,7 @@
         <w:rPr>
           <w:rFonts w:ascii="Times New Roman" w:hAnsi="Times New Roman" w:cs="Times New Roman"/>
         </w:rPr>
-        <w:t xml:space="preserve">, of </w:t>
-      </w:r>
-      <w:r>
-        <w:rPr>
-          <w:rFonts w:ascii="Times New Roman" w:hAnsi="Times New Roman" w:cs="Times New Roman"/>
-        </w:rPr>
-        <w:t xml:space="preserve">type </w:t>
+        <w:t xml:space="preserve">, of type </w:t>
       </w:r>
       <w:proofErr w:type="spellStart"/>
       <w:r>
@@ -1674,6 +1580,7 @@
         </w:rPr>
       </w:pPr>
       <w:proofErr w:type="spellStart"/>
+      <w:proofErr w:type="gramStart"/>
       <w:r>
         <w:rPr>
           <w:rFonts w:ascii="Times New Roman" w:hAnsi="Times New Roman" w:cs="Times New Roman"/>
@@ -1696,16 +1603,163 @@
           <w:i/>
           <w:iCs/>
         </w:rPr>
-        <w:t>_</w:t>
+        <w:t>P</w:t>
+      </w:r>
+      <w:r>
+        <w:rPr>
+          <w:rFonts w:ascii="Times New Roman" w:hAnsi="Times New Roman" w:cs="Times New Roman"/>
+          <w:i/>
+          <w:iCs/>
+        </w:rPr>
+        <w:t>assword</w:t>
+      </w:r>
+      <w:proofErr w:type="spellEnd"/>
+      <w:r>
+        <w:rPr>
+          <w:rFonts w:ascii="Times New Roman" w:hAnsi="Times New Roman" w:cs="Times New Roman"/>
+          <w:i/>
+          <w:iCs/>
+        </w:rPr>
+        <w:t>(</w:t>
+      </w:r>
+      <w:proofErr w:type="gramEnd"/>
+      <w:r>
+        <w:rPr>
+          <w:rFonts w:ascii="Times New Roman" w:hAnsi="Times New Roman" w:cs="Times New Roman"/>
+          <w:i/>
+          <w:iCs/>
+        </w:rPr>
+        <w:t>)</w:t>
+      </w:r>
+      <w:r>
+        <w:rPr>
+          <w:rFonts w:ascii="Times New Roman" w:hAnsi="Times New Roman" w:cs="Times New Roman"/>
+        </w:rPr>
+        <w:t xml:space="preserve"> is called by the system during login to verify a) the password exists/has been created and b) the password </w:t>
       </w:r>
       <w:proofErr w:type="gramStart"/>
       <w:r>
         <w:rPr>
           <w:rFonts w:ascii="Times New Roman" w:hAnsi="Times New Roman" w:cs="Times New Roman"/>
-          <w:i/>
-          <w:iCs/>
-        </w:rPr>
-        <w:t>p</w:t>
+        </w:rPr>
+        <w:t>is connected with</w:t>
+      </w:r>
+      <w:proofErr w:type="gramEnd"/>
+      <w:r>
+        <w:rPr>
+          <w:rFonts w:ascii="Times New Roman" w:hAnsi="Times New Roman" w:cs="Times New Roman"/>
+        </w:rPr>
+        <w:t xml:space="preserve"> the provided username.</w:t>
+      </w:r>
+    </w:p>
+    <w:p>
+      <w:pPr>
+        <w:pStyle w:val="ListParagraph"/>
+        <w:numPr>
+          <w:ilvl w:val="1"/>
+          <w:numId w:val="1"/>
+        </w:numPr>
+        <w:spacing w:line="360" w:lineRule="auto"/>
+        <w:rPr>
+          <w:rFonts w:ascii="Times New Roman" w:hAnsi="Times New Roman" w:cs="Times New Roman"/>
+        </w:rPr>
+      </w:pPr>
+      <w:proofErr w:type="spellStart"/>
+      <w:proofErr w:type="gramStart"/>
+      <w:r>
+        <w:rPr>
+          <w:rFonts w:ascii="Times New Roman" w:hAnsi="Times New Roman" w:cs="Times New Roman"/>
+          <w:i/>
+          <w:iCs/>
+        </w:rPr>
+        <w:t>g</w:t>
+      </w:r>
+      <w:r>
+        <w:rPr>
+          <w:rFonts w:ascii="Times New Roman" w:hAnsi="Times New Roman" w:cs="Times New Roman"/>
+          <w:i/>
+          <w:iCs/>
+        </w:rPr>
+        <w:t>et</w:t>
+      </w:r>
+      <w:r>
+        <w:rPr>
+          <w:rFonts w:ascii="Times New Roman" w:hAnsi="Times New Roman" w:cs="Times New Roman"/>
+          <w:i/>
+          <w:iCs/>
+        </w:rPr>
+        <w:t>U</w:t>
+      </w:r>
+      <w:r>
+        <w:rPr>
+          <w:rFonts w:ascii="Times New Roman" w:hAnsi="Times New Roman" w:cs="Times New Roman"/>
+          <w:i/>
+          <w:iCs/>
+        </w:rPr>
+        <w:t>ser</w:t>
+      </w:r>
+      <w:proofErr w:type="spellEnd"/>
+      <w:r>
+        <w:rPr>
+          <w:rFonts w:ascii="Times New Roman" w:hAnsi="Times New Roman" w:cs="Times New Roman"/>
+          <w:i/>
+          <w:iCs/>
+        </w:rPr>
+        <w:t>(</w:t>
+      </w:r>
+      <w:proofErr w:type="gramEnd"/>
+      <w:r>
+        <w:rPr>
+          <w:rFonts w:ascii="Times New Roman" w:hAnsi="Times New Roman" w:cs="Times New Roman"/>
+          <w:i/>
+          <w:iCs/>
+        </w:rPr>
+        <w:t>)</w:t>
+      </w:r>
+      <w:r>
+        <w:rPr>
+          <w:rFonts w:ascii="Times New Roman" w:hAnsi="Times New Roman" w:cs="Times New Roman"/>
+        </w:rPr>
+        <w:t xml:space="preserve"> is called by the system during login to verify the identity of the staff member.</w:t>
+      </w:r>
+    </w:p>
+    <w:p>
+      <w:pPr>
+        <w:pStyle w:val="ListParagraph"/>
+        <w:numPr>
+          <w:ilvl w:val="1"/>
+          <w:numId w:val="1"/>
+        </w:numPr>
+        <w:spacing w:line="360" w:lineRule="auto"/>
+        <w:rPr>
+          <w:rFonts w:ascii="Times New Roman" w:hAnsi="Times New Roman" w:cs="Times New Roman"/>
+        </w:rPr>
+      </w:pPr>
+      <w:proofErr w:type="spellStart"/>
+      <w:proofErr w:type="gramStart"/>
+      <w:r>
+        <w:rPr>
+          <w:rFonts w:ascii="Times New Roman" w:hAnsi="Times New Roman" w:cs="Times New Roman"/>
+          <w:i/>
+          <w:iCs/>
+        </w:rPr>
+        <w:t>s</w:t>
+      </w:r>
+      <w:r>
+        <w:rPr>
+          <w:rFonts w:ascii="Times New Roman" w:hAnsi="Times New Roman" w:cs="Times New Roman"/>
+          <w:i/>
+          <w:iCs/>
+        </w:rPr>
+        <w:t>et</w:t>
+      </w:r>
+      <w:r>
+        <w:rPr>
+          <w:rFonts w:ascii="Times New Roman" w:hAnsi="Times New Roman" w:cs="Times New Roman"/>
+          <w:i/>
+          <w:iCs/>
+        </w:rPr>
+        <w:t>P</w:t>
       </w:r>
       <w:r>
         <w:rPr>
@@ -1737,242 +1791,30 @@
         <w:rPr>
           <w:rFonts w:ascii="Times New Roman" w:hAnsi="Times New Roman" w:cs="Times New Roman"/>
         </w:rPr>
-        <w:t xml:space="preserve"> is called by the system during login to verify a) the password exists/has been created and b) the password </w:t>
-      </w:r>
+        <w:t xml:space="preserve"> is called by the system when a staff member updates their password.</w:t>
+      </w:r>
+    </w:p>
+    <w:p>
+      <w:pPr>
+        <w:pStyle w:val="ListParagraph"/>
+        <w:numPr>
+          <w:ilvl w:val="1"/>
+          <w:numId w:val="1"/>
+        </w:numPr>
+        <w:spacing w:line="360" w:lineRule="auto"/>
+        <w:rPr>
+          <w:rFonts w:ascii="Times New Roman" w:hAnsi="Times New Roman" w:cs="Times New Roman"/>
+        </w:rPr>
+      </w:pPr>
+      <w:proofErr w:type="spellStart"/>
       <w:proofErr w:type="gramStart"/>
       <w:r>
         <w:rPr>
           <w:rFonts w:ascii="Times New Roman" w:hAnsi="Times New Roman" w:cs="Times New Roman"/>
-        </w:rPr>
-        <w:t>is connected with</w:t>
-      </w:r>
-      <w:proofErr w:type="gramEnd"/>
-      <w:r>
-        <w:rPr>
-          <w:rFonts w:ascii="Times New Roman" w:hAnsi="Times New Roman" w:cs="Times New Roman"/>
-        </w:rPr>
-        <w:t xml:space="preserve"> the provided username.</w:t>
-      </w:r>
-    </w:p>
-    <w:p>
-      <w:pPr>
-        <w:pStyle w:val="ListParagraph"/>
-        <w:numPr>
-          <w:ilvl w:val="1"/>
-          <w:numId w:val="1"/>
-        </w:numPr>
-        <w:spacing w:line="360" w:lineRule="auto"/>
-        <w:rPr>
-          <w:rFonts w:ascii="Times New Roman" w:hAnsi="Times New Roman" w:cs="Times New Roman"/>
-        </w:rPr>
-      </w:pPr>
-      <w:proofErr w:type="spellStart"/>
-      <w:r>
-        <w:rPr>
-          <w:rFonts w:ascii="Times New Roman" w:hAnsi="Times New Roman" w:cs="Times New Roman"/>
-          <w:i/>
-          <w:iCs/>
-        </w:rPr>
-        <w:t>g</w:t>
-      </w:r>
-      <w:r>
-        <w:rPr>
-          <w:rFonts w:ascii="Times New Roman" w:hAnsi="Times New Roman" w:cs="Times New Roman"/>
-          <w:i/>
-          <w:iCs/>
-        </w:rPr>
-        <w:t>et</w:t>
-      </w:r>
-      <w:r>
-        <w:rPr>
-          <w:rFonts w:ascii="Times New Roman" w:hAnsi="Times New Roman" w:cs="Times New Roman"/>
-          <w:i/>
-          <w:iCs/>
-        </w:rPr>
-        <w:t>_</w:t>
-      </w:r>
-      <w:proofErr w:type="gramStart"/>
-      <w:r>
-        <w:rPr>
-          <w:rFonts w:ascii="Times New Roman" w:hAnsi="Times New Roman" w:cs="Times New Roman"/>
-          <w:i/>
-          <w:iCs/>
-        </w:rPr>
-        <w:t>u</w:t>
-      </w:r>
-      <w:r>
-        <w:rPr>
-          <w:rFonts w:ascii="Times New Roman" w:hAnsi="Times New Roman" w:cs="Times New Roman"/>
-          <w:i/>
-          <w:iCs/>
-        </w:rPr>
-        <w:t>ser</w:t>
-      </w:r>
-      <w:proofErr w:type="spellEnd"/>
-      <w:r>
-        <w:rPr>
-          <w:rFonts w:ascii="Times New Roman" w:hAnsi="Times New Roman" w:cs="Times New Roman"/>
-          <w:i/>
-          <w:iCs/>
-        </w:rPr>
-        <w:t>(</w:t>
-      </w:r>
-      <w:proofErr w:type="gramEnd"/>
-      <w:r>
-        <w:rPr>
-          <w:rFonts w:ascii="Times New Roman" w:hAnsi="Times New Roman" w:cs="Times New Roman"/>
-          <w:i/>
-          <w:iCs/>
-        </w:rPr>
-        <w:t>)</w:t>
-      </w:r>
-      <w:r>
-        <w:rPr>
-          <w:rFonts w:ascii="Times New Roman" w:hAnsi="Times New Roman" w:cs="Times New Roman"/>
-        </w:rPr>
-        <w:t xml:space="preserve"> is called by the system during login to verify the identity of the staff member.</w:t>
-      </w:r>
-    </w:p>
-    <w:p>
-      <w:pPr>
-        <w:pStyle w:val="ListParagraph"/>
-        <w:numPr>
-          <w:ilvl w:val="1"/>
-          <w:numId w:val="1"/>
-        </w:numPr>
-        <w:spacing w:line="360" w:lineRule="auto"/>
-        <w:rPr>
-          <w:rFonts w:ascii="Times New Roman" w:hAnsi="Times New Roman" w:cs="Times New Roman"/>
-        </w:rPr>
-      </w:pPr>
-      <w:proofErr w:type="spellStart"/>
-      <w:r>
-        <w:rPr>
-          <w:rFonts w:ascii="Times New Roman" w:hAnsi="Times New Roman" w:cs="Times New Roman"/>
-          <w:i/>
-          <w:iCs/>
-        </w:rPr>
-        <w:t>s</w:t>
-      </w:r>
-      <w:r>
-        <w:rPr>
-          <w:rFonts w:ascii="Times New Roman" w:hAnsi="Times New Roman" w:cs="Times New Roman"/>
-          <w:i/>
-          <w:iCs/>
-        </w:rPr>
-        <w:t>et</w:t>
-      </w:r>
-      <w:r>
-        <w:rPr>
-          <w:rFonts w:ascii="Times New Roman" w:hAnsi="Times New Roman" w:cs="Times New Roman"/>
-          <w:i/>
-          <w:iCs/>
-        </w:rPr>
-        <w:t>_</w:t>
-      </w:r>
-      <w:proofErr w:type="gramStart"/>
-      <w:r>
-        <w:rPr>
-          <w:rFonts w:ascii="Times New Roman" w:hAnsi="Times New Roman" w:cs="Times New Roman"/>
-          <w:i/>
-          <w:iCs/>
-        </w:rPr>
-        <w:t>p</w:t>
-      </w:r>
-      <w:r>
-        <w:rPr>
-          <w:rFonts w:ascii="Times New Roman" w:hAnsi="Times New Roman" w:cs="Times New Roman"/>
-          <w:i/>
-          <w:iCs/>
-        </w:rPr>
-        <w:t>assword</w:t>
-      </w:r>
-      <w:proofErr w:type="spellEnd"/>
-      <w:r>
-        <w:rPr>
-          <w:rFonts w:ascii="Times New Roman" w:hAnsi="Times New Roman" w:cs="Times New Roman"/>
-          <w:i/>
-          <w:iCs/>
-        </w:rPr>
-        <w:t>(</w:t>
-      </w:r>
-      <w:proofErr w:type="gramEnd"/>
-      <w:r>
-        <w:rPr>
-          <w:rFonts w:ascii="Times New Roman" w:hAnsi="Times New Roman" w:cs="Times New Roman"/>
-          <w:i/>
-          <w:iCs/>
-        </w:rPr>
-        <w:t>)</w:t>
-      </w:r>
-      <w:r>
-        <w:rPr>
-          <w:rFonts w:ascii="Times New Roman" w:hAnsi="Times New Roman" w:cs="Times New Roman"/>
-        </w:rPr>
-        <w:t xml:space="preserve"> is called by the system when a staff member updates their password.</w:t>
-      </w:r>
-    </w:p>
-    <w:p>
-      <w:pPr>
-        <w:pStyle w:val="ListParagraph"/>
-        <w:numPr>
-          <w:ilvl w:val="1"/>
-          <w:numId w:val="1"/>
-        </w:numPr>
-        <w:spacing w:line="360" w:lineRule="auto"/>
-        <w:rPr>
-          <w:rFonts w:ascii="Times New Roman" w:hAnsi="Times New Roman" w:cs="Times New Roman"/>
-        </w:rPr>
-      </w:pPr>
-      <w:proofErr w:type="spellStart"/>
-      <w:r>
-        <w:rPr>
-          <w:rFonts w:ascii="Times New Roman" w:hAnsi="Times New Roman" w:cs="Times New Roman"/>
-          <w:i/>
-          <w:iCs/>
-        </w:rPr>
-        <w:t>p</w:t>
-      </w:r>
-      <w:r>
-        <w:rPr>
-          <w:rFonts w:ascii="Times New Roman" w:hAnsi="Times New Roman" w:cs="Times New Roman"/>
-          <w:i/>
-          <w:iCs/>
-        </w:rPr>
-        <w:t>asswor</w:t>
-      </w:r>
-      <w:r>
-        <w:rPr>
-          <w:rFonts w:ascii="Times New Roman" w:hAnsi="Times New Roman" w:cs="Times New Roman"/>
-          <w:i/>
-          <w:iCs/>
-        </w:rPr>
-        <w:t>d</w:t>
-      </w:r>
-      <w:r>
-        <w:rPr>
-          <w:rFonts w:ascii="Times New Roman" w:hAnsi="Times New Roman" w:cs="Times New Roman"/>
-          <w:i/>
-          <w:iCs/>
-        </w:rPr>
-        <w:t>_</w:t>
-      </w:r>
-      <w:proofErr w:type="gramStart"/>
-      <w:r>
-        <w:rPr>
-          <w:rFonts w:ascii="Times New Roman" w:hAnsi="Times New Roman" w:cs="Times New Roman"/>
-          <w:i/>
-          <w:iCs/>
-        </w:rPr>
-        <w:t>c</w:t>
-      </w:r>
-      <w:r>
-        <w:rPr>
-          <w:rFonts w:ascii="Times New Roman" w:hAnsi="Times New Roman" w:cs="Times New Roman"/>
-          <w:i/>
-          <w:iCs/>
-        </w:rPr>
-        <w:t>heck</w:t>
+          <w:i/>
+          <w:iCs/>
+        </w:rPr>
+        <w:t>checkPassword</w:t>
       </w:r>
       <w:proofErr w:type="spellEnd"/>
       <w:r>
@@ -3040,14 +2882,6 @@
         </w:rPr>
       </w:pPr>
       <w:proofErr w:type="spellStart"/>
-      <w:r>
-        <w:rPr>
-          <w:rFonts w:ascii="Times New Roman" w:hAnsi="Times New Roman" w:cs="Times New Roman"/>
-          <w:i/>
-          <w:iCs/>
-        </w:rPr>
-        <w:t>take_</w:t>
-      </w:r>
       <w:proofErr w:type="gramStart"/>
       <w:r>
         <w:rPr>
@@ -3055,7 +2889,23 @@
           <w:i/>
           <w:iCs/>
         </w:rPr>
-        <w:t>break</w:t>
+        <w:t>take</w:t>
+      </w:r>
+      <w:r>
+        <w:rPr>
+          <w:rFonts w:ascii="Times New Roman" w:hAnsi="Times New Roman" w:cs="Times New Roman"/>
+          <w:i/>
+          <w:iCs/>
+        </w:rPr>
+        <w:t>B</w:t>
+      </w:r>
+      <w:r>
+        <w:rPr>
+          <w:rFonts w:ascii="Times New Roman" w:hAnsi="Times New Roman" w:cs="Times New Roman"/>
+          <w:i/>
+          <w:iCs/>
+        </w:rPr>
+        <w:t>reak</w:t>
       </w:r>
       <w:proofErr w:type="spellEnd"/>
       <w:r>

--- a/Program/SSReqs/arch/All Classes for SS Requirements.docx
+++ b/Program/SSReqs/arch/All Classes for SS Requirements.docx
@@ -1200,6 +1200,8 @@
         </w:rPr>
         <w:t xml:space="preserve">Has a </w:t>
       </w:r>
+      <w:proofErr w:type="spellStart"/>
+      <w:proofErr w:type="gramStart"/>
       <w:r>
         <w:rPr>
           <w:rFonts w:ascii="Times New Roman" w:hAnsi="Times New Roman" w:cs="Times New Roman"/>
@@ -1224,13 +1226,23 @@
         </w:rPr>
         <w:t>d</w:t>
       </w:r>
-      <w:r>
-        <w:rPr>
-          <w:rFonts w:ascii="Times New Roman" w:hAnsi="Times New Roman" w:cs="Times New Roman"/>
-          <w:i/>
-          <w:iCs/>
-        </w:rPr>
-        <w:t>()</w:t>
+      <w:proofErr w:type="spellEnd"/>
+      <w:r>
+        <w:rPr>
+          <w:rFonts w:ascii="Times New Roman" w:hAnsi="Times New Roman" w:cs="Times New Roman"/>
+          <w:i/>
+          <w:iCs/>
+        </w:rPr>
+        <w:t>(</w:t>
+      </w:r>
+      <w:proofErr w:type="gramEnd"/>
+      <w:r>
+        <w:rPr>
+          <w:rFonts w:ascii="Times New Roman" w:hAnsi="Times New Roman" w:cs="Times New Roman"/>
+          <w:i/>
+          <w:iCs/>
+        </w:rPr>
+        <w:t>)</w:t>
       </w:r>
       <w:r>
         <w:rPr>
@@ -3532,6 +3544,164 @@
         <w:t>ShiftRecord</w:t>
       </w:r>
       <w:proofErr w:type="spellEnd"/>
+    </w:p>
+    <w:p>
+      <w:pPr>
+        <w:spacing w:line="360" w:lineRule="auto"/>
+        <w:rPr>
+          <w:rFonts w:ascii="Times New Roman" w:hAnsi="Times New Roman" w:cs="Times New Roman"/>
+        </w:rPr>
+      </w:pPr>
+    </w:p>
+    <w:p>
+      <w:pPr>
+        <w:spacing w:line="360" w:lineRule="auto"/>
+        <w:rPr>
+          <w:rFonts w:ascii="Times New Roman" w:hAnsi="Times New Roman" w:cs="Times New Roman"/>
+        </w:rPr>
+      </w:pPr>
+    </w:p>
+    <w:p>
+      <w:pPr>
+        <w:spacing w:line="360" w:lineRule="auto"/>
+        <w:rPr>
+          <w:rFonts w:ascii="Times New Roman" w:hAnsi="Times New Roman" w:cs="Times New Roman"/>
+        </w:rPr>
+      </w:pPr>
+    </w:p>
+    <w:p>
+      <w:pPr>
+        <w:spacing w:line="360" w:lineRule="auto"/>
+        <w:rPr>
+          <w:rFonts w:ascii="Times New Roman" w:hAnsi="Times New Roman" w:cs="Times New Roman"/>
+        </w:rPr>
+      </w:pPr>
+    </w:p>
+    <w:p>
+      <w:pPr>
+        <w:spacing w:line="360" w:lineRule="auto"/>
+        <w:rPr>
+          <w:rFonts w:ascii="Times New Roman" w:hAnsi="Times New Roman" w:cs="Times New Roman"/>
+        </w:rPr>
+      </w:pPr>
+    </w:p>
+    <w:p>
+      <w:pPr>
+        <w:spacing w:line="360" w:lineRule="auto"/>
+        <w:rPr>
+          <w:rFonts w:ascii="Times New Roman" w:hAnsi="Times New Roman" w:cs="Times New Roman"/>
+        </w:rPr>
+      </w:pPr>
+    </w:p>
+    <w:p>
+      <w:pPr>
+        <w:spacing w:line="360" w:lineRule="auto"/>
+        <w:rPr>
+          <w:rFonts w:ascii="Times New Roman" w:hAnsi="Times New Roman" w:cs="Times New Roman"/>
+          <w:b/>
+          <w:bCs/>
+        </w:rPr>
+      </w:pPr>
+      <w:r>
+        <w:rPr>
+          <w:rFonts w:ascii="Times New Roman" w:hAnsi="Times New Roman" w:cs="Times New Roman"/>
+          <w:b/>
+          <w:bCs/>
+        </w:rPr>
+        <w:lastRenderedPageBreak/>
+        <w:t>Staff Profile Management Process(es) Explained</w:t>
+      </w:r>
+    </w:p>
+    <w:p>
+      <w:pPr>
+        <w:spacing w:line="360" w:lineRule="auto"/>
+        <w:rPr>
+          <w:rFonts w:ascii="Times New Roman" w:hAnsi="Times New Roman" w:cs="Times New Roman"/>
+        </w:rPr>
+      </w:pPr>
+      <w:r>
+        <w:rPr>
+          <w:rFonts w:ascii="Times New Roman" w:hAnsi="Times New Roman" w:cs="Times New Roman"/>
+          <w:b/>
+          <w:bCs/>
+        </w:rPr>
+        <w:t>Sign Up Process Explained</w:t>
+      </w:r>
+    </w:p>
+    <w:p>
+      <w:pPr>
+        <w:pStyle w:val="ListParagraph"/>
+        <w:numPr>
+          <w:ilvl w:val="0"/>
+          <w:numId w:val="3"/>
+        </w:numPr>
+        <w:spacing w:line="360" w:lineRule="auto"/>
+        <w:rPr>
+          <w:rFonts w:ascii="Times New Roman" w:hAnsi="Times New Roman" w:cs="Times New Roman"/>
+        </w:rPr>
+      </w:pPr>
+      <w:r>
+        <w:rPr>
+          <w:rFonts w:ascii="Times New Roman" w:hAnsi="Times New Roman" w:cs="Times New Roman"/>
+        </w:rPr>
+        <w:t>User clicks the “Sign Up” option on the entry screen of the system.</w:t>
+      </w:r>
+    </w:p>
+    <w:p>
+      <w:pPr>
+        <w:pStyle w:val="ListParagraph"/>
+        <w:numPr>
+          <w:ilvl w:val="0"/>
+          <w:numId w:val="3"/>
+        </w:numPr>
+        <w:spacing w:line="360" w:lineRule="auto"/>
+        <w:rPr>
+          <w:rFonts w:ascii="Times New Roman" w:hAnsi="Times New Roman" w:cs="Times New Roman"/>
+        </w:rPr>
+      </w:pPr>
+      <w:r>
+        <w:rPr>
+          <w:rFonts w:ascii="Times New Roman" w:hAnsi="Times New Roman" w:cs="Times New Roman"/>
+        </w:rPr>
+        <w:t>User inputs their first name, last name, and assigned username.</w:t>
+      </w:r>
+    </w:p>
+    <w:p>
+      <w:pPr>
+        <w:pStyle w:val="ListParagraph"/>
+        <w:numPr>
+          <w:ilvl w:val="1"/>
+          <w:numId w:val="3"/>
+        </w:numPr>
+        <w:spacing w:line="360" w:lineRule="auto"/>
+        <w:rPr>
+          <w:rFonts w:ascii="Times New Roman" w:hAnsi="Times New Roman" w:cs="Times New Roman"/>
+        </w:rPr>
+      </w:pPr>
+      <w:r>
+        <w:rPr>
+          <w:rFonts w:ascii="Times New Roman" w:hAnsi="Times New Roman" w:cs="Times New Roman"/>
+        </w:rPr>
+        <w:t xml:space="preserve">System </w:t>
+      </w:r>
+    </w:p>
+    <w:p>
+      <w:pPr>
+        <w:spacing w:line="360" w:lineRule="auto"/>
+        <w:rPr>
+          <w:rFonts w:ascii="Times New Roman" w:hAnsi="Times New Roman" w:cs="Times New Roman"/>
+          <w:b/>
+          <w:bCs/>
+        </w:rPr>
+      </w:pPr>
+      <w:r>
+        <w:rPr>
+          <w:rFonts w:ascii="Times New Roman" w:hAnsi="Times New Roman" w:cs="Times New Roman"/>
+          <w:b/>
+          <w:bCs/>
+        </w:rPr>
+        <w:t>Login Process Explained</w:t>
+      </w:r>
     </w:p>
     <w:sectPr>
       <w:pgSz w:w="12240" w:h="15840"/>
@@ -3546,6 +3716,95 @@
 <file path=word/numbering.xml><?xml version="1.0" encoding="utf-8"?>
 <w:numbering xmlns:wpc="http://schemas.microsoft.com/office/word/2010/wordprocessingCanvas" xmlns:cx="http://schemas.microsoft.com/office/drawing/2014/chartex" xmlns:cx1="http://schemas.microsoft.com/office/drawing/2015/9/8/chartex" xmlns:cx2="http://schemas.microsoft.com/office/drawing/2015/10/21/chartex" xmlns:cx3="http://schemas.microsoft.com/office/drawing/2016/5/9/chartex" xmlns:cx4="http://schemas.microsoft.com/office/drawing/2016/5/10/chartex" xmlns:cx5="http://schemas.microsoft.com/office/drawing/2016/5/11/chartex" xmlns:cx6="http://schemas.microsoft.com/office/drawing/2016/5/12/chartex" xmlns:cx7="http://schemas.microsoft.com/office/drawing/2016/5/13/chartex" xmlns:cx8="http://schemas.microsoft.com/office/drawing/2016/5/14/chartex" xmlns:mc="http://schemas.openxmlformats.org/markup-compatibility/2006" xmlns:aink="http://schemas.microsoft.com/office/drawing/2016/ink" xmlns:am3d="http://schemas.microsoft.com/office/drawing/2017/model3d" xmlns:o="urn:schemas-microsoft-com:office:office" xmlns:oel="http://schemas.microsoft.com/office/2019/extlst" xmlns:r="http://schemas.openxmlformats.org/officeDocument/2006/relationships" xmlns:m="http://schemas.openxmlformats.org/officeDocument/2006/math" xmlns:v="urn:schemas-microsoft-com:vml" xmlns:wp14="http://schemas.microsoft.com/office/word/2010/wordprocessingDrawing" xmlns:wp="http://schemas.openxmlformats.org/drawingml/2006/wordprocessingDrawing" xmlns:w10="urn:schemas-microsoft-com:office:word" xmlns:w="http://schemas.openxmlformats.org/wordprocessingml/2006/main" xmlns:w14="http://schemas.microsoft.com/office/word/2010/wordml" xmlns:w15="http://schemas.microsoft.com/office/word/2012/wordml" xmlns:w16cex="http://schemas.microsoft.com/office/word/2018/wordml/cex" xmlns:w16cid="http://schemas.microsoft.com/office/word/2016/wordml/cid" xmlns:w16="http://schemas.microsoft.com/office/word/2018/wordml" xmlns:w16du="http://schemas.microsoft.com/office/word/2023/wordml/word16du" xmlns:w16sdtdh="http://schemas.microsoft.com/office/word/2020/wordml/sdtdatahash" xmlns:w16sdtfl="http://schemas.microsoft.com/office/word/2024/wordml/sdtformatlock" xmlns:w16se="http://schemas.microsoft.com/office/word/2015/wordml/symex" xmlns:wpg="http://schemas.microsoft.com/office/word/2010/wordprocessingGroup" xmlns:wpi="http://schemas.microsoft.com/office/word/2010/wordprocessingInk" xmlns:wne="http://schemas.microsoft.com/office/word/2006/wordml" xmlns:wps="http://schemas.microsoft.com/office/word/2010/wordprocessingShape" mc:Ignorable="w14 w15 w16se w16cid w16 w16cex w16sdtdh w16sdtfl w16du wp14">
   <w:abstractNum w:abstractNumId="0" w15:restartNumberingAfterBreak="0">
+    <w:nsid w:val="0E7F53D8"/>
+    <w:multiLevelType w:val="hybridMultilevel"/>
+    <w:tmpl w:val="6B54F62C"/>
+    <w:lvl w:ilvl="0" w:tplc="0409000F">
+      <w:start w:val="1"/>
+      <w:numFmt w:val="decimal"/>
+      <w:lvlText w:val="%1."/>
+      <w:lvlJc w:val="left"/>
+      <w:pPr>
+        <w:ind w:left="720" w:hanging="360"/>
+      </w:pPr>
+      <w:rPr>
+        <w:rFonts w:hint="default"/>
+      </w:rPr>
+    </w:lvl>
+    <w:lvl w:ilvl="1" w:tplc="04090019">
+      <w:start w:val="1"/>
+      <w:numFmt w:val="lowerLetter"/>
+      <w:lvlText w:val="%2."/>
+      <w:lvlJc w:val="left"/>
+      <w:pPr>
+        <w:ind w:left="1440" w:hanging="360"/>
+      </w:pPr>
+    </w:lvl>
+    <w:lvl w:ilvl="2" w:tplc="0409001B" w:tentative="1">
+      <w:start w:val="1"/>
+      <w:numFmt w:val="lowerRoman"/>
+      <w:lvlText w:val="%3."/>
+      <w:lvlJc w:val="right"/>
+      <w:pPr>
+        <w:ind w:left="2160" w:hanging="180"/>
+      </w:pPr>
+    </w:lvl>
+    <w:lvl w:ilvl="3" w:tplc="0409000F" w:tentative="1">
+      <w:start w:val="1"/>
+      <w:numFmt w:val="decimal"/>
+      <w:lvlText w:val="%4."/>
+      <w:lvlJc w:val="left"/>
+      <w:pPr>
+        <w:ind w:left="2880" w:hanging="360"/>
+      </w:pPr>
+    </w:lvl>
+    <w:lvl w:ilvl="4" w:tplc="04090019" w:tentative="1">
+      <w:start w:val="1"/>
+      <w:numFmt w:val="lowerLetter"/>
+      <w:lvlText w:val="%5."/>
+      <w:lvlJc w:val="left"/>
+      <w:pPr>
+        <w:ind w:left="3600" w:hanging="360"/>
+      </w:pPr>
+    </w:lvl>
+    <w:lvl w:ilvl="5" w:tplc="0409001B" w:tentative="1">
+      <w:start w:val="1"/>
+      <w:numFmt w:val="lowerRoman"/>
+      <w:lvlText w:val="%6."/>
+      <w:lvlJc w:val="right"/>
+      <w:pPr>
+        <w:ind w:left="4320" w:hanging="180"/>
+      </w:pPr>
+    </w:lvl>
+    <w:lvl w:ilvl="6" w:tplc="0409000F" w:tentative="1">
+      <w:start w:val="1"/>
+      <w:numFmt w:val="decimal"/>
+      <w:lvlText w:val="%7."/>
+      <w:lvlJc w:val="left"/>
+      <w:pPr>
+        <w:ind w:left="5040" w:hanging="360"/>
+      </w:pPr>
+    </w:lvl>
+    <w:lvl w:ilvl="7" w:tplc="04090019" w:tentative="1">
+      <w:start w:val="1"/>
+      <w:numFmt w:val="lowerLetter"/>
+      <w:lvlText w:val="%8."/>
+      <w:lvlJc w:val="left"/>
+      <w:pPr>
+        <w:ind w:left="5760" w:hanging="360"/>
+      </w:pPr>
+    </w:lvl>
+    <w:lvl w:ilvl="8" w:tplc="0409001B" w:tentative="1">
+      <w:start w:val="1"/>
+      <w:numFmt w:val="lowerRoman"/>
+      <w:lvlText w:val="%9."/>
+      <w:lvlJc w:val="right"/>
+      <w:pPr>
+        <w:ind w:left="6480" w:hanging="180"/>
+      </w:pPr>
+    </w:lvl>
+  </w:abstractNum>
+  <w:abstractNum w:abstractNumId="1" w15:restartNumberingAfterBreak="0">
     <w:nsid w:val="51A2736F"/>
     <w:multiLevelType w:val="hybridMultilevel"/>
     <w:tmpl w:val="E2D24A42"/>
@@ -3657,7 +3916,7 @@
       </w:rPr>
     </w:lvl>
   </w:abstractNum>
-  <w:abstractNum w:abstractNumId="1" w15:restartNumberingAfterBreak="0">
+  <w:abstractNum w:abstractNumId="2" w15:restartNumberingAfterBreak="0">
     <w:nsid w:val="64640C16"/>
     <w:multiLevelType w:val="hybridMultilevel"/>
     <w:tmpl w:val="A1BE8AA0"/>
@@ -3771,10 +4030,13 @@
     </w:lvl>
   </w:abstractNum>
   <w:num w:numId="1" w16cid:durableId="387649283">
-    <w:abstractNumId w:val="0"/>
+    <w:abstractNumId w:val="1"/>
   </w:num>
   <w:num w:numId="2" w16cid:durableId="719132341">
-    <w:abstractNumId w:val="1"/>
+    <w:abstractNumId w:val="2"/>
+  </w:num>
+  <w:num w:numId="3" w16cid:durableId="405614035">
+    <w:abstractNumId w:val="0"/>
   </w:num>
 </w:numbering>
 </file>

--- a/Program/SSReqs/arch/All Classes for SS Requirements.docx
+++ b/Program/SSReqs/arch/All Classes for SS Requirements.docx
@@ -613,7 +613,19 @@
         <w:rPr>
           <w:rFonts w:ascii="Times New Roman" w:hAnsi="Times New Roman" w:cs="Times New Roman"/>
         </w:rPr>
-        <w:t xml:space="preserve">, str), </w:t>
+        <w:t xml:space="preserve">, </w:t>
+      </w:r>
+      <w:r>
+        <w:rPr>
+          <w:rFonts w:ascii="Times New Roman" w:hAnsi="Times New Roman" w:cs="Times New Roman"/>
+        </w:rPr>
+        <w:t>Table</w:t>
+      </w:r>
+      <w:r>
+        <w:rPr>
+          <w:rFonts w:ascii="Times New Roman" w:hAnsi="Times New Roman" w:cs="Times New Roman"/>
+        </w:rPr>
+        <w:t xml:space="preserve">), </w:t>
       </w:r>
       <w:proofErr w:type="spellStart"/>
       <w:r>
